--- a/doc_templates/111.docx
+++ b/doc_templates/111.docx
@@ -1,12 +1,12 @@
 
 <file path=word/document.xml><?xml version="1.0" encoding="utf-8"?>
-<w:document xmlns:wpc="http://schemas.microsoft.com/office/word/2010/wordprocessingCanvas" xmlns:cx="http://schemas.microsoft.com/office/drawing/2014/chartex" xmlns:cx1="http://schemas.microsoft.com/office/drawing/2015/9/8/chartex" xmlns:cx2="http://schemas.microsoft.com/office/drawing/2015/10/21/chartex" xmlns:cx3="http://schemas.microsoft.com/office/drawing/2016/5/9/chartex" xmlns:cx4="http://schemas.microsoft.com/office/drawing/2016/5/10/chartex" xmlns:cx5="http://schemas.microsoft.com/office/drawing/2016/5/11/chartex" xmlns:cx6="http://schemas.microsoft.com/office/drawing/2016/5/12/chartex" xmlns:cx7="http://schemas.microsoft.com/office/drawing/2016/5/13/chartex" xmlns:cx8="http://schemas.microsoft.com/office/drawing/2016/5/14/chartex" xmlns:mc="http://schemas.openxmlformats.org/markup-compatibility/2006" xmlns:aink="http://schemas.microsoft.com/office/drawing/2016/ink" xmlns:am3d="http://schemas.microsoft.com/office/drawing/2017/model3d" xmlns:o="urn:schemas-microsoft-com:office:office" xmlns:r="http://schemas.openxmlformats.org/officeDocument/2006/relationships" xmlns:m="http://schemas.openxmlformats.org/officeDocument/2006/math" xmlns:v="urn:schemas-microsoft-com:vml" xmlns:wp14="http://schemas.microsoft.com/office/word/2010/wordprocessingDrawing" xmlns:wp="http://schemas.openxmlformats.org/drawingml/2006/wordprocessingDrawing" xmlns:w10="urn:schemas-microsoft-com:office:word" xmlns:w="http://schemas.openxmlformats.org/wordprocessingml/2006/main" xmlns:w14="http://schemas.microsoft.com/office/word/2010/wordml" xmlns:w15="http://schemas.microsoft.com/office/word/2012/wordml" xmlns:w16cid="http://schemas.microsoft.com/office/word/2016/wordml/cid" xmlns:w16se="http://schemas.microsoft.com/office/word/2015/wordml/symex" xmlns:wpg="http://schemas.microsoft.com/office/word/2010/wordprocessingGroup" xmlns:wpi="http://schemas.microsoft.com/office/word/2010/wordprocessingInk" xmlns:wne="http://schemas.microsoft.com/office/word/2006/wordml" xmlns:wps="http://schemas.microsoft.com/office/word/2010/wordprocessingShape" mc:Ignorable="w14 w15 w16se w16cid wp14">
+<w:document xmlns:wpc="http://schemas.microsoft.com/office/word/2010/wordprocessingCanvas" xmlns:cx="http://schemas.microsoft.com/office/drawing/2014/chartex" xmlns:cx1="http://schemas.microsoft.com/office/drawing/2015/9/8/chartex" xmlns:cx2="http://schemas.microsoft.com/office/drawing/2015/10/21/chartex" xmlns:cx3="http://schemas.microsoft.com/office/drawing/2016/5/9/chartex" xmlns:cx4="http://schemas.microsoft.com/office/drawing/2016/5/10/chartex" xmlns:cx5="http://schemas.microsoft.com/office/drawing/2016/5/11/chartex" xmlns:cx6="http://schemas.microsoft.com/office/drawing/2016/5/12/chartex" xmlns:cx7="http://schemas.microsoft.com/office/drawing/2016/5/13/chartex" xmlns:cx8="http://schemas.microsoft.com/office/drawing/2016/5/14/chartex" xmlns:mc="http://schemas.openxmlformats.org/markup-compatibility/2006" xmlns:aink="http://schemas.microsoft.com/office/drawing/2016/ink" xmlns:am3d="http://schemas.microsoft.com/office/drawing/2017/model3d" xmlns:o="urn:schemas-microsoft-com:office:office" xmlns:oel="http://schemas.microsoft.com/office/2019/extlst" xmlns:r="http://schemas.openxmlformats.org/officeDocument/2006/relationships" xmlns:m="http://schemas.openxmlformats.org/officeDocument/2006/math" xmlns:v="urn:schemas-microsoft-com:vml" xmlns:wp14="http://schemas.microsoft.com/office/word/2010/wordprocessingDrawing" xmlns:wp="http://schemas.openxmlformats.org/drawingml/2006/wordprocessingDrawing" xmlns:w10="urn:schemas-microsoft-com:office:word" xmlns:w="http://schemas.openxmlformats.org/wordprocessingml/2006/main" xmlns:w14="http://schemas.microsoft.com/office/word/2010/wordml" xmlns:w15="http://schemas.microsoft.com/office/word/2012/wordml" xmlns:w16cex="http://schemas.microsoft.com/office/word/2018/wordml/cex" xmlns:w16cid="http://schemas.microsoft.com/office/word/2016/wordml/cid" xmlns:w16="http://schemas.microsoft.com/office/word/2018/wordml" xmlns:w16du="http://schemas.microsoft.com/office/word/2023/wordml/word16du" xmlns:w16sdtdh="http://schemas.microsoft.com/office/word/2020/wordml/sdtdatahash" xmlns:w16sdtfl="http://schemas.microsoft.com/office/word/2024/wordml/sdtformatlock" xmlns:w16se="http://schemas.microsoft.com/office/word/2015/wordml/symex" xmlns:wpg="http://schemas.microsoft.com/office/word/2010/wordprocessingGroup" xmlns:wpi="http://schemas.microsoft.com/office/word/2010/wordprocessingInk" xmlns:wne="http://schemas.microsoft.com/office/word/2006/wordml" xmlns:wps="http://schemas.microsoft.com/office/word/2010/wordprocessingShape" mc:Ignorable="w14 w15 w16se w16cid w16 w16cex w16sdtdh w16sdtfl w16du wp14">
   <w:body>
     <w:p>
       <w:pPr>
         <w:jc w:val="center"/>
         <w:rPr>
-          <w:rFonts w:cs="B Titr"/>
+          <w:rFonts w:ascii="B Nazanin" w:hAnsi="B Nazanin" w:cs="B Nazanin"/>
           <w:sz w:val="4"/>
           <w:szCs w:val="4"/>
           <w:rtl/>
@@ -18,7 +18,7 @@
       <w:pPr>
         <w:jc w:val="center"/>
         <w:rPr>
-          <w:rFonts w:cs="B Titr"/>
+          <w:rFonts w:ascii="B Nazanin" w:hAnsi="B Nazanin" w:cs="B Nazanin"/>
           <w:sz w:val="18"/>
           <w:szCs w:val="18"/>
           <w:rtl/>
@@ -29,7 +29,7 @@
       <w:pPr>
         <w:jc w:val="center"/>
         <w:rPr>
-          <w:rFonts w:cs="B Titr"/>
+          <w:rFonts w:ascii="B Nazanin" w:hAnsi="B Nazanin" w:cs="B Nazanin"/>
           <w:sz w:val="18"/>
           <w:szCs w:val="18"/>
           <w:rtl/>
@@ -37,7 +37,7 @@
       </w:pPr>
       <w:r>
         <w:rPr>
-          <w:rFonts w:cs="B Titr"/>
+          <w:rFonts w:ascii="B Nazanin" w:hAnsi="B Nazanin" w:cs="B Nazanin"/>
           <w:sz w:val="18"/>
           <w:szCs w:val="18"/>
           <w:rtl/>
@@ -86,6 +86,7 @@
       </w:r>
       <w:r>
         <w:rPr>
+          <w:rFonts w:ascii="B Nazanin" w:hAnsi="B Nazanin" w:cs="B Nazanin"/>
           <w:rtl/>
         </w:rPr>
         <w:pict w14:anchorId="73B50759">
@@ -115,7 +116,7 @@
       </w:r>
       <w:r>
         <w:rPr>
-          <w:rFonts w:cs="B Titr" w:hint="cs"/>
+          <w:rFonts w:ascii="B Nazanin" w:hAnsi="B Nazanin" w:cs="B Nazanin" w:hint="cs"/>
           <w:sz w:val="18"/>
           <w:szCs w:val="18"/>
           <w:rtl/>
@@ -127,7 +128,7 @@
       <w:pPr>
         <w:jc w:val="center"/>
         <w:rPr>
-          <w:rFonts w:cs="B Titr"/>
+          <w:rFonts w:ascii="B Nazanin" w:hAnsi="B Nazanin" w:cs="B Nazanin"/>
           <w:rtl/>
           <w:lang w:bidi="fa-IR"/>
         </w:rPr>
@@ -136,14 +137,14 @@
     <w:p>
       <w:pPr>
         <w:rPr>
-          <w:rFonts w:cs="B Titr"/>
+          <w:rFonts w:ascii="B Nazanin" w:hAnsi="B Nazanin" w:cs="B Nazanin"/>
           <w:rtl/>
           <w:lang w:bidi="fa-IR"/>
         </w:rPr>
       </w:pPr>
       <w:r>
         <w:rPr>
-          <w:rFonts w:cs="B Titr"/>
+          <w:rFonts w:ascii="B Nazanin" w:hAnsi="B Nazanin" w:cs="B Nazanin"/>
           <w:rtl/>
           <w:lang w:eastAsia="zh-TW" w:bidi="fa-IR"/>
         </w:rPr>
@@ -195,14 +196,14 @@
       <w:pPr>
         <w:jc w:val="center"/>
         <w:rPr>
-          <w:rFonts w:cs="B Titr"/>
+          <w:rFonts w:ascii="B Nazanin" w:hAnsi="B Nazanin" w:cs="B Nazanin"/>
           <w:rtl/>
           <w:lang w:bidi="fa-IR"/>
         </w:rPr>
       </w:pPr>
       <w:r>
         <w:rPr>
-          <w:rFonts w:cs="B Titr" w:hint="cs"/>
+          <w:rFonts w:ascii="B Nazanin" w:hAnsi="B Nazanin" w:cs="B Nazanin" w:hint="cs"/>
           <w:sz w:val="16"/>
           <w:szCs w:val="16"/>
           <w:rtl/>
@@ -211,7 +212,7 @@
       </w:r>
       <w:r>
         <w:rPr>
-          <w:rFonts w:cs="B Titr" w:hint="cs"/>
+          <w:rFonts w:ascii="B Nazanin" w:hAnsi="B Nazanin" w:cs="B Nazanin" w:hint="cs"/>
           <w:rtl/>
           <w:lang w:bidi="fa-IR"/>
         </w:rPr>
@@ -222,7 +223,7 @@
       <w:pPr>
         <w:jc w:val="center"/>
         <w:rPr>
-          <w:rFonts w:cs="B Titr"/>
+          <w:rFonts w:ascii="B Nazanin" w:hAnsi="B Nazanin" w:cs="B Nazanin"/>
           <w:u w:val="single"/>
           <w:rtl/>
           <w:lang w:bidi="fa-IR"/>
@@ -230,26 +231,34 @@
       </w:pPr>
       <w:r>
         <w:rPr>
-          <w:rFonts w:cs="B Titr" w:hint="cs"/>
+          <w:rFonts w:ascii="B Nazanin" w:hAnsi="B Nazanin" w:cs="B Nazanin" w:hint="cs"/>
           <w:rtl/>
           <w:lang w:bidi="fa-IR"/>
         </w:rPr>
-        <w:t>شماره سريال برگ :</w:t>
+        <w:t>شماره سريال برگ : (</w:t>
       </w:r>
       <w:r>
         <w:rPr>
-          <w:rFonts w:cs="B Titr" w:hint="cs"/>
+          <w:rFonts w:ascii="B Nazanin" w:hAnsi="B Nazanin" w:cs="B Nazanin" w:hint="cs"/>
           <w:rtl/>
           <w:lang w:bidi="fa-IR"/>
         </w:rPr>
-        <w:t xml:space="preserve"> (111)</w:t>
+        <w:t>۱۱۱</w:t>
+      </w:r>
+      <w:r>
+        <w:rPr>
+          <w:rFonts w:ascii="B Nazanin" w:hAnsi="B Nazanin" w:cs="B Nazanin" w:hint="cs"/>
+          <w:rtl/>
+          <w:lang w:bidi="fa-IR"/>
+        </w:rPr>
+        <w:t>)</w:t>
       </w:r>
     </w:p>
     <w:p>
       <w:pPr>
         <w:jc w:val="both"/>
         <w:rPr>
-          <w:rFonts w:cs="B Titr"/>
+          <w:rFonts w:ascii="B Nazanin" w:hAnsi="B Nazanin" w:cs="B Nazanin"/>
           <w:sz w:val="6"/>
           <w:szCs w:val="6"/>
           <w:rtl/>
@@ -269,7 +278,7 @@
         <w:gridCol w:w="2338"/>
         <w:gridCol w:w="979"/>
         <w:gridCol w:w="1431"/>
-        <w:gridCol w:w="2028"/>
+        <w:gridCol w:w="2051"/>
       </w:tblGrid>
       <w:tr>
         <w:trPr>
@@ -288,16 +297,18 @@
           <w:p>
             <w:pPr>
               <w:rPr>
-                <w:rFonts w:cs="B Nazanin"/>
+                <w:rFonts w:ascii="B Nazanin" w:hAnsi="B Nazanin" w:cs="B Nazanin"/>
+                <w:sz w:val="16"/>
+                <w:szCs w:val="16"/>
                 <w:rtl/>
                 <w:lang w:bidi="fa-IR"/>
               </w:rPr>
             </w:pPr>
             <w:r>
               <w:rPr>
-                <w:rFonts w:cs="B Nazanin" w:hint="cs"/>
-                <w:sz w:val="18"/>
-                <w:szCs w:val="18"/>
+                <w:rFonts w:ascii="B Nazanin" w:hAnsi="B Nazanin" w:cs="B Nazanin" w:hint="cs"/>
+                <w:sz w:val="16"/>
+                <w:szCs w:val="16"/>
                 <w:rtl/>
                 <w:lang w:bidi="fa-IR"/>
               </w:rPr>
@@ -305,32 +316,49 @@
             </w:r>
             <w:r>
               <w:rPr>
-                <w:rFonts w:cs="B Nazanin"/>
-                <w:sz w:val="22"/>
-                <w:szCs w:val="22"/>
+                <w:rFonts w:ascii="B Nazanin" w:hAnsi="B Nazanin" w:cs="B Nazanin"/>
+                <w:sz w:val="16"/>
+                <w:szCs w:val="16"/>
                 <w:lang w:bidi="fa-IR"/>
               </w:rPr>
               <w:t>:</w:t>
             </w:r>
             <w:r>
               <w:rPr>
-                <w:rFonts w:cs="B Nazanin" w:hint="cs"/>
-                <w:sz w:val="22"/>
-                <w:szCs w:val="22"/>
-                <w:rtl/>
-                <w:lang w:bidi="fa-IR"/>
-              </w:rPr>
-              <w:t xml:space="preserve"> </w:t>
-            </w:r>
-            <w:r>
-              <w:rPr>
-                <w:rFonts w:cs="B Nazanin" w:hint="cs"/>
-                <w:sz w:val="22"/>
-                <w:szCs w:val="22"/>
-                <w:rtl/>
-                <w:lang w:bidi="fa-IR"/>
-              </w:rPr>
-              <w:t>1451544154</w:t>
+                <w:rFonts w:ascii="B Nazanin" w:hAnsi="B Nazanin" w:cs="B Nazanin" w:hint="cs"/>
+                <w:sz w:val="16"/>
+                <w:szCs w:val="16"/>
+                <w:rtl/>
+                <w:lang w:bidi="fa-IR"/>
+              </w:rPr>
+              <w:t xml:space="preserve"> </w:t>
+            </w:r>
+            <w:r>
+              <w:rPr>
+                <w:rFonts w:ascii="B Nazanin" w:hAnsi="B Nazanin" w:cs="B Nazanin"/>
+                <w:sz w:val="16"/>
+                <w:szCs w:val="16"/>
+                <w:lang w:bidi="fa-IR"/>
+              </w:rPr>
+              <w:t>{{soldier.national_code</w:t>
+            </w:r>
+            <w:r>
+              <w:rPr>
+                <w:rFonts w:ascii="Calibri" w:hAnsi="Calibri" w:cs="Calibri"/>
+                <w:sz w:val="16"/>
+                <w:szCs w:val="16"/>
+                <w:lang w:bidi="fa-IR"/>
+              </w:rPr>
+              <w:t>|fa_num</w:t>
+            </w:r>
+            <w:r>
+              <w:rPr>
+                <w:rFonts w:ascii="B Nazanin" w:hAnsi="B Nazanin" w:cs="B Nazanin"/>
+                <w:sz w:val="16"/>
+                <w:szCs w:val="16"/>
+                <w:lang w:bidi="fa-IR"/>
+              </w:rPr>
+              <w:t>}}</w:t>
             </w:r>
           </w:p>
         </w:tc>
@@ -346,15 +374,17 @@
           <w:p>
             <w:pPr>
               <w:rPr>
-                <w:rFonts w:cs="B Nazanin"/>
+                <w:rFonts w:ascii="B Nazanin" w:hAnsi="B Nazanin" w:cs="B Nazanin"/>
+                <w:sz w:val="16"/>
+                <w:szCs w:val="16"/>
                 <w:rtl/>
               </w:rPr>
             </w:pPr>
             <w:r>
               <w:rPr>
-                <w:rFonts w:cs="B Nazanin" w:hint="cs"/>
-                <w:sz w:val="18"/>
-                <w:szCs w:val="18"/>
+                <w:rFonts w:ascii="B Nazanin" w:hAnsi="B Nazanin" w:cs="B Nazanin" w:hint="cs"/>
+                <w:sz w:val="16"/>
+                <w:szCs w:val="16"/>
                 <w:rtl/>
                 <w:lang w:bidi="fa-IR"/>
               </w:rPr>
@@ -362,9 +392,9 @@
             </w:r>
             <w:r>
               <w:rPr>
-                <w:rFonts w:cs="B Nazanin" w:hint="cs"/>
-                <w:sz w:val="18"/>
-                <w:szCs w:val="18"/>
+                <w:rFonts w:ascii="B Nazanin" w:hAnsi="B Nazanin" w:cs="B Nazanin" w:hint="cs"/>
+                <w:sz w:val="16"/>
+                <w:szCs w:val="16"/>
                 <w:rtl/>
                 <w:lang w:bidi="fa-IR"/>
               </w:rPr>
@@ -372,9 +402,9 @@
             </w:r>
             <w:r>
               <w:rPr>
-                <w:rFonts w:cs="B Nazanin" w:hint="cs"/>
-                <w:sz w:val="18"/>
-                <w:szCs w:val="18"/>
+                <w:rFonts w:ascii="B Nazanin" w:hAnsi="B Nazanin" w:cs="B Nazanin" w:hint="cs"/>
+                <w:sz w:val="16"/>
+                <w:szCs w:val="16"/>
                 <w:rtl/>
                 <w:lang w:bidi="fa-IR"/>
               </w:rPr>
@@ -382,9 +412,9 @@
             </w:r>
             <w:r>
               <w:rPr>
-                <w:rFonts w:cs="B Nazanin" w:hint="cs"/>
-                <w:sz w:val="18"/>
-                <w:szCs w:val="18"/>
+                <w:rFonts w:ascii="B Nazanin" w:hAnsi="B Nazanin" w:cs="B Nazanin" w:hint="cs"/>
+                <w:sz w:val="16"/>
+                <w:szCs w:val="16"/>
                 <w:rtl/>
                 <w:lang w:bidi="fa-IR"/>
               </w:rPr>
@@ -392,43 +422,39 @@
             </w:r>
             <w:r>
               <w:rPr>
-                <w:rFonts w:cs="B Nazanin" w:hint="cs"/>
-                <w:sz w:val="18"/>
-                <w:szCs w:val="18"/>
-                <w:rtl/>
-                <w:lang w:bidi="fa-IR"/>
-              </w:rPr>
-              <w:t xml:space="preserve">  </w:t>
-            </w:r>
-            <w:r>
-              <w:rPr>
-                <w:rFonts w:cs="B Nazanin" w:hint="cs"/>
-                <w:sz w:val="18"/>
-                <w:szCs w:val="18"/>
-                <w:rtl/>
-                <w:lang w:bidi="fa-IR"/>
-              </w:rPr>
-              <w:t xml:space="preserve"> </w:t>
-            </w:r>
-            <w:r>
-              <w:rPr>
-                <w:rFonts w:cs="B Nazanin" w:hint="cs"/>
-                <w:rtl/>
-              </w:rPr>
-              <w:t>21</w:t>
-            </w:r>
-            <w:r>
-              <w:rPr>
-                <w:rFonts w:cs="B Nazanin" w:hint="cs"/>
+                <w:rFonts w:ascii="B Nazanin" w:hAnsi="B Nazanin" w:cs="B Nazanin" w:hint="cs"/>
+                <w:sz w:val="16"/>
+                <w:szCs w:val="16"/>
+                <w:rtl/>
+                <w:lang w:bidi="fa-IR"/>
+              </w:rPr>
+              <w:t xml:space="preserve">   </w:t>
+            </w:r>
+            <w:r>
+              <w:rPr>
+                <w:rFonts w:ascii="B Nazanin" w:hAnsi="B Nazanin" w:cs="B Nazanin" w:hint="cs"/>
+                <w:sz w:val="16"/>
+                <w:szCs w:val="16"/>
+                <w:rtl/>
+              </w:rPr>
+              <w:t>۲۱</w:t>
+            </w:r>
+            <w:r>
+              <w:rPr>
+                <w:rFonts w:ascii="B Nazanin" w:hAnsi="B Nazanin" w:cs="B Nazanin" w:hint="cs"/>
                 <w:b/>
                 <w:bCs/>
-                <w:rtl/>
-              </w:rPr>
-              <w:t xml:space="preserve"> </w:t>
-            </w:r>
-            <w:r>
-              <w:rPr>
-                <w:rFonts w:cs="B Nazanin" w:hint="cs"/>
+                <w:sz w:val="16"/>
+                <w:szCs w:val="16"/>
+                <w:rtl/>
+              </w:rPr>
+              <w:t xml:space="preserve"> </w:t>
+            </w:r>
+            <w:r>
+              <w:rPr>
+                <w:rFonts w:ascii="B Nazanin" w:hAnsi="B Nazanin" w:cs="B Nazanin" w:hint="cs"/>
+                <w:sz w:val="16"/>
+                <w:szCs w:val="16"/>
                 <w:rtl/>
                 <w:lang w:bidi="fa-IR"/>
               </w:rPr>
@@ -450,22 +476,22 @@
               <w:top w:val="single" w:sz="4" w:space="0" w:color="auto"/>
               <w:bottom w:val="single" w:sz="4" w:space="0" w:color="auto"/>
             </w:tcBorders>
-            <w:shd w:val="clear" w:color="auto" w:fill="auto"/>
             <w:vAlign w:val="center"/>
           </w:tcPr>
           <w:p>
             <w:pPr>
               <w:rPr>
-                <w:rFonts w:cs="B Nazanin"/>
-                <w:rtl/>
+                <w:rFonts w:asciiTheme="minorHAnsi" w:hAnsiTheme="minorHAnsi" w:cs="B Nazanin"/>
+                <w:sz w:val="16"/>
+                <w:szCs w:val="16"/>
                 <w:lang w:bidi="fa-IR"/>
               </w:rPr>
             </w:pPr>
             <w:r>
               <w:rPr>
-                <w:rFonts w:cs="B Nazanin" w:hint="cs"/>
-                <w:sz w:val="18"/>
-                <w:szCs w:val="18"/>
+                <w:rFonts w:ascii="B Nazanin" w:hAnsi="B Nazanin" w:cs="B Nazanin" w:hint="cs"/>
+                <w:sz w:val="16"/>
+                <w:szCs w:val="16"/>
                 <w:rtl/>
                 <w:lang w:bidi="fa-IR"/>
               </w:rPr>
@@ -473,113 +499,42 @@
             </w:r>
             <w:r>
               <w:rPr>
-                <w:rFonts w:cs="B Nazanin" w:hint="cs"/>
-                <w:sz w:val="18"/>
-                <w:szCs w:val="18"/>
-                <w:rtl/>
-                <w:lang w:bidi="fa-IR"/>
-              </w:rPr>
-              <w:t xml:space="preserve"> </w:t>
-            </w:r>
-            <w:r>
-              <w:rPr>
-                <w:rFonts w:cs="B Nazanin" w:hint="cs"/>
-                <w:sz w:val="18"/>
-                <w:szCs w:val="18"/>
-                <w:rtl/>
-                <w:lang w:bidi="fa-IR"/>
-              </w:rPr>
-              <w:t xml:space="preserve"> </w:t>
-            </w:r>
-            <w:r>
-              <w:rPr>
-                <w:rFonts w:cs="B Nazanin" w:hint="cs"/>
-                <w:sz w:val="24"/>
-                <w:szCs w:val="24"/>
-                <w:rtl/>
-                <w:lang w:bidi="fa-IR"/>
-              </w:rPr>
-              <w:t>:</w:t>
-            </w:r>
-            <w:r>
-              <w:rPr>
-                <w:rFonts w:cs="B Nazanin" w:hint="cs"/>
-                <w:sz w:val="24"/>
-                <w:szCs w:val="24"/>
-                <w:rtl/>
-                <w:lang w:bidi="fa-IR"/>
-              </w:rPr>
-              <w:t xml:space="preserve"> </w:t>
-            </w:r>
-            <w:r>
-              <w:rPr>
-                <w:rFonts w:cs="B Nazanin" w:hint="cs"/>
-                <w:sz w:val="24"/>
-                <w:szCs w:val="24"/>
-                <w:rtl/>
-                <w:lang w:bidi="fa-IR"/>
-              </w:rPr>
-              <w:t xml:space="preserve">آرمین </w:t>
-            </w:r>
-            <w:r>
-              <w:rPr>
-                <w:rFonts w:cs="B Nazanin" w:hint="cs"/>
-                <w:sz w:val="24"/>
-                <w:szCs w:val="24"/>
-                <w:rtl/>
-                <w:lang w:bidi="fa-IR"/>
-              </w:rPr>
-              <w:t xml:space="preserve"> </w:t>
-            </w:r>
-            <w:r>
-              <w:rPr>
-                <w:rFonts w:cs="B Nazanin" w:hint="cs"/>
-                <w:sz w:val="24"/>
-                <w:szCs w:val="24"/>
-                <w:rtl/>
-                <w:lang w:bidi="fa-IR"/>
-              </w:rPr>
-              <w:t xml:space="preserve"> </w:t>
-            </w:r>
-            <w:r>
-              <w:rPr>
-                <w:rFonts w:cs="B Nazanin" w:hint="cs"/>
-                <w:sz w:val="24"/>
-                <w:szCs w:val="24"/>
-                <w:rtl/>
-                <w:lang w:bidi="fa-IR"/>
-              </w:rPr>
-              <w:t xml:space="preserve"> </w:t>
-            </w:r>
-            <w:r>
-              <w:rPr>
-                <w:rFonts w:cs="B Nazanin" w:hint="cs"/>
-                <w:sz w:val="24"/>
-                <w:szCs w:val="24"/>
-                <w:rtl/>
-                <w:lang w:bidi="fa-IR"/>
-              </w:rPr>
-              <w:t xml:space="preserve"> </w:t>
-            </w:r>
-            <w:r>
-              <w:rPr>
-                <w:rFonts w:cs="B Nazanin" w:hint="cs"/>
-                <w:sz w:val="24"/>
-                <w:szCs w:val="24"/>
-                <w:rtl/>
-                <w:lang w:bidi="fa-IR"/>
-              </w:rPr>
-              <w:t xml:space="preserve"> </w:t>
-            </w:r>
-            <w:r>
-              <w:rPr>
-                <w:rFonts w:cs="B Nazanin" w:hint="cs"/>
-                <w:sz w:val="24"/>
-                <w:szCs w:val="24"/>
-                <w:rtl/>
-                <w:lang w:bidi="fa-IR"/>
-              </w:rPr>
-              <w:t xml:space="preserve"> </w:t>
+                <w:rFonts w:ascii="B Nazanin" w:hAnsi="B Nazanin" w:cs="B Nazanin" w:hint="cs"/>
+                <w:sz w:val="16"/>
+                <w:szCs w:val="16"/>
+                <w:rtl/>
+                <w:lang w:bidi="fa-IR"/>
+              </w:rPr>
+              <w:t xml:space="preserve"> </w:t>
+            </w:r>
+            <w:r>
+              <w:rPr>
+                <w:rFonts w:ascii="B Nazanin" w:hAnsi="B Nazanin" w:cs="B Nazanin" w:hint="cs"/>
+                <w:sz w:val="16"/>
+                <w:szCs w:val="16"/>
+                <w:rtl/>
+                <w:lang w:bidi="fa-IR"/>
+              </w:rPr>
+              <w:t xml:space="preserve"> :</w:t>
+            </w:r>
+            <w:r>
+              <w:rPr>
+                <w:rFonts w:ascii="B Nazanin" w:hAnsi="B Nazanin" w:cs="B Nazanin" w:hint="cs"/>
+                <w:sz w:val="16"/>
+                <w:szCs w:val="16"/>
+                <w:rtl/>
+                <w:lang w:bidi="fa-IR"/>
+              </w:rPr>
+              <w:t xml:space="preserve"> </w:t>
+            </w:r>
+            <w:r>
+              <w:rPr>
+                <w:rFonts w:ascii="B Nazanin" w:hAnsi="B Nazanin" w:cs="B Nazanin"/>
+                <w:sz w:val="16"/>
+                <w:szCs w:val="16"/>
+                <w:lang w:bidi="fa-IR"/>
+              </w:rPr>
+              <w:t>{{soldier.full_name}}</w:t>
             </w:r>
           </w:p>
         </w:tc>
@@ -596,16 +551,18 @@
           <w:p>
             <w:pPr>
               <w:rPr>
-                <w:rFonts w:cs="B Nazanin"/>
+                <w:rFonts w:ascii="B Nazanin" w:hAnsi="B Nazanin" w:cs="B Nazanin"/>
+                <w:sz w:val="16"/>
+                <w:szCs w:val="16"/>
                 <w:rtl/>
                 <w:lang w:bidi="fa-IR"/>
               </w:rPr>
             </w:pPr>
             <w:r>
               <w:rPr>
-                <w:rFonts w:cs="B Nazanin" w:hint="cs"/>
-                <w:sz w:val="18"/>
-                <w:szCs w:val="18"/>
+                <w:rFonts w:ascii="B Nazanin" w:hAnsi="B Nazanin" w:cs="B Nazanin" w:hint="cs"/>
+                <w:sz w:val="16"/>
+                <w:szCs w:val="16"/>
                 <w:rtl/>
                 <w:lang w:bidi="fa-IR"/>
               </w:rPr>
@@ -613,9 +570,9 @@
             </w:r>
             <w:r>
               <w:rPr>
-                <w:rFonts w:cs="B Nazanin" w:hint="cs"/>
-                <w:sz w:val="18"/>
-                <w:szCs w:val="18"/>
+                <w:rFonts w:ascii="B Nazanin" w:hAnsi="B Nazanin" w:cs="B Nazanin" w:hint="cs"/>
+                <w:sz w:val="16"/>
+                <w:szCs w:val="16"/>
                 <w:rtl/>
                 <w:lang w:bidi="fa-IR"/>
               </w:rPr>
@@ -623,61 +580,75 @@
             </w:r>
             <w:r>
               <w:rPr>
-                <w:rFonts w:cs="Traffic" w:hint="cs"/>
-                <w:sz w:val="18"/>
-                <w:szCs w:val="18"/>
-                <w:rtl/>
-                <w:lang w:bidi="fa-IR"/>
-              </w:rPr>
-              <w:t xml:space="preserve"> </w:t>
-            </w:r>
-            <w:r>
-              <w:rPr>
-                <w:rFonts w:cs="Traffic" w:hint="cs"/>
-                <w:sz w:val="18"/>
-                <w:szCs w:val="18"/>
-                <w:rtl/>
-                <w:lang w:bidi="fa-IR"/>
-              </w:rPr>
-              <w:t xml:space="preserve">  </w:t>
-            </w:r>
-            <w:r>
-              <w:rPr>
-                <w:rFonts w:cs="Traffic" w:hint="cs"/>
-                <w:sz w:val="18"/>
-                <w:szCs w:val="18"/>
-                <w:rtl/>
-                <w:lang w:bidi="fa-IR"/>
-              </w:rPr>
-              <w:t xml:space="preserve"> </w:t>
-            </w:r>
-            <w:r>
-              <w:rPr>
-                <w:rFonts w:cs="B Nazanin" w:hint="cs"/>
-                <w:rtl/>
-                <w:lang w:bidi="fa-IR"/>
-              </w:rPr>
-              <w:t xml:space="preserve"> </w:t>
-            </w:r>
-            <w:r>
-              <w:rPr>
-                <w:rFonts w:cs="B Nazanin" w:hint="cs"/>
-                <w:rtl/>
-                <w:lang w:bidi="fa-IR"/>
-              </w:rPr>
-              <w:t>15</w:t>
-            </w:r>
-            <w:r>
-              <w:rPr>
-                <w:rFonts w:cs="B Nazanin" w:hint="cs"/>
-                <w:rtl/>
-                <w:lang w:bidi="fa-IR"/>
-              </w:rPr>
-              <w:t xml:space="preserve"> ماه</w:t>
-            </w:r>
-            <w:r>
-              <w:rPr>
-                <w:rFonts w:cs="B Nazanin" w:hint="cs"/>
+                <w:rFonts w:ascii="B Nazanin" w:hAnsi="B Nazanin" w:cs="B Nazanin" w:hint="cs"/>
+                <w:sz w:val="16"/>
+                <w:szCs w:val="16"/>
+                <w:rtl/>
+                <w:lang w:bidi="fa-IR"/>
+              </w:rPr>
+              <w:t xml:space="preserve">   </w:t>
+            </w:r>
+            <w:r>
+              <w:rPr>
+                <w:rFonts w:ascii="B Nazanin" w:hAnsi="B Nazanin" w:cs="B Nazanin"/>
+                <w:sz w:val="16"/>
+                <w:szCs w:val="16"/>
+                <w:lang w:bidi="fa-IR"/>
+              </w:rPr>
+              <w:t xml:space="preserve"> </w:t>
+            </w:r>
+            <w:r>
+              <w:rPr>
+                <w:rFonts w:ascii="B Nazanin" w:hAnsi="B Nazanin" w:cs="B Nazanin"/>
+                <w:sz w:val="16"/>
+                <w:szCs w:val="16"/>
+                <w:lang w:bidi="fa-IR"/>
+              </w:rPr>
+              <w:t>{{soldier.service_duration("s","m")</w:t>
+            </w:r>
+            <w:r>
+              <w:rPr>
+                <w:rFonts w:ascii="Calibri" w:hAnsi="Calibri" w:cs="Calibri"/>
+                <w:sz w:val="16"/>
+                <w:szCs w:val="16"/>
+                <w:lang w:bidi="fa-IR"/>
+              </w:rPr>
+              <w:t>|fa_num</w:t>
+            </w:r>
+            <w:r>
+              <w:rPr>
+                <w:rFonts w:ascii="B Nazanin" w:hAnsi="B Nazanin" w:cs="B Nazanin"/>
+                <w:sz w:val="16"/>
+                <w:szCs w:val="16"/>
+                <w:lang w:bidi="fa-IR"/>
+              </w:rPr>
+              <w:t>}}</w:t>
+            </w:r>
+            <w:r>
+              <w:rPr>
+                <w:rFonts w:ascii="B Nazanin" w:hAnsi="B Nazanin" w:cs="B Nazanin" w:hint="cs"/>
+                <w:sz w:val="16"/>
+                <w:szCs w:val="16"/>
+                <w:rtl/>
+                <w:lang w:bidi="fa-IR"/>
+              </w:rPr>
+              <w:t xml:space="preserve"> </w:t>
+            </w:r>
+            <w:r>
+              <w:rPr>
+                <w:rFonts w:ascii="B Nazanin" w:hAnsi="B Nazanin" w:cs="B Nazanin" w:hint="cs"/>
+                <w:sz w:val="16"/>
+                <w:szCs w:val="16"/>
+                <w:rtl/>
+                <w:lang w:bidi="fa-IR"/>
+              </w:rPr>
+              <w:t>ماه</w:t>
+            </w:r>
+            <w:r>
+              <w:rPr>
+                <w:rFonts w:ascii="B Nazanin" w:hAnsi="B Nazanin" w:cs="B Nazanin" w:hint="cs"/>
+                <w:sz w:val="16"/>
+                <w:szCs w:val="16"/>
                 <w:rtl/>
                 <w:lang w:bidi="fa-IR"/>
               </w:rPr>
@@ -704,16 +675,18 @@
           <w:p>
             <w:pPr>
               <w:rPr>
-                <w:rFonts w:cs="B Nazanin"/>
+                <w:rFonts w:ascii="B Nazanin" w:hAnsi="B Nazanin" w:cs="B Nazanin"/>
+                <w:sz w:val="16"/>
+                <w:szCs w:val="16"/>
                 <w:rtl/>
                 <w:lang w:bidi="fa-IR"/>
               </w:rPr>
             </w:pPr>
             <w:r>
               <w:rPr>
-                <w:rFonts w:cs="B Nazanin" w:hint="cs"/>
-                <w:sz w:val="18"/>
-                <w:szCs w:val="18"/>
+                <w:rFonts w:ascii="B Nazanin" w:hAnsi="B Nazanin" w:cs="B Nazanin" w:hint="cs"/>
+                <w:sz w:val="16"/>
+                <w:szCs w:val="16"/>
                 <w:rtl/>
                 <w:lang w:bidi="fa-IR"/>
               </w:rPr>
@@ -721,17 +694,19 @@
             </w:r>
             <w:r>
               <w:rPr>
-                <w:rFonts w:cs="B Nazanin" w:hint="cs"/>
-                <w:sz w:val="18"/>
-                <w:szCs w:val="18"/>
-                <w:rtl/>
-                <w:lang w:bidi="fa-IR"/>
-              </w:rPr>
-              <w:t xml:space="preserve"> </w:t>
-            </w:r>
-            <w:r>
-              <w:rPr>
-                <w:rFonts w:cs="B Nazanin" w:hint="cs"/>
+                <w:rFonts w:ascii="B Nazanin" w:hAnsi="B Nazanin" w:cs="B Nazanin" w:hint="cs"/>
+                <w:sz w:val="16"/>
+                <w:szCs w:val="16"/>
+                <w:rtl/>
+                <w:lang w:bidi="fa-IR"/>
+              </w:rPr>
+              <w:t xml:space="preserve"> </w:t>
+            </w:r>
+            <w:r>
+              <w:rPr>
+                <w:rFonts w:ascii="B Nazanin" w:hAnsi="B Nazanin" w:cs="B Nazanin" w:hint="cs"/>
+                <w:sz w:val="16"/>
+                <w:szCs w:val="16"/>
                 <w:rtl/>
                 <w:lang w:bidi="fa-IR"/>
               </w:rPr>
@@ -739,67 +714,78 @@
             </w:r>
             <w:r>
               <w:rPr>
-                <w:rFonts w:cs="B Nazanin" w:hint="cs"/>
-                <w:rtl/>
-                <w:lang w:bidi="fa-IR"/>
-              </w:rPr>
-              <w:t xml:space="preserve"> </w:t>
-            </w:r>
-            <w:r>
-              <w:rPr>
-                <w:rFonts w:cs="B Nazanin" w:hint="cs"/>
-                <w:sz w:val="24"/>
-                <w:szCs w:val="24"/>
-                <w:rtl/>
-                <w:lang w:bidi="fa-IR"/>
-              </w:rPr>
-              <w:t xml:space="preserve">علیزاده </w:t>
-            </w:r>
-            <w:r>
-              <w:rPr>
-                <w:rFonts w:cs="B Nazanin" w:hint="cs"/>
-                <w:sz w:val="24"/>
-                <w:szCs w:val="24"/>
-                <w:rtl/>
-                <w:lang w:bidi="fa-IR"/>
-              </w:rPr>
-              <w:t xml:space="preserve"> </w:t>
-            </w:r>
-            <w:r>
-              <w:rPr>
-                <w:rFonts w:cs="B Nazanin" w:hint="cs"/>
-                <w:sz w:val="24"/>
-                <w:szCs w:val="24"/>
-                <w:rtl/>
-                <w:lang w:bidi="fa-IR"/>
-              </w:rPr>
-              <w:t xml:space="preserve"> </w:t>
-            </w:r>
-            <w:r>
-              <w:rPr>
-                <w:rFonts w:cs="B Nazanin" w:hint="cs"/>
-                <w:sz w:val="24"/>
-                <w:szCs w:val="24"/>
-                <w:rtl/>
-                <w:lang w:bidi="fa-IR"/>
-              </w:rPr>
-              <w:t xml:space="preserve"> </w:t>
-            </w:r>
-            <w:r>
-              <w:rPr>
-                <w:rFonts w:cs="B Nazanin" w:hint="cs"/>
-                <w:sz w:val="24"/>
-                <w:szCs w:val="24"/>
-                <w:rtl/>
-                <w:lang w:bidi="fa-IR"/>
-              </w:rPr>
-              <w:t xml:space="preserve"> </w:t>
-            </w:r>
-            <w:r>
-              <w:rPr>
-                <w:rFonts w:cs="B Nazanin" w:hint="cs"/>
-                <w:sz w:val="24"/>
-                <w:szCs w:val="24"/>
+                <w:rFonts w:ascii="B Nazanin" w:hAnsi="B Nazanin" w:cs="B Nazanin" w:hint="cs"/>
+                <w:sz w:val="16"/>
+                <w:szCs w:val="16"/>
+                <w:rtl/>
+                <w:lang w:bidi="fa-IR"/>
+              </w:rPr>
+              <w:t xml:space="preserve"> </w:t>
+            </w:r>
+            <w:r>
+              <w:rPr>
+                <w:rFonts w:ascii="B Nazanin" w:hAnsi="B Nazanin" w:cs="B Nazanin"/>
+                <w:sz w:val="16"/>
+                <w:szCs w:val="16"/>
+                <w:lang w:bidi="fa-IR"/>
+              </w:rPr>
+              <w:t>{{ soldier.full_name }}</w:t>
+            </w:r>
+            <w:r>
+              <w:rPr>
+                <w:rFonts w:ascii="B Nazanin" w:hAnsi="B Nazanin" w:cs="B Nazanin" w:hint="cs"/>
+                <w:sz w:val="16"/>
+                <w:szCs w:val="16"/>
+                <w:rtl/>
+                <w:lang w:bidi="fa-IR"/>
+              </w:rPr>
+              <w:t xml:space="preserve"> </w:t>
+            </w:r>
+            <w:r>
+              <w:rPr>
+                <w:rFonts w:ascii="B Nazanin" w:hAnsi="B Nazanin" w:cs="B Nazanin" w:hint="cs"/>
+                <w:sz w:val="16"/>
+                <w:szCs w:val="16"/>
+                <w:rtl/>
+                <w:lang w:bidi="fa-IR"/>
+              </w:rPr>
+              <w:t xml:space="preserve"> </w:t>
+            </w:r>
+            <w:r>
+              <w:rPr>
+                <w:rFonts w:ascii="B Nazanin" w:hAnsi="B Nazanin" w:cs="B Nazanin" w:hint="cs"/>
+                <w:sz w:val="16"/>
+                <w:szCs w:val="16"/>
+                <w:rtl/>
+                <w:lang w:bidi="fa-IR"/>
+              </w:rPr>
+              <w:t xml:space="preserve"> </w:t>
+            </w:r>
+            <w:r>
+              <w:rPr>
+                <w:rFonts w:ascii="B Nazanin" w:hAnsi="B Nazanin" w:cs="B Nazanin" w:hint="cs"/>
+                <w:sz w:val="16"/>
+                <w:szCs w:val="16"/>
+                <w:rtl/>
+                <w:lang w:bidi="fa-IR"/>
+              </w:rPr>
+              <w:t xml:space="preserve"> </w:t>
+            </w:r>
+            <w:r>
+              <w:rPr>
+                <w:rFonts w:ascii="B Nazanin" w:hAnsi="B Nazanin" w:cs="B Nazanin" w:hint="cs"/>
+                <w:sz w:val="16"/>
+                <w:szCs w:val="16"/>
+                <w:rtl/>
+                <w:lang w:bidi="fa-IR"/>
+              </w:rPr>
+              <w:t xml:space="preserve"> </w:t>
+            </w:r>
+            <w:r>
+              <w:rPr>
+                <w:rFonts w:ascii="B Nazanin" w:hAnsi="B Nazanin" w:cs="B Nazanin" w:hint="cs"/>
+                <w:sz w:val="16"/>
+                <w:szCs w:val="16"/>
                 <w:rtl/>
                 <w:lang w:bidi="fa-IR"/>
               </w:rPr>
@@ -820,15 +806,16 @@
           <w:p>
             <w:pPr>
               <w:rPr>
-                <w:rFonts w:cs="B Nazanin"/>
-                <w:lang w:bidi="fa-IR"/>
+                <w:rFonts w:ascii="B Nazanin" w:hAnsi="B Nazanin" w:cs="B Nazanin"/>
+                <w:sz w:val="16"/>
+                <w:szCs w:val="16"/>
               </w:rPr>
             </w:pPr>
             <w:r>
               <w:rPr>
-                <w:rFonts w:cs="B Nazanin" w:hint="cs"/>
-                <w:sz w:val="18"/>
-                <w:szCs w:val="18"/>
+                <w:rFonts w:ascii="B Nazanin" w:hAnsi="B Nazanin" w:cs="B Nazanin" w:hint="cs"/>
+                <w:sz w:val="16"/>
+                <w:szCs w:val="16"/>
                 <w:rtl/>
                 <w:lang w:bidi="fa-IR"/>
               </w:rPr>
@@ -836,9 +823,9 @@
             </w:r>
             <w:r>
               <w:rPr>
-                <w:rFonts w:cs="B Nazanin" w:hint="cs"/>
-                <w:sz w:val="18"/>
-                <w:szCs w:val="18"/>
+                <w:rFonts w:ascii="B Nazanin" w:hAnsi="B Nazanin" w:cs="B Nazanin" w:hint="cs"/>
+                <w:sz w:val="16"/>
+                <w:szCs w:val="16"/>
                 <w:rtl/>
                 <w:lang w:bidi="fa-IR"/>
               </w:rPr>
@@ -846,69 +833,91 @@
             </w:r>
             <w:r>
               <w:rPr>
-                <w:rFonts w:cs="B Nazanin" w:hint="cs"/>
-                <w:sz w:val="18"/>
-                <w:szCs w:val="18"/>
-                <w:rtl/>
-                <w:lang w:bidi="fa-IR"/>
-              </w:rPr>
-              <w:t xml:space="preserve"> </w:t>
-            </w:r>
-            <w:r>
-              <w:rPr>
-                <w:rFonts w:cs="B Nazanin" w:hint="cs"/>
-                <w:rtl/>
-                <w:lang w:bidi="fa-IR"/>
-              </w:rPr>
-              <w:t>:</w:t>
-            </w:r>
-            <w:r>
-              <w:rPr>
-                <w:rFonts w:cs="B Nazanin" w:hint="cs"/>
-                <w:rtl/>
-                <w:lang w:bidi="fa-IR"/>
-              </w:rPr>
-              <w:t xml:space="preserve">  </w:t>
-            </w:r>
-            <w:r>
-              <w:rPr>
-                <w:rFonts w:cs="B Nazanin" w:hint="cs"/>
-                <w:rtl/>
-                <w:lang w:bidi="fa-IR"/>
-              </w:rPr>
-              <w:t xml:space="preserve"> </w:t>
-            </w:r>
-            <w:r>
-              <w:rPr>
-                <w:rFonts w:cs="B Nazanin" w:hint="cs"/>
-                <w:rtl/>
-              </w:rPr>
-              <w:t>*</w:t>
-            </w:r>
-            <w:r>
-              <w:rPr>
-                <w:rFonts w:cs="B Nazanin" w:hint="cs"/>
-                <w:rtl/>
-              </w:rPr>
-              <w:t xml:space="preserve"> </w:t>
-            </w:r>
-            <w:r>
-              <w:rPr>
-                <w:rFonts w:cs="B Nazanin" w:hint="cs"/>
+                <w:rFonts w:ascii="B Nazanin" w:hAnsi="B Nazanin" w:cs="B Nazanin" w:hint="cs"/>
+                <w:sz w:val="16"/>
+                <w:szCs w:val="16"/>
+                <w:rtl/>
+                <w:lang w:bidi="fa-IR"/>
+              </w:rPr>
+              <w:t xml:space="preserve"> :</w:t>
+            </w:r>
+            <w:r>
+              <w:rPr>
+                <w:rFonts w:ascii="B Nazanin" w:hAnsi="B Nazanin" w:cs="B Nazanin" w:hint="cs"/>
+                <w:sz w:val="16"/>
+                <w:szCs w:val="16"/>
+                <w:rtl/>
+                <w:lang w:bidi="fa-IR"/>
+              </w:rPr>
+              <w:t xml:space="preserve"> </w:t>
+            </w:r>
+            <w:r>
+              <w:rPr>
+                <w:rFonts w:ascii="B Nazanin" w:hAnsi="B Nazanin" w:cs="B Nazanin" w:hint="cs"/>
+                <w:sz w:val="16"/>
+                <w:szCs w:val="16"/>
+                <w:rtl/>
+                <w:lang w:bidi="fa-IR"/>
+              </w:rPr>
+              <w:t xml:space="preserve"> </w:t>
+            </w:r>
+            <w:r>
+              <w:rPr>
+                <w:rFonts w:ascii="B Nazanin" w:hAnsi="B Nazanin" w:cs="B Nazanin"/>
+                <w:sz w:val="16"/>
+                <w:szCs w:val="16"/>
+              </w:rPr>
+              <w:t>{{soldier.service_duration("s","d")</w:t>
+            </w:r>
+            <w:r>
+              <w:rPr>
+                <w:rFonts w:ascii="Calibri" w:hAnsi="Calibri" w:cs="Calibri"/>
+                <w:sz w:val="16"/>
+                <w:szCs w:val="16"/>
+                <w:lang w:bidi="fa-IR"/>
+              </w:rPr>
+              <w:t>|fa_num</w:t>
+            </w:r>
+            <w:r>
+              <w:rPr>
+                <w:rFonts w:ascii="B Nazanin" w:hAnsi="B Nazanin" w:cs="B Nazanin"/>
+                <w:sz w:val="16"/>
+                <w:szCs w:val="16"/>
+              </w:rPr>
+              <w:t>}}</w:t>
+            </w:r>
+            <w:r>
+              <w:rPr>
+                <w:rFonts w:ascii="B Nazanin" w:hAnsi="B Nazanin" w:cs="B Nazanin" w:hint="cs"/>
+                <w:sz w:val="16"/>
+                <w:szCs w:val="16"/>
+                <w:rtl/>
+              </w:rPr>
+              <w:t xml:space="preserve"> </w:t>
+            </w:r>
+            <w:r>
+              <w:rPr>
+                <w:rFonts w:ascii="B Nazanin" w:hAnsi="B Nazanin" w:cs="B Nazanin" w:hint="cs"/>
+                <w:sz w:val="16"/>
+                <w:szCs w:val="16"/>
                 <w:rtl/>
               </w:rPr>
               <w:t xml:space="preserve">روز </w:t>
             </w:r>
             <w:r>
               <w:rPr>
-                <w:rFonts w:cs="B Nazanin" w:hint="cs"/>
-                <w:rtl/>
-              </w:rPr>
-              <w:t xml:space="preserve"> </w:t>
-            </w:r>
-            <w:r>
-              <w:rPr>
-                <w:rFonts w:cs="B Nazanin" w:hint="cs"/>
+                <w:rFonts w:ascii="B Nazanin" w:hAnsi="B Nazanin" w:cs="B Nazanin" w:hint="cs"/>
+                <w:sz w:val="16"/>
+                <w:szCs w:val="16"/>
+                <w:rtl/>
+              </w:rPr>
+              <w:t xml:space="preserve"> </w:t>
+            </w:r>
+            <w:r>
+              <w:rPr>
+                <w:rFonts w:ascii="B Nazanin" w:hAnsi="B Nazanin" w:cs="B Nazanin" w:hint="cs"/>
+                <w:sz w:val="16"/>
+                <w:szCs w:val="16"/>
                 <w:rtl/>
                 <w:lang w:bidi="fa-IR"/>
               </w:rPr>
@@ -934,15 +943,17 @@
           <w:p>
             <w:pPr>
               <w:rPr>
-                <w:rFonts w:cs="B Nazanin"/>
+                <w:rFonts w:ascii="B Nazanin" w:hAnsi="B Nazanin" w:cs="B Nazanin"/>
+                <w:sz w:val="16"/>
+                <w:szCs w:val="16"/>
                 <w:lang w:bidi="fa-IR"/>
               </w:rPr>
             </w:pPr>
             <w:r>
               <w:rPr>
-                <w:rFonts w:cs="B Nazanin" w:hint="cs"/>
-                <w:sz w:val="18"/>
-                <w:szCs w:val="18"/>
+                <w:rFonts w:ascii="B Nazanin" w:hAnsi="B Nazanin" w:cs="B Nazanin" w:hint="cs"/>
+                <w:sz w:val="16"/>
+                <w:szCs w:val="16"/>
                 <w:rtl/>
                 <w:lang w:bidi="fa-IR"/>
               </w:rPr>
@@ -950,17 +961,19 @@
             </w:r>
             <w:r>
               <w:rPr>
-                <w:rFonts w:cs="B Nazanin" w:hint="cs"/>
-                <w:sz w:val="18"/>
-                <w:szCs w:val="18"/>
-                <w:rtl/>
-                <w:lang w:bidi="fa-IR"/>
-              </w:rPr>
-              <w:t xml:space="preserve"> </w:t>
-            </w:r>
-            <w:r>
-              <w:rPr>
-                <w:rFonts w:cs="B Nazanin" w:hint="cs"/>
+                <w:rFonts w:ascii="B Nazanin" w:hAnsi="B Nazanin" w:cs="B Nazanin" w:hint="cs"/>
+                <w:sz w:val="16"/>
+                <w:szCs w:val="16"/>
+                <w:rtl/>
+                <w:lang w:bidi="fa-IR"/>
+              </w:rPr>
+              <w:t xml:space="preserve"> </w:t>
+            </w:r>
+            <w:r>
+              <w:rPr>
+                <w:rFonts w:ascii="B Nazanin" w:hAnsi="B Nazanin" w:cs="B Nazanin" w:hint="cs"/>
+                <w:sz w:val="16"/>
+                <w:szCs w:val="16"/>
                 <w:rtl/>
                 <w:lang w:bidi="fa-IR"/>
               </w:rPr>
@@ -968,23 +981,28 @@
             </w:r>
             <w:r>
               <w:rPr>
-                <w:rFonts w:cs="B Nazanin" w:hint="cs"/>
-                <w:rtl/>
-                <w:lang w:bidi="fa-IR"/>
-              </w:rPr>
-              <w:t>علی</w:t>
-            </w:r>
-            <w:r>
-              <w:rPr>
-                <w:rFonts w:cs="B Nazanin" w:hint="cs"/>
-                <w:rtl/>
-                <w:lang w:bidi="fa-IR"/>
-              </w:rPr>
-              <w:t xml:space="preserve"> </w:t>
-            </w:r>
-            <w:r>
-              <w:rPr>
-                <w:rFonts w:cs="B Nazanin" w:hint="cs"/>
+                <w:rFonts w:ascii="B Nazanin" w:hAnsi="B Nazanin" w:cs="B Nazanin"/>
+                <w:sz w:val="16"/>
+                <w:szCs w:val="16"/>
+                <w:lang w:bidi="fa-IR"/>
+              </w:rPr>
+              <w:t>{{ soldier.father_name }}</w:t>
+            </w:r>
+            <w:r>
+              <w:rPr>
+                <w:rFonts w:ascii="B Nazanin" w:hAnsi="B Nazanin" w:cs="B Nazanin" w:hint="cs"/>
+                <w:sz w:val="16"/>
+                <w:szCs w:val="16"/>
+                <w:rtl/>
+                <w:lang w:bidi="fa-IR"/>
+              </w:rPr>
+              <w:t xml:space="preserve"> </w:t>
+            </w:r>
+            <w:r>
+              <w:rPr>
+                <w:rFonts w:ascii="B Nazanin" w:hAnsi="B Nazanin" w:cs="B Nazanin" w:hint="cs"/>
+                <w:sz w:val="16"/>
+                <w:szCs w:val="16"/>
                 <w:rtl/>
                 <w:lang w:bidi="fa-IR"/>
               </w:rPr>
@@ -1004,36 +1022,29 @@
           <w:p>
             <w:pPr>
               <w:rPr>
-                <w:rFonts w:cs="B Nazanin"/>
+                <w:rFonts w:ascii="B Nazanin" w:hAnsi="B Nazanin" w:cs="B Nazanin"/>
+                <w:sz w:val="16"/>
+                <w:szCs w:val="16"/>
                 <w:vertAlign w:val="superscript"/>
+                <w:rtl/>
                 <w:lang w:bidi="fa-IR"/>
               </w:rPr>
             </w:pPr>
             <w:r>
               <w:rPr>
-                <w:rFonts w:cs="B Nazanin" w:hint="cs"/>
-                <w:sz w:val="18"/>
-                <w:szCs w:val="18"/>
-                <w:rtl/>
-                <w:lang w:bidi="fa-IR"/>
-              </w:rPr>
-              <w:t xml:space="preserve">گروه </w:t>
-            </w:r>
-            <w:r>
-              <w:rPr>
-                <w:rFonts w:cs="B Nazanin" w:hint="cs"/>
-                <w:sz w:val="18"/>
-                <w:szCs w:val="18"/>
-                <w:rtl/>
-                <w:lang w:bidi="fa-IR"/>
-              </w:rPr>
-              <w:t>خون</w:t>
-            </w:r>
-            <w:r>
-              <w:rPr>
-                <w:rFonts w:cs="B Nazanin" w:hint="cs"/>
-                <w:sz w:val="18"/>
-                <w:szCs w:val="18"/>
+                <w:rFonts w:ascii="B Nazanin" w:hAnsi="B Nazanin" w:cs="B Nazanin" w:hint="cs"/>
+                <w:sz w:val="16"/>
+                <w:szCs w:val="16"/>
+                <w:rtl/>
+                <w:lang w:bidi="fa-IR"/>
+              </w:rPr>
+              <w:t>گروه خون</w:t>
+            </w:r>
+            <w:r>
+              <w:rPr>
+                <w:rFonts w:ascii="B Nazanin" w:hAnsi="B Nazanin" w:cs="B Nazanin" w:hint="cs"/>
+                <w:sz w:val="16"/>
+                <w:szCs w:val="16"/>
                 <w:rtl/>
                 <w:lang w:bidi="fa-IR"/>
               </w:rPr>
@@ -1041,21 +1052,12 @@
             </w:r>
             <w:r>
               <w:rPr>
-                <w:rFonts w:cs="B Nazanin"/>
-                <w:sz w:val="18"/>
-                <w:szCs w:val="18"/>
-                <w:lang w:bidi="fa-IR"/>
-              </w:rPr>
-              <w:t>O</w:t>
-            </w:r>
-            <w:r>
-              <w:rPr>
-                <w:rFonts w:cs="B Nazanin"/>
-                <w:sz w:val="18"/>
-                <w:szCs w:val="18"/>
-                <w:lang w:bidi="fa-IR"/>
-              </w:rPr>
-              <w:t>+</w:t>
+                <w:rFonts w:ascii="B Nazanin" w:hAnsi="B Nazanin" w:cs="B Nazanin"/>
+                <w:sz w:val="16"/>
+                <w:szCs w:val="16"/>
+                <w:lang w:bidi="fa-IR"/>
+              </w:rPr>
+              <w:t>{{ soldier.blood_group }}</w:t>
             </w:r>
           </w:p>
         </w:tc>
@@ -1073,15 +1075,17 @@
           <w:p>
             <w:pPr>
               <w:rPr>
-                <w:rFonts w:cs="B Nazanin"/>
+                <w:rFonts w:ascii="B Nazanin" w:hAnsi="B Nazanin" w:cs="B Nazanin"/>
+                <w:sz w:val="16"/>
+                <w:szCs w:val="16"/>
                 <w:lang w:bidi="fa-IR"/>
               </w:rPr>
             </w:pPr>
             <w:r>
               <w:rPr>
-                <w:rFonts w:cs="B Nazanin" w:hint="cs"/>
-                <w:sz w:val="18"/>
-                <w:szCs w:val="18"/>
+                <w:rFonts w:ascii="B Nazanin" w:hAnsi="B Nazanin" w:cs="B Nazanin" w:hint="cs"/>
+                <w:sz w:val="16"/>
+                <w:szCs w:val="16"/>
                 <w:rtl/>
                 <w:lang w:bidi="fa-IR"/>
               </w:rPr>
@@ -1089,57 +1093,70 @@
             </w:r>
             <w:r>
               <w:rPr>
-                <w:rFonts w:cs="B Nazanin" w:hint="cs"/>
-                <w:sz w:val="18"/>
-                <w:szCs w:val="18"/>
-                <w:rtl/>
-                <w:lang w:bidi="fa-IR"/>
-              </w:rPr>
-              <w:t xml:space="preserve"> </w:t>
-            </w:r>
-            <w:r>
-              <w:rPr>
-                <w:rFonts w:cs="B Nazanin" w:hint="cs"/>
-                <w:sz w:val="18"/>
-                <w:szCs w:val="18"/>
-                <w:rtl/>
-                <w:lang w:bidi="fa-IR"/>
-              </w:rPr>
-              <w:t xml:space="preserve"> </w:t>
-            </w:r>
-            <w:r>
-              <w:rPr>
-                <w:rFonts w:cs="B Nazanin" w:hint="cs"/>
-                <w:rtl/>
-                <w:lang w:bidi="fa-IR"/>
-              </w:rPr>
-              <w:t>:</w:t>
-            </w:r>
-            <w:r>
-              <w:rPr>
-                <w:rFonts w:cs="B Nazanin" w:hint="cs"/>
-                <w:rtl/>
-                <w:lang w:bidi="fa-IR"/>
-              </w:rPr>
-              <w:t xml:space="preserve"> </w:t>
-            </w:r>
-            <w:r>
-              <w:rPr>
-                <w:rFonts w:cs="B Nazanin" w:hint="cs"/>
-                <w:rtl/>
-                <w:lang w:bidi="fa-IR"/>
-              </w:rPr>
-              <w:t xml:space="preserve"> </w:t>
-            </w:r>
-            <w:r>
-              <w:rPr>
-                <w:rFonts w:cs="B Nazanin" w:hint="cs"/>
-                <w:sz w:val="22"/>
-                <w:szCs w:val="22"/>
-                <w:rtl/>
-                <w:lang w:bidi="fa-IR"/>
-              </w:rPr>
-              <w:t>1451544154</w:t>
+                <w:rFonts w:ascii="B Nazanin" w:hAnsi="B Nazanin" w:cs="B Nazanin" w:hint="cs"/>
+                <w:sz w:val="16"/>
+                <w:szCs w:val="16"/>
+                <w:rtl/>
+                <w:lang w:bidi="fa-IR"/>
+              </w:rPr>
+              <w:t xml:space="preserve"> </w:t>
+            </w:r>
+            <w:r>
+              <w:rPr>
+                <w:rFonts w:ascii="B Nazanin" w:hAnsi="B Nazanin" w:cs="B Nazanin" w:hint="cs"/>
+                <w:sz w:val="16"/>
+                <w:szCs w:val="16"/>
+                <w:rtl/>
+                <w:lang w:bidi="fa-IR"/>
+              </w:rPr>
+              <w:t xml:space="preserve"> :</w:t>
+            </w:r>
+            <w:r>
+              <w:rPr>
+                <w:rFonts w:ascii="B Nazanin" w:hAnsi="B Nazanin" w:cs="B Nazanin" w:hint="cs"/>
+                <w:sz w:val="16"/>
+                <w:szCs w:val="16"/>
+                <w:rtl/>
+                <w:lang w:bidi="fa-IR"/>
+              </w:rPr>
+              <w:t xml:space="preserve"> </w:t>
+            </w:r>
+            <w:r>
+              <w:rPr>
+                <w:rFonts w:ascii="B Nazanin" w:hAnsi="B Nazanin" w:cs="B Nazanin" w:hint="cs"/>
+                <w:sz w:val="16"/>
+                <w:szCs w:val="16"/>
+                <w:rtl/>
+                <w:lang w:bidi="fa-IR"/>
+              </w:rPr>
+              <w:t xml:space="preserve"> </w:t>
+            </w:r>
+            <w:r>
+              <w:rPr>
+                <w:rFonts w:ascii="B Nazanin" w:hAnsi="B Nazanin" w:cs="B Nazanin"/>
+                <w:sz w:val="16"/>
+                <w:szCs w:val="16"/>
+                <w:lang w:bidi="fa-IR"/>
+              </w:rPr>
+              <w:t>{{ soldier.national_code</w:t>
+            </w:r>
+            <w:r>
+              <w:rPr>
+                <w:rFonts w:ascii="Calibri" w:hAnsi="Calibri" w:cs="Calibri"/>
+                <w:sz w:val="16"/>
+                <w:szCs w:val="16"/>
+                <w:lang w:bidi="fa-IR"/>
+              </w:rPr>
+              <w:t>|fa_num</w:t>
+            </w:r>
+            <w:r>
+              <w:rPr>
+                <w:rFonts w:ascii="B Nazanin" w:hAnsi="B Nazanin" w:cs="B Nazanin"/>
+                <w:sz w:val="16"/>
+                <w:szCs w:val="16"/>
+                <w:lang w:bidi="fa-IR"/>
+              </w:rPr>
+              <w:t xml:space="preserve"> }}</w:t>
             </w:r>
           </w:p>
         </w:tc>
@@ -1152,36 +1169,28 @@
           <w:p>
             <w:pPr>
               <w:rPr>
-                <w:rFonts w:cs="B Nazanin"/>
+                <w:rFonts w:ascii="B Nazanin" w:hAnsi="B Nazanin" w:cs="B Nazanin"/>
+                <w:sz w:val="16"/>
+                <w:szCs w:val="16"/>
                 <w:rtl/>
                 <w:lang w:bidi="fa-IR"/>
               </w:rPr>
             </w:pPr>
             <w:r>
               <w:rPr>
-                <w:rFonts w:cs="B Nazanin" w:hint="cs"/>
-                <w:sz w:val="18"/>
-                <w:szCs w:val="18"/>
-                <w:rtl/>
-                <w:lang w:bidi="fa-IR"/>
-              </w:rPr>
-              <w:t>رنگ چشم</w:t>
-            </w:r>
-            <w:r>
-              <w:rPr>
-                <w:rFonts w:cs="B Nazanin" w:hint="cs"/>
-                <w:sz w:val="18"/>
-                <w:szCs w:val="18"/>
-                <w:rtl/>
-                <w:lang w:bidi="fa-IR"/>
-              </w:rPr>
-              <w:t xml:space="preserve"> </w:t>
-            </w:r>
-            <w:r>
-              <w:rPr>
-                <w:rFonts w:cs="B Nazanin" w:hint="cs"/>
-                <w:sz w:val="18"/>
-                <w:szCs w:val="18"/>
+                <w:rFonts w:ascii="B Nazanin" w:hAnsi="B Nazanin" w:cs="B Nazanin" w:hint="cs"/>
+                <w:sz w:val="16"/>
+                <w:szCs w:val="16"/>
+                <w:rtl/>
+                <w:lang w:bidi="fa-IR"/>
+              </w:rPr>
+              <w:t xml:space="preserve">رنگ چشم </w:t>
+            </w:r>
+            <w:r>
+              <w:rPr>
+                <w:rFonts w:ascii="B Nazanin" w:hAnsi="B Nazanin" w:cs="B Nazanin" w:hint="cs"/>
+                <w:sz w:val="16"/>
+                <w:szCs w:val="16"/>
                 <w:rtl/>
                 <w:lang w:bidi="fa-IR"/>
               </w:rPr>
@@ -1189,33 +1198,28 @@
             </w:r>
             <w:r>
               <w:rPr>
-                <w:rFonts w:cs="B Nazanin" w:hint="cs"/>
-                <w:sz w:val="18"/>
-                <w:szCs w:val="18"/>
-                <w:rtl/>
-                <w:lang w:bidi="fa-IR"/>
-              </w:rPr>
-              <w:t>:</w:t>
-            </w:r>
-            <w:r>
-              <w:rPr>
-                <w:rFonts w:cs="B Nazanin" w:hint="cs"/>
-                <w:rtl/>
-                <w:lang w:bidi="fa-IR"/>
-              </w:rPr>
-              <w:t xml:space="preserve"> </w:t>
-            </w:r>
-            <w:r>
-              <w:rPr>
-                <w:rFonts w:cs="B Nazanin" w:hint="cs"/>
-                <w:rtl/>
-                <w:lang w:bidi="fa-IR"/>
-              </w:rPr>
-              <w:t>قهوه ای</w:t>
-            </w:r>
-            <w:r>
-              <w:rPr>
-                <w:rFonts w:cs="B Nazanin" w:hint="cs"/>
+                <w:rFonts w:ascii="B Nazanin" w:hAnsi="B Nazanin" w:cs="B Nazanin" w:hint="cs"/>
+                <w:sz w:val="16"/>
+                <w:szCs w:val="16"/>
+                <w:rtl/>
+                <w:lang w:bidi="fa-IR"/>
+              </w:rPr>
+              <w:t xml:space="preserve">: </w:t>
+            </w:r>
+            <w:r>
+              <w:rPr>
+                <w:rFonts w:ascii="B Nazanin" w:hAnsi="B Nazanin" w:cs="B Nazanin"/>
+                <w:sz w:val="16"/>
+                <w:szCs w:val="16"/>
+                <w:lang w:bidi="fa-IR"/>
+              </w:rPr>
+              <w:t>{{ soldier.eye_color }}</w:t>
+            </w:r>
+            <w:r>
+              <w:rPr>
+                <w:rFonts w:ascii="B Nazanin" w:hAnsi="B Nazanin" w:cs="B Nazanin" w:hint="cs"/>
+                <w:sz w:val="16"/>
+                <w:szCs w:val="16"/>
                 <w:rtl/>
                 <w:lang w:bidi="fa-IR"/>
               </w:rPr>
@@ -1237,15 +1241,18 @@
           <w:p>
             <w:pPr>
               <w:rPr>
-                <w:rFonts w:cs="B Nazanin"/>
+                <w:rFonts w:ascii="B Nazanin" w:hAnsi="B Nazanin" w:cs="B Nazanin"/>
+                <w:sz w:val="16"/>
+                <w:szCs w:val="16"/>
+                <w:rtl/>
                 <w:lang w:bidi="fa-IR"/>
               </w:rPr>
             </w:pPr>
             <w:r>
               <w:rPr>
-                <w:rFonts w:cs="B Nazanin" w:hint="cs"/>
-                <w:sz w:val="18"/>
-                <w:szCs w:val="18"/>
+                <w:rFonts w:ascii="B Nazanin" w:hAnsi="B Nazanin" w:cs="B Nazanin" w:hint="cs"/>
+                <w:sz w:val="16"/>
+                <w:szCs w:val="16"/>
                 <w:rtl/>
                 <w:lang w:bidi="fa-IR"/>
               </w:rPr>
@@ -1253,95 +1260,79 @@
             </w:r>
             <w:r>
               <w:rPr>
-                <w:rFonts w:cs="B Nazanin" w:hint="cs"/>
-                <w:sz w:val="18"/>
-                <w:szCs w:val="18"/>
-                <w:rtl/>
-                <w:lang w:bidi="fa-IR"/>
-              </w:rPr>
-              <w:t xml:space="preserve"> </w:t>
-            </w:r>
-            <w:r>
-              <w:rPr>
-                <w:rFonts w:cs="B Nazanin" w:hint="cs"/>
-                <w:sz w:val="18"/>
-                <w:szCs w:val="18"/>
-                <w:rtl/>
-                <w:lang w:bidi="fa-IR"/>
-              </w:rPr>
-              <w:t xml:space="preserve"> </w:t>
-            </w:r>
-            <w:r>
-              <w:rPr>
-                <w:rFonts w:cs="B Nazanin" w:hint="cs"/>
-                <w:rtl/>
-                <w:lang w:bidi="fa-IR"/>
-              </w:rPr>
-              <w:t>:</w:t>
-            </w:r>
-            <w:r>
-              <w:rPr>
-                <w:rFonts w:cs="B Nazanin" w:hint="cs"/>
-                <w:rtl/>
-                <w:lang w:bidi="fa-IR"/>
-              </w:rPr>
-              <w:t xml:space="preserve"> </w:t>
-            </w:r>
-            <w:r>
-              <w:rPr>
-                <w:rFonts w:cs="B Nazanin" w:hint="cs"/>
-                <w:rtl/>
-                <w:lang w:bidi="fa-IR"/>
-              </w:rPr>
-              <w:t>01</w:t>
-            </w:r>
-            <w:r>
-              <w:rPr>
-                <w:rFonts w:cs="B Nazanin" w:hint="cs"/>
-                <w:rtl/>
-                <w:lang w:bidi="fa-IR"/>
-              </w:rPr>
-              <w:t>/</w:t>
-            </w:r>
-            <w:r>
-              <w:rPr>
-                <w:rFonts w:cs="B Nazanin" w:hint="cs"/>
-                <w:rtl/>
-                <w:lang w:bidi="fa-IR"/>
-              </w:rPr>
-              <w:t>06</w:t>
-            </w:r>
-            <w:r>
-              <w:rPr>
-                <w:rFonts w:cs="B Nazanin" w:hint="cs"/>
-                <w:rtl/>
-                <w:lang w:bidi="fa-IR"/>
-              </w:rPr>
-              <w:t>/</w:t>
-            </w:r>
-            <w:r>
-              <w:rPr>
-                <w:rFonts w:cs="B Nazanin" w:hint="cs"/>
-                <w:rtl/>
-                <w:lang w:bidi="fa-IR"/>
-              </w:rPr>
-              <w:t>1379</w:t>
-            </w:r>
-            <w:r>
-              <w:rPr>
-                <w:rFonts w:cs="B Nazanin" w:hint="cs"/>
-                <w:rtl/>
-                <w:lang w:bidi="fa-IR"/>
-              </w:rPr>
-              <w:t xml:space="preserve"> </w:t>
-            </w:r>
-            <w:r>
-              <w:rPr>
-                <w:rFonts w:cs="B Nazanin" w:hint="cs"/>
-                <w:rtl/>
-                <w:lang w:bidi="fa-IR"/>
-              </w:rPr>
-              <w:t>اردبیل</w:t>
+                <w:rFonts w:ascii="B Nazanin" w:hAnsi="B Nazanin" w:cs="B Nazanin" w:hint="cs"/>
+                <w:sz w:val="16"/>
+                <w:szCs w:val="16"/>
+                <w:rtl/>
+                <w:lang w:bidi="fa-IR"/>
+              </w:rPr>
+              <w:t xml:space="preserve"> </w:t>
+            </w:r>
+            <w:r>
+              <w:rPr>
+                <w:rFonts w:ascii="B Nazanin" w:hAnsi="B Nazanin" w:cs="B Nazanin" w:hint="cs"/>
+                <w:sz w:val="16"/>
+                <w:szCs w:val="16"/>
+                <w:rtl/>
+                <w:lang w:bidi="fa-IR"/>
+              </w:rPr>
+              <w:t xml:space="preserve"> :</w:t>
+            </w:r>
+            <w:r>
+              <w:rPr>
+                <w:rFonts w:ascii="B Nazanin" w:hAnsi="B Nazanin" w:cs="B Nazanin" w:hint="cs"/>
+                <w:sz w:val="16"/>
+                <w:szCs w:val="16"/>
+                <w:rtl/>
+                <w:lang w:bidi="fa-IR"/>
+              </w:rPr>
+              <w:t xml:space="preserve"> </w:t>
+            </w:r>
+            <w:r>
+              <w:rPr>
+                <w:rFonts w:ascii="B Nazanin" w:hAnsi="B Nazanin" w:cs="B Nazanin"/>
+                <w:sz w:val="16"/>
+                <w:szCs w:val="16"/>
+                <w:lang w:bidi="fa-IR"/>
+              </w:rPr>
+              <w:t>{{soldier.birth_date|jalali</w:t>
+            </w:r>
+            <w:r>
+              <w:rPr>
+                <w:rFonts w:ascii="Calibri" w:hAnsi="Calibri" w:cs="Calibri"/>
+                <w:sz w:val="16"/>
+                <w:szCs w:val="16"/>
+                <w:lang w:bidi="fa-IR"/>
+              </w:rPr>
+              <w:t>|fa_num</w:t>
+            </w:r>
+            <w:r>
+              <w:rPr>
+                <w:rFonts w:ascii="B Nazanin" w:hAnsi="B Nazanin" w:cs="B Nazanin"/>
+                <w:sz w:val="16"/>
+                <w:szCs w:val="16"/>
+                <w:lang w:bidi="fa-IR"/>
+              </w:rPr>
+              <w:t>}}</w:t>
+            </w:r>
+            <w:r>
+              <w:rPr>
+                <w:rFonts w:ascii="B Nazanin" w:hAnsi="B Nazanin" w:cs="B Nazanin" w:hint="cs"/>
+                <w:sz w:val="16"/>
+                <w:szCs w:val="16"/>
+                <w:rtl/>
+                <w:lang w:bidi="fa-IR"/>
+              </w:rPr>
+              <w:t xml:space="preserve"> </w:t>
+            </w:r>
+            <w:r>
+              <w:rPr>
+                <w:rFonts w:ascii="B Nazanin" w:hAnsi="B Nazanin" w:cs="B Nazanin"/>
+                <w:sz w:val="16"/>
+                <w:szCs w:val="16"/>
+                <w:lang w:bidi="fa-IR"/>
+              </w:rPr>
+              <w:t>{{soldier.birth_place}}</w:t>
             </w:r>
           </w:p>
         </w:tc>
@@ -1354,16 +1345,18 @@
           <w:p>
             <w:pPr>
               <w:rPr>
-                <w:rFonts w:cs="B Nazanin"/>
+                <w:rFonts w:ascii="B Nazanin" w:hAnsi="B Nazanin" w:cs="B Nazanin"/>
+                <w:sz w:val="16"/>
+                <w:szCs w:val="16"/>
                 <w:rtl/>
                 <w:lang w:bidi="fa-IR"/>
               </w:rPr>
             </w:pPr>
             <w:r>
               <w:rPr>
-                <w:rFonts w:cs="B Nazanin" w:hint="cs"/>
-                <w:sz w:val="18"/>
-                <w:szCs w:val="18"/>
+                <w:rFonts w:ascii="B Nazanin" w:hAnsi="B Nazanin" w:cs="B Nazanin" w:hint="cs"/>
+                <w:sz w:val="16"/>
+                <w:szCs w:val="16"/>
                 <w:rtl/>
                 <w:lang w:bidi="fa-IR"/>
               </w:rPr>
@@ -1371,9 +1364,9 @@
             </w:r>
             <w:r>
               <w:rPr>
-                <w:rFonts w:cs="B Nazanin" w:hint="cs"/>
-                <w:sz w:val="18"/>
-                <w:szCs w:val="18"/>
+                <w:rFonts w:ascii="B Nazanin" w:hAnsi="B Nazanin" w:cs="B Nazanin" w:hint="cs"/>
+                <w:sz w:val="16"/>
+                <w:szCs w:val="16"/>
                 <w:rtl/>
                 <w:lang w:bidi="fa-IR"/>
               </w:rPr>
@@ -1381,43 +1374,50 @@
             </w:r>
             <w:r>
               <w:rPr>
-                <w:rFonts w:cs="B Nazanin" w:hint="cs"/>
-                <w:sz w:val="18"/>
-                <w:szCs w:val="18"/>
-                <w:rtl/>
-                <w:lang w:bidi="fa-IR"/>
-              </w:rPr>
-              <w:t xml:space="preserve"> </w:t>
-            </w:r>
-            <w:r>
-              <w:rPr>
-                <w:rFonts w:cs="B Nazanin" w:hint="cs"/>
-                <w:sz w:val="18"/>
-                <w:szCs w:val="18"/>
-                <w:rtl/>
-                <w:lang w:bidi="fa-IR"/>
-              </w:rPr>
-              <w:t>:</w:t>
-            </w:r>
-            <w:r>
-              <w:rPr>
-                <w:rFonts w:cs="B Nazanin" w:hint="cs"/>
-                <w:sz w:val="18"/>
-                <w:szCs w:val="18"/>
-                <w:rtl/>
-                <w:lang w:bidi="fa-IR"/>
-              </w:rPr>
-              <w:t xml:space="preserve"> </w:t>
-            </w:r>
-            <w:r>
-              <w:rPr>
-                <w:rFonts w:cs="B Nazanin" w:hint="cs"/>
-                <w:sz w:val="18"/>
-                <w:szCs w:val="18"/>
-                <w:rtl/>
-                <w:lang w:bidi="fa-IR"/>
-              </w:rPr>
-              <w:t>180</w:t>
+                <w:rFonts w:ascii="B Nazanin" w:hAnsi="B Nazanin" w:cs="B Nazanin" w:hint="cs"/>
+                <w:sz w:val="16"/>
+                <w:szCs w:val="16"/>
+                <w:rtl/>
+                <w:lang w:bidi="fa-IR"/>
+              </w:rPr>
+              <w:t xml:space="preserve"> :</w:t>
+            </w:r>
+            <w:r>
+              <w:rPr>
+                <w:rFonts w:ascii="B Nazanin" w:hAnsi="B Nazanin" w:cs="B Nazanin" w:hint="cs"/>
+                <w:sz w:val="16"/>
+                <w:szCs w:val="16"/>
+                <w:rtl/>
+                <w:lang w:bidi="fa-IR"/>
+              </w:rPr>
+              <w:t xml:space="preserve"> </w:t>
+            </w:r>
+            <w:r>
+              <w:rPr>
+                <w:rFonts w:ascii="B Nazanin" w:hAnsi="B Nazanin" w:cs="B Nazanin"/>
+                <w:sz w:val="16"/>
+                <w:szCs w:val="16"/>
+                <w:lang w:bidi="fa-IR"/>
+              </w:rPr>
+              <w:t>{{ soldier.height_cm</w:t>
+            </w:r>
+            <w:r>
+              <w:rPr>
+                <w:rFonts w:ascii="Calibri" w:hAnsi="Calibri" w:cs="Calibri"/>
+                <w:sz w:val="16"/>
+                <w:szCs w:val="16"/>
+                <w:lang w:bidi="fa-IR"/>
+              </w:rPr>
+              <w:t>|fa_num</w:t>
+            </w:r>
+            <w:r>
+              <w:rPr>
+                <w:rFonts w:ascii="B Nazanin" w:hAnsi="B Nazanin" w:cs="B Nazanin"/>
+                <w:sz w:val="16"/>
+                <w:szCs w:val="16"/>
+                <w:lang w:bidi="fa-IR"/>
+              </w:rPr>
+              <w:t xml:space="preserve"> }}</w:t>
             </w:r>
           </w:p>
         </w:tc>
@@ -1435,16 +1435,18 @@
           <w:p>
             <w:pPr>
               <w:rPr>
-                <w:rFonts w:cs="B Nazanin"/>
+                <w:rFonts w:ascii="B Nazanin" w:hAnsi="B Nazanin" w:cs="B Nazanin"/>
+                <w:sz w:val="16"/>
+                <w:szCs w:val="16"/>
                 <w:rtl/>
                 <w:lang w:bidi="fa-IR"/>
               </w:rPr>
             </w:pPr>
             <w:r>
               <w:rPr>
-                <w:rFonts w:cs="B Nazanin" w:hint="cs"/>
-                <w:sz w:val="18"/>
-                <w:szCs w:val="18"/>
+                <w:rFonts w:ascii="B Nazanin" w:hAnsi="B Nazanin" w:cs="B Nazanin" w:hint="cs"/>
+                <w:sz w:val="16"/>
+                <w:szCs w:val="16"/>
                 <w:rtl/>
                 <w:lang w:bidi="fa-IR"/>
               </w:rPr>
@@ -1452,75 +1454,88 @@
             </w:r>
             <w:r>
               <w:rPr>
-                <w:rFonts w:cs="B Nazanin" w:hint="cs"/>
-                <w:sz w:val="18"/>
-                <w:szCs w:val="18"/>
-                <w:rtl/>
-                <w:lang w:bidi="fa-IR"/>
-              </w:rPr>
-              <w:t xml:space="preserve"> </w:t>
-            </w:r>
-            <w:r>
-              <w:rPr>
-                <w:rFonts w:cs="B Nazanin" w:hint="cs"/>
-                <w:sz w:val="18"/>
-                <w:szCs w:val="18"/>
-                <w:rtl/>
-                <w:lang w:bidi="fa-IR"/>
-              </w:rPr>
-              <w:t xml:space="preserve"> </w:t>
-            </w:r>
-            <w:r>
-              <w:rPr>
-                <w:rFonts w:cs="B Nazanin" w:hint="cs"/>
-                <w:rtl/>
-                <w:lang w:bidi="fa-IR"/>
-              </w:rPr>
-              <w:t>:</w:t>
-            </w:r>
-            <w:r>
-              <w:rPr>
-                <w:rFonts w:cs="B Nazanin" w:hint="cs"/>
-                <w:rtl/>
-                <w:lang w:bidi="fa-IR"/>
-              </w:rPr>
-              <w:t xml:space="preserve"> </w:t>
-            </w:r>
-            <w:r>
-              <w:rPr>
-                <w:rFonts w:cs="B Nazanin" w:hint="cs"/>
-                <w:rtl/>
-                <w:lang w:bidi="fa-IR"/>
-              </w:rPr>
-              <w:t xml:space="preserve">کارشناسی </w:t>
-            </w:r>
-            <w:r>
-              <w:rPr>
-                <w:rFonts w:cs="B Nazanin" w:hint="cs"/>
-                <w:rtl/>
-                <w:lang w:bidi="fa-IR"/>
-              </w:rPr>
-              <w:t xml:space="preserve"> </w:t>
-            </w:r>
-            <w:r>
-              <w:rPr>
-                <w:rFonts w:cs="B Nazanin" w:hint="cs"/>
-                <w:rtl/>
-                <w:lang w:bidi="fa-IR"/>
-              </w:rPr>
-              <w:t xml:space="preserve"> </w:t>
-            </w:r>
-            <w:r>
-              <w:rPr>
-                <w:rFonts w:cs="B Nazanin" w:hint="cs"/>
-                <w:rtl/>
-                <w:lang w:bidi="fa-IR"/>
-              </w:rPr>
-              <w:t xml:space="preserve"> </w:t>
-            </w:r>
-            <w:r>
-              <w:rPr>
-                <w:rFonts w:cs="B Nazanin" w:hint="cs"/>
+                <w:rFonts w:ascii="B Nazanin" w:hAnsi="B Nazanin" w:cs="B Nazanin" w:hint="cs"/>
+                <w:sz w:val="16"/>
+                <w:szCs w:val="16"/>
+                <w:rtl/>
+                <w:lang w:bidi="fa-IR"/>
+              </w:rPr>
+              <w:t xml:space="preserve"> </w:t>
+            </w:r>
+            <w:r>
+              <w:rPr>
+                <w:rFonts w:ascii="B Nazanin" w:hAnsi="B Nazanin" w:cs="B Nazanin" w:hint="cs"/>
+                <w:sz w:val="16"/>
+                <w:szCs w:val="16"/>
+                <w:rtl/>
+                <w:lang w:bidi="fa-IR"/>
+              </w:rPr>
+              <w:t xml:space="preserve"> :</w:t>
+            </w:r>
+            <w:r>
+              <w:rPr>
+                <w:rFonts w:ascii="B Nazanin" w:hAnsi="B Nazanin" w:cs="B Nazanin" w:hint="cs"/>
+                <w:sz w:val="16"/>
+                <w:szCs w:val="16"/>
+                <w:rtl/>
+                <w:lang w:bidi="fa-IR"/>
+              </w:rPr>
+              <w:t xml:space="preserve"> </w:t>
+            </w:r>
+            <w:r>
+              <w:rPr>
+                <w:rFonts w:ascii="B Nazanin" w:hAnsi="B Nazanin" w:cs="B Nazanin"/>
+                <w:sz w:val="16"/>
+                <w:szCs w:val="16"/>
+                <w:lang w:bidi="fa-IR"/>
+              </w:rPr>
+              <w:t>{{ soldier.education_level }}</w:t>
+            </w:r>
+            <w:r>
+              <w:rPr>
+                <w:rFonts w:ascii="B Nazanin" w:hAnsi="B Nazanin" w:cs="B Nazanin" w:hint="cs"/>
+                <w:sz w:val="16"/>
+                <w:szCs w:val="16"/>
+                <w:rtl/>
+                <w:lang w:bidi="fa-IR"/>
+              </w:rPr>
+              <w:t xml:space="preserve"> </w:t>
+            </w:r>
+            <w:r>
+              <w:rPr>
+                <w:rFonts w:ascii="B Nazanin" w:hAnsi="B Nazanin" w:cs="B Nazanin" w:hint="cs"/>
+                <w:sz w:val="16"/>
+                <w:szCs w:val="16"/>
+                <w:rtl/>
+                <w:lang w:bidi="fa-IR"/>
+              </w:rPr>
+              <w:t xml:space="preserve"> </w:t>
+            </w:r>
+            <w:r>
+              <w:rPr>
+                <w:rFonts w:ascii="B Nazanin" w:hAnsi="B Nazanin" w:cs="B Nazanin" w:hint="cs"/>
+                <w:sz w:val="16"/>
+                <w:szCs w:val="16"/>
+                <w:rtl/>
+                <w:lang w:bidi="fa-IR"/>
+              </w:rPr>
+              <w:t xml:space="preserve"> </w:t>
+            </w:r>
+            <w:r>
+              <w:rPr>
+                <w:rFonts w:ascii="B Nazanin" w:hAnsi="B Nazanin" w:cs="B Nazanin" w:hint="cs"/>
+                <w:sz w:val="16"/>
+                <w:szCs w:val="16"/>
+                <w:rtl/>
+                <w:lang w:bidi="fa-IR"/>
+              </w:rPr>
+              <w:t xml:space="preserve"> </w:t>
+            </w:r>
+            <w:r>
+              <w:rPr>
+                <w:rFonts w:ascii="B Nazanin" w:hAnsi="B Nazanin" w:cs="B Nazanin" w:hint="cs"/>
+                <w:sz w:val="16"/>
+                <w:szCs w:val="16"/>
                 <w:rtl/>
                 <w:lang w:bidi="fa-IR"/>
               </w:rPr>
@@ -1537,16 +1552,18 @@
           <w:p>
             <w:pPr>
               <w:rPr>
-                <w:rFonts w:cs="B Nazanin"/>
+                <w:rFonts w:ascii="B Nazanin" w:hAnsi="B Nazanin" w:cs="B Nazanin"/>
+                <w:sz w:val="16"/>
+                <w:szCs w:val="16"/>
                 <w:rtl/>
                 <w:lang w:bidi="fa-IR"/>
               </w:rPr>
             </w:pPr>
             <w:r>
               <w:rPr>
-                <w:rFonts w:cs="B Nazanin" w:hint="cs"/>
-                <w:sz w:val="18"/>
-                <w:szCs w:val="18"/>
+                <w:rFonts w:ascii="B Nazanin" w:hAnsi="B Nazanin" w:cs="B Nazanin" w:hint="cs"/>
+                <w:sz w:val="16"/>
+                <w:szCs w:val="16"/>
                 <w:rtl/>
                 <w:lang w:bidi="fa-IR"/>
               </w:rPr>
@@ -1554,9 +1571,9 @@
             </w:r>
             <w:r>
               <w:rPr>
-                <w:rFonts w:cs="B Nazanin" w:hint="cs"/>
-                <w:sz w:val="18"/>
-                <w:szCs w:val="18"/>
+                <w:rFonts w:ascii="B Nazanin" w:hAnsi="B Nazanin" w:cs="B Nazanin" w:hint="cs"/>
+                <w:sz w:val="16"/>
+                <w:szCs w:val="16"/>
                 <w:rtl/>
                 <w:lang w:bidi="fa-IR"/>
               </w:rPr>
@@ -1564,9 +1581,9 @@
             </w:r>
             <w:r>
               <w:rPr>
-                <w:rFonts w:cs="B Nazanin" w:hint="cs"/>
-                <w:sz w:val="18"/>
-                <w:szCs w:val="18"/>
+                <w:rFonts w:ascii="B Nazanin" w:hAnsi="B Nazanin" w:cs="B Nazanin" w:hint="cs"/>
+                <w:sz w:val="16"/>
+                <w:szCs w:val="16"/>
                 <w:rtl/>
                 <w:lang w:bidi="fa-IR"/>
               </w:rPr>
@@ -1574,31 +1591,38 @@
             </w:r>
             <w:r>
               <w:rPr>
-                <w:rFonts w:cs="B Nazanin" w:hint="cs"/>
-                <w:rtl/>
-                <w:lang w:bidi="fa-IR"/>
-              </w:rPr>
-              <w:t xml:space="preserve"> </w:t>
-            </w:r>
-            <w:r>
-              <w:rPr>
-                <w:rFonts w:cs="B Nazanin" w:hint="cs"/>
-                <w:rtl/>
-                <w:lang w:bidi="fa-IR"/>
-              </w:rPr>
-              <w:t>پاسدار</w:t>
-            </w:r>
-            <w:r>
-              <w:rPr>
-                <w:rFonts w:cs="B Nazanin" w:hint="cs"/>
-                <w:rtl/>
-                <w:lang w:bidi="fa-IR"/>
-              </w:rPr>
-              <w:t xml:space="preserve"> </w:t>
-            </w:r>
-            <w:r>
-              <w:rPr>
-                <w:rFonts w:cs="B Nazanin" w:hint="cs"/>
+                <w:rFonts w:ascii="B Nazanin" w:hAnsi="B Nazanin" w:cs="B Nazanin" w:hint="cs"/>
+                <w:sz w:val="16"/>
+                <w:szCs w:val="16"/>
+                <w:rtl/>
+                <w:lang w:bidi="fa-IR"/>
+              </w:rPr>
+              <w:t xml:space="preserve"> </w:t>
+            </w:r>
+            <w:r>
+              <w:rPr>
+                <w:rFonts w:ascii="B Nazanin" w:hAnsi="B Nazanin" w:cs="B Nazanin"/>
+                <w:sz w:val="16"/>
+                <w:szCs w:val="16"/>
+                <w:lang w:bidi="fa-IR"/>
+              </w:rPr>
+              <w:t>{{ soldier.get_type_str() }}</w:t>
+            </w:r>
+            <w:r>
+              <w:rPr>
+                <w:rFonts w:ascii="B Nazanin" w:hAnsi="B Nazanin" w:cs="B Nazanin" w:hint="cs"/>
+                <w:sz w:val="16"/>
+                <w:szCs w:val="16"/>
+                <w:rtl/>
+                <w:lang w:bidi="fa-IR"/>
+              </w:rPr>
+              <w:t xml:space="preserve"> </w:t>
+            </w:r>
+            <w:r>
+              <w:rPr>
+                <w:rFonts w:ascii="B Nazanin" w:hAnsi="B Nazanin" w:cs="B Nazanin" w:hint="cs"/>
+                <w:sz w:val="16"/>
+                <w:szCs w:val="16"/>
                 <w:rtl/>
                 <w:lang w:bidi="fa-IR"/>
               </w:rPr>
@@ -1620,16 +1644,18 @@
           <w:p>
             <w:pPr>
               <w:rPr>
-                <w:rFonts w:cs="B Nazanin"/>
+                <w:rFonts w:ascii="B Nazanin" w:hAnsi="B Nazanin" w:cs="B Nazanin"/>
+                <w:sz w:val="16"/>
+                <w:szCs w:val="16"/>
                 <w:rtl/>
                 <w:lang w:bidi="fa-IR"/>
               </w:rPr>
             </w:pPr>
             <w:r>
               <w:rPr>
-                <w:rFonts w:cs="B Nazanin" w:hint="cs"/>
-                <w:sz w:val="18"/>
-                <w:szCs w:val="18"/>
+                <w:rFonts w:ascii="B Nazanin" w:hAnsi="B Nazanin" w:cs="B Nazanin" w:hint="cs"/>
+                <w:sz w:val="16"/>
+                <w:szCs w:val="16"/>
                 <w:rtl/>
                 <w:lang w:bidi="fa-IR"/>
               </w:rPr>
@@ -1637,29 +1663,23 @@
             </w:r>
             <w:r>
               <w:rPr>
-                <w:rFonts w:cs="B Nazanin" w:hint="cs"/>
-                <w:sz w:val="18"/>
-                <w:szCs w:val="18"/>
-                <w:rtl/>
-                <w:lang w:bidi="fa-IR"/>
-              </w:rPr>
-              <w:t xml:space="preserve"> </w:t>
-            </w:r>
-            <w:r>
-              <w:rPr>
-                <w:rFonts w:cs="B Nazanin" w:hint="cs"/>
-                <w:rtl/>
-                <w:lang w:bidi="fa-IR"/>
-              </w:rPr>
-              <w:t xml:space="preserve">: </w:t>
-            </w:r>
-            <w:r>
-              <w:rPr>
-                <w:rFonts w:cs="B Nazanin" w:hint="cs"/>
-                <w:rtl/>
-                <w:lang w:bidi="fa-IR"/>
-              </w:rPr>
-              <w:t>ناحیه مقاومت بسیج شهرستان اردبیل</w:t>
+                <w:rFonts w:ascii="B Nazanin" w:hAnsi="B Nazanin" w:cs="B Nazanin" w:hint="cs"/>
+                <w:sz w:val="16"/>
+                <w:szCs w:val="16"/>
+                <w:rtl/>
+                <w:lang w:bidi="fa-IR"/>
+              </w:rPr>
+              <w:t xml:space="preserve"> </w:t>
+            </w:r>
+            <w:r>
+              <w:rPr>
+                <w:rFonts w:ascii="B Nazanin" w:hAnsi="B Nazanin" w:cs="B Nazanin" w:hint="cs"/>
+                <w:sz w:val="16"/>
+                <w:szCs w:val="16"/>
+                <w:rtl/>
+                <w:lang w:bidi="fa-IR"/>
+              </w:rPr>
+              <w:t>: ناحیه مقاومت بسیج شهرستان اردبیل</w:t>
             </w:r>
           </w:p>
         </w:tc>
@@ -1672,15 +1692,17 @@
           <w:p>
             <w:pPr>
               <w:rPr>
-                <w:rFonts w:cs="B Nazanin"/>
+                <w:rFonts w:ascii="B Nazanin" w:hAnsi="B Nazanin" w:cs="B Nazanin"/>
+                <w:sz w:val="16"/>
+                <w:szCs w:val="16"/>
                 <w:lang w:bidi="fa-IR"/>
               </w:rPr>
             </w:pPr>
             <w:r>
               <w:rPr>
-                <w:rFonts w:cs="B Nazanin" w:hint="cs"/>
-                <w:sz w:val="18"/>
-                <w:szCs w:val="18"/>
+                <w:rFonts w:ascii="B Nazanin" w:hAnsi="B Nazanin" w:cs="B Nazanin" w:hint="cs"/>
+                <w:sz w:val="16"/>
+                <w:szCs w:val="16"/>
                 <w:rtl/>
                 <w:lang w:bidi="fa-IR"/>
               </w:rPr>
@@ -1688,51 +1710,49 @@
             </w:r>
             <w:r>
               <w:rPr>
-                <w:rFonts w:cs="B Nazanin" w:hint="cs"/>
-                <w:sz w:val="18"/>
-                <w:szCs w:val="18"/>
-                <w:rtl/>
-                <w:lang w:bidi="fa-IR"/>
-              </w:rPr>
-              <w:t xml:space="preserve"> </w:t>
-            </w:r>
-            <w:r>
-              <w:rPr>
-                <w:rFonts w:cs="B Nazanin" w:hint="cs"/>
-                <w:sz w:val="18"/>
-                <w:szCs w:val="18"/>
-                <w:rtl/>
-                <w:lang w:bidi="fa-IR"/>
-              </w:rPr>
-              <w:t xml:space="preserve"> </w:t>
-            </w:r>
-            <w:r>
-              <w:rPr>
-                <w:rFonts w:cs="B Nazanin" w:hint="cs"/>
-                <w:rtl/>
-                <w:lang w:bidi="fa-IR"/>
-              </w:rPr>
-              <w:t>:</w:t>
-            </w:r>
-            <w:r>
-              <w:rPr>
-                <w:rFonts w:cs="B Nazanin" w:hint="cs"/>
-                <w:rtl/>
-                <w:lang w:bidi="fa-IR"/>
-              </w:rPr>
-              <w:t xml:space="preserve"> </w:t>
-            </w:r>
-            <w:r>
-              <w:rPr>
-                <w:rFonts w:cs="B Nazanin" w:hint="cs"/>
-                <w:rtl/>
-                <w:lang w:bidi="fa-IR"/>
-              </w:rPr>
-              <w:t xml:space="preserve"> </w:t>
-            </w:r>
-            <w:r>
-              <w:rPr>
-                <w:rFonts w:cs="B Nazanin" w:hint="cs"/>
+                <w:rFonts w:ascii="B Nazanin" w:hAnsi="B Nazanin" w:cs="B Nazanin" w:hint="cs"/>
+                <w:sz w:val="16"/>
+                <w:szCs w:val="16"/>
+                <w:rtl/>
+                <w:lang w:bidi="fa-IR"/>
+              </w:rPr>
+              <w:t xml:space="preserve"> </w:t>
+            </w:r>
+            <w:r>
+              <w:rPr>
+                <w:rFonts w:ascii="B Nazanin" w:hAnsi="B Nazanin" w:cs="B Nazanin" w:hint="cs"/>
+                <w:sz w:val="16"/>
+                <w:szCs w:val="16"/>
+                <w:rtl/>
+                <w:lang w:bidi="fa-IR"/>
+              </w:rPr>
+              <w:t xml:space="preserve"> :</w:t>
+            </w:r>
+            <w:r>
+              <w:rPr>
+                <w:rFonts w:ascii="B Nazanin" w:hAnsi="B Nazanin" w:cs="B Nazanin" w:hint="cs"/>
+                <w:sz w:val="16"/>
+                <w:szCs w:val="16"/>
+                <w:rtl/>
+                <w:lang w:bidi="fa-IR"/>
+              </w:rPr>
+              <w:t xml:space="preserve"> </w:t>
+            </w:r>
+            <w:r>
+              <w:rPr>
+                <w:rFonts w:ascii="B Nazanin" w:hAnsi="B Nazanin" w:cs="B Nazanin" w:hint="cs"/>
+                <w:sz w:val="16"/>
+                <w:szCs w:val="16"/>
+                <w:rtl/>
+                <w:lang w:bidi="fa-IR"/>
+              </w:rPr>
+              <w:t xml:space="preserve"> </w:t>
+            </w:r>
+            <w:r>
+              <w:rPr>
+                <w:rFonts w:ascii="B Nazanin" w:hAnsi="B Nazanin" w:cs="B Nazanin" w:hint="cs"/>
+                <w:sz w:val="16"/>
+                <w:szCs w:val="16"/>
                 <w:rtl/>
                 <w:lang w:bidi="fa-IR"/>
               </w:rPr>
@@ -1740,15 +1760,19 @@
             </w:r>
             <w:r>
               <w:rPr>
-                <w:rFonts w:cs="B Nazanin" w:hint="cs"/>
-                <w:rtl/>
-                <w:lang w:bidi="fa-IR"/>
-              </w:rPr>
-              <w:t xml:space="preserve"> </w:t>
-            </w:r>
-            <w:r>
-              <w:rPr>
-                <w:rFonts w:cs="B Nazanin" w:hint="cs"/>
+                <w:rFonts w:ascii="B Nazanin" w:hAnsi="B Nazanin" w:cs="B Nazanin" w:hint="cs"/>
+                <w:sz w:val="16"/>
+                <w:szCs w:val="16"/>
+                <w:rtl/>
+                <w:lang w:bidi="fa-IR"/>
+              </w:rPr>
+              <w:t xml:space="preserve"> </w:t>
+            </w:r>
+            <w:r>
+              <w:rPr>
+                <w:rFonts w:ascii="B Nazanin" w:hAnsi="B Nazanin" w:cs="B Nazanin" w:hint="cs"/>
+                <w:sz w:val="16"/>
+                <w:szCs w:val="16"/>
                 <w:rtl/>
                 <w:lang w:bidi="fa-IR"/>
               </w:rPr>
@@ -1770,13 +1794,17 @@
           <w:p>
             <w:pPr>
               <w:rPr>
-                <w:rFonts w:cs="B Nazanin"/>
+                <w:rFonts w:ascii="B Nazanin" w:hAnsi="B Nazanin" w:cs="B Nazanin"/>
+                <w:sz w:val="16"/>
+                <w:szCs w:val="16"/>
                 <w:lang w:bidi="fa-IR"/>
               </w:rPr>
             </w:pPr>
             <w:r>
               <w:rPr>
-                <w:rFonts w:asciiTheme="minorBidi" w:hAnsiTheme="minorBidi" w:cs="B Nazanin"/>
+                <w:rFonts w:ascii="B Nazanin" w:hAnsi="B Nazanin" w:cs="B Nazanin"/>
+                <w:sz w:val="16"/>
+                <w:szCs w:val="16"/>
                 <w:rtl/>
                 <w:lang w:bidi="fa-IR"/>
               </w:rPr>
@@ -1784,7 +1812,9 @@
             </w:r>
             <w:r>
               <w:rPr>
-                <w:rFonts w:cs="B Nazanin" w:hint="cs"/>
+                <w:rFonts w:ascii="B Nazanin" w:hAnsi="B Nazanin" w:cs="B Nazanin" w:hint="cs"/>
+                <w:sz w:val="16"/>
+                <w:szCs w:val="16"/>
                 <w:rtl/>
                 <w:lang w:bidi="fa-IR"/>
               </w:rPr>
@@ -1792,25 +1822,27 @@
             </w:r>
             <w:r>
               <w:rPr>
-                <w:rFonts w:cs="B Nazanin" w:hint="cs"/>
-                <w:rtl/>
-                <w:lang w:bidi="fa-IR"/>
-              </w:rPr>
-              <w:t xml:space="preserve"> </w:t>
-            </w:r>
-            <w:r>
-              <w:rPr>
-                <w:rFonts w:cs="B Nazanin" w:hint="cs"/>
-                <w:sz w:val="16"/>
-                <w:szCs w:val="16"/>
-                <w:rtl/>
-                <w:lang w:bidi="fa-IR"/>
-              </w:rPr>
-              <w:t xml:space="preserve"> </w:t>
-            </w:r>
-            <w:r>
-              <w:rPr>
-                <w:rFonts w:cs="B Nazanin" w:hint="cs"/>
+                <w:rFonts w:ascii="B Nazanin" w:hAnsi="B Nazanin" w:cs="B Nazanin" w:hint="cs"/>
+                <w:sz w:val="16"/>
+                <w:szCs w:val="16"/>
+                <w:rtl/>
+                <w:lang w:bidi="fa-IR"/>
+              </w:rPr>
+              <w:t xml:space="preserve"> </w:t>
+            </w:r>
+            <w:r>
+              <w:rPr>
+                <w:rFonts w:ascii="B Nazanin" w:hAnsi="B Nazanin" w:cs="B Nazanin" w:hint="cs"/>
+                <w:sz w:val="16"/>
+                <w:szCs w:val="16"/>
+                <w:rtl/>
+                <w:lang w:bidi="fa-IR"/>
+              </w:rPr>
+              <w:t xml:space="preserve"> </w:t>
+            </w:r>
+            <w:r>
+              <w:rPr>
+                <w:rFonts w:ascii="B Nazanin" w:hAnsi="B Nazanin" w:cs="B Nazanin" w:hint="cs"/>
                 <w:sz w:val="16"/>
                 <w:szCs w:val="16"/>
                 <w:rtl/>
@@ -1820,7 +1852,9 @@
             </w:r>
             <w:r>
               <w:rPr>
-                <w:rFonts w:cs="B Nazanin" w:hint="cs"/>
+                <w:rFonts w:ascii="B Nazanin" w:hAnsi="B Nazanin" w:cs="B Nazanin" w:hint="cs"/>
+                <w:sz w:val="16"/>
+                <w:szCs w:val="16"/>
                 <w:rtl/>
                 <w:lang w:bidi="fa-IR"/>
               </w:rPr>
@@ -1837,18 +1871,20 @@
           <w:p>
             <w:pPr>
               <w:rPr>
-                <w:rFonts w:cs="B Nazanin"/>
+                <w:rFonts w:ascii="B Nazanin" w:hAnsi="B Nazanin" w:cs="B Nazanin"/>
                 <w:b/>
                 <w:bCs/>
+                <w:sz w:val="16"/>
+                <w:szCs w:val="16"/>
                 <w:rtl/>
                 <w:lang w:bidi="fa-IR"/>
               </w:rPr>
             </w:pPr>
             <w:r>
               <w:rPr>
-                <w:rFonts w:cs="B Nazanin" w:hint="cs"/>
-                <w:sz w:val="18"/>
-                <w:szCs w:val="18"/>
+                <w:rFonts w:ascii="B Nazanin" w:hAnsi="B Nazanin" w:cs="B Nazanin" w:hint="cs"/>
+                <w:sz w:val="16"/>
+                <w:szCs w:val="16"/>
                 <w:rtl/>
                 <w:lang w:bidi="fa-IR"/>
               </w:rPr>
@@ -1856,11 +1892,11 @@
             </w:r>
             <w:r>
               <w:rPr>
-                <w:rFonts w:cs="B Nazanin" w:hint="cs"/>
+                <w:rFonts w:ascii="B Nazanin" w:hAnsi="B Nazanin" w:cs="B Nazanin" w:hint="cs"/>
                 <w:b/>
                 <w:bCs/>
-                <w:sz w:val="18"/>
-                <w:szCs w:val="18"/>
+                <w:sz w:val="16"/>
+                <w:szCs w:val="16"/>
                 <w:rtl/>
                 <w:lang w:bidi="fa-IR"/>
               </w:rPr>
@@ -1868,27 +1904,40 @@
             </w:r>
             <w:r>
               <w:rPr>
-                <w:rFonts w:cs="B Nazanin" w:hint="cs"/>
+                <w:rFonts w:ascii="B Nazanin" w:hAnsi="B Nazanin" w:cs="B Nazanin" w:hint="cs"/>
                 <w:b/>
                 <w:bCs/>
-                <w:sz w:val="18"/>
-                <w:szCs w:val="18"/>
-                <w:rtl/>
-                <w:lang w:bidi="fa-IR"/>
-              </w:rPr>
-              <w:t xml:space="preserve"> </w:t>
-            </w:r>
-            <w:r>
-              <w:rPr>
-                <w:rFonts w:cs="B Nazanin" w:hint="cs"/>
+                <w:sz w:val="16"/>
+                <w:szCs w:val="16"/>
+                <w:rtl/>
+                <w:lang w:bidi="fa-IR"/>
+              </w:rPr>
+              <w:t xml:space="preserve"> </w:t>
+            </w:r>
+            <w:r>
+              <w:rPr>
+                <w:rFonts w:ascii="B Nazanin" w:hAnsi="B Nazanin" w:cs="B Nazanin" w:hint="cs"/>
                 <w:b/>
                 <w:bCs/>
-                <w:sz w:val="18"/>
-                <w:szCs w:val="18"/>
-                <w:rtl/>
-                <w:lang w:bidi="fa-IR"/>
-              </w:rPr>
-              <w:t>* روز</w:t>
+                <w:color w:val="FF0000"/>
+                <w:sz w:val="16"/>
+                <w:szCs w:val="16"/>
+                <w:rtl/>
+                <w:lang w:bidi="fa-IR"/>
+              </w:rPr>
+              <w:t>*</w:t>
+            </w:r>
+            <w:r>
+              <w:rPr>
+                <w:rFonts w:ascii="B Nazanin" w:hAnsi="B Nazanin" w:cs="B Nazanin" w:hint="cs"/>
+                <w:b/>
+                <w:bCs/>
+                <w:sz w:val="16"/>
+                <w:szCs w:val="16"/>
+                <w:rtl/>
+                <w:lang w:bidi="fa-IR"/>
+              </w:rPr>
+              <w:t xml:space="preserve"> روز</w:t>
             </w:r>
           </w:p>
         </w:tc>
@@ -1906,13 +1955,15 @@
           <w:p>
             <w:pPr>
               <w:rPr>
-                <w:rFonts w:cs="B Nazanin"/>
+                <w:rFonts w:asciiTheme="minorHAnsi" w:hAnsiTheme="minorHAnsi" w:cs="B Nazanin"/>
+                <w:sz w:val="16"/>
+                <w:szCs w:val="16"/>
                 <w:lang w:bidi="fa-IR"/>
               </w:rPr>
             </w:pPr>
             <w:r>
               <w:rPr>
-                <w:rFonts w:cs="B Nazanin" w:hint="cs"/>
+                <w:rFonts w:ascii="B Nazanin" w:hAnsi="B Nazanin" w:cs="B Nazanin" w:hint="cs"/>
                 <w:sz w:val="16"/>
                 <w:szCs w:val="16"/>
                 <w:rtl/>
@@ -1922,17 +1973,17 @@
             </w:r>
             <w:r>
               <w:rPr>
-                <w:rFonts w:cs="B Nazanin" w:hint="cs"/>
-                <w:sz w:val="16"/>
-                <w:szCs w:val="16"/>
-                <w:rtl/>
-                <w:lang w:bidi="fa-IR"/>
-              </w:rPr>
-              <w:t xml:space="preserve"> </w:t>
-            </w:r>
-            <w:r>
-              <w:rPr>
-                <w:rFonts w:cs="B Nazanin" w:hint="cs"/>
+                <w:rFonts w:ascii="B Nazanin" w:hAnsi="B Nazanin" w:cs="B Nazanin" w:hint="cs"/>
+                <w:sz w:val="16"/>
+                <w:szCs w:val="16"/>
+                <w:rtl/>
+                <w:lang w:bidi="fa-IR"/>
+              </w:rPr>
+              <w:t xml:space="preserve"> </w:t>
+            </w:r>
+            <w:r>
+              <w:rPr>
+                <w:rFonts w:ascii="B Nazanin" w:hAnsi="B Nazanin" w:cs="B Nazanin" w:hint="cs"/>
                 <w:sz w:val="16"/>
                 <w:szCs w:val="16"/>
                 <w:rtl/>
@@ -1942,17 +1993,17 @@
             </w:r>
             <w:r>
               <w:rPr>
-                <w:rFonts w:cs="B Nazanin" w:hint="cs"/>
-                <w:sz w:val="16"/>
-                <w:szCs w:val="16"/>
-                <w:rtl/>
-                <w:lang w:bidi="fa-IR"/>
-              </w:rPr>
-              <w:t xml:space="preserve"> </w:t>
-            </w:r>
-            <w:r>
-              <w:rPr>
-                <w:rFonts w:cs="B Nazanin" w:hint="cs"/>
+                <w:rFonts w:ascii="B Nazanin" w:hAnsi="B Nazanin" w:cs="B Nazanin" w:hint="cs"/>
+                <w:sz w:val="16"/>
+                <w:szCs w:val="16"/>
+                <w:rtl/>
+                <w:lang w:bidi="fa-IR"/>
+              </w:rPr>
+              <w:t xml:space="preserve"> </w:t>
+            </w:r>
+            <w:r>
+              <w:rPr>
+                <w:rFonts w:ascii="B Nazanin" w:hAnsi="B Nazanin" w:cs="B Nazanin" w:hint="cs"/>
                 <w:sz w:val="16"/>
                 <w:szCs w:val="16"/>
                 <w:rtl/>
@@ -1962,53 +2013,42 @@
             </w:r>
             <w:r>
               <w:rPr>
-                <w:rFonts w:cs="B Nazanin" w:hint="cs"/>
-                <w:sz w:val="16"/>
-                <w:szCs w:val="16"/>
-                <w:rtl/>
-                <w:lang w:bidi="fa-IR"/>
-              </w:rPr>
-              <w:t xml:space="preserve"> </w:t>
-            </w:r>
-            <w:r>
-              <w:rPr>
-                <w:rFonts w:cs="B Nazanin" w:hint="cs"/>
-                <w:sz w:val="16"/>
-                <w:szCs w:val="16"/>
-                <w:rtl/>
-                <w:lang w:bidi="fa-IR"/>
-              </w:rPr>
-              <w:t xml:space="preserve"> </w:t>
-            </w:r>
-            <w:r>
-              <w:rPr>
-                <w:rFonts w:cs="B Nazanin" w:hint="cs"/>
-                <w:sz w:val="22"/>
-                <w:szCs w:val="22"/>
-                <w:rtl/>
-                <w:lang w:bidi="fa-IR"/>
-              </w:rPr>
-              <w:t>:</w:t>
-            </w:r>
-            <w:r>
-              <w:rPr>
-                <w:rFonts w:cs="B Nazanin" w:hint="cs"/>
-                <w:sz w:val="22"/>
-                <w:szCs w:val="22"/>
-                <w:rtl/>
-                <w:lang w:bidi="fa-IR"/>
-              </w:rPr>
-              <w:t xml:space="preserve"> </w:t>
-            </w:r>
-            <w:r>
-              <w:rPr>
-                <w:rFonts w:cs="B Nazanin" w:hint="cs"/>
-                <w:sz w:val="22"/>
-                <w:szCs w:val="22"/>
-                <w:rtl/>
-                <w:lang w:bidi="fa-IR"/>
-              </w:rPr>
-              <w:t xml:space="preserve">برگ سبز </w:t>
+                <w:rFonts w:ascii="B Nazanin" w:hAnsi="B Nazanin" w:cs="B Nazanin" w:hint="cs"/>
+                <w:sz w:val="16"/>
+                <w:szCs w:val="16"/>
+                <w:rtl/>
+                <w:lang w:bidi="fa-IR"/>
+              </w:rPr>
+              <w:t xml:space="preserve"> </w:t>
+            </w:r>
+            <w:r>
+              <w:rPr>
+                <w:rFonts w:ascii="B Nazanin" w:hAnsi="B Nazanin" w:cs="B Nazanin" w:hint="cs"/>
+                <w:sz w:val="16"/>
+                <w:szCs w:val="16"/>
+                <w:rtl/>
+                <w:lang w:bidi="fa-IR"/>
+              </w:rPr>
+              <w:t xml:space="preserve"> :</w:t>
+            </w:r>
+            <w:r>
+              <w:rPr>
+                <w:rFonts w:ascii="B Nazanin" w:hAnsi="B Nazanin" w:cs="B Nazanin" w:hint="cs"/>
+                <w:sz w:val="16"/>
+                <w:szCs w:val="16"/>
+                <w:rtl/>
+                <w:lang w:bidi="fa-IR"/>
+              </w:rPr>
+              <w:t xml:space="preserve"> </w:t>
+            </w:r>
+            <w:r>
+              <w:rPr>
+                <w:rFonts w:asciiTheme="minorHAnsi" w:hAnsiTheme="minorHAnsi" w:cs="B Nazanin"/>
+                <w:sz w:val="16"/>
+                <w:szCs w:val="16"/>
+                <w:lang w:bidi="fa-IR"/>
+              </w:rPr>
+              <w:t>{{ soldier.training_center }}</w:t>
             </w:r>
           </w:p>
         </w:tc>
@@ -2021,16 +2061,20 @@
           <w:p>
             <w:pPr>
               <w:rPr>
-                <w:rFonts w:cs="B Nazanin"/>
+                <w:rFonts w:ascii="B Nazanin" w:hAnsi="B Nazanin" w:cs="B Nazanin"/>
                 <w:b/>
                 <w:bCs/>
+                <w:sz w:val="16"/>
+                <w:szCs w:val="16"/>
                 <w:rtl/>
                 <w:lang w:bidi="fa-IR"/>
               </w:rPr>
             </w:pPr>
             <w:r>
               <w:rPr>
-                <w:rFonts w:cs="B Nazanin" w:hint="cs"/>
+                <w:rFonts w:ascii="B Nazanin" w:hAnsi="B Nazanin" w:cs="B Nazanin" w:hint="cs"/>
+                <w:sz w:val="16"/>
+                <w:szCs w:val="16"/>
                 <w:rtl/>
                 <w:lang w:bidi="fa-IR"/>
               </w:rPr>
@@ -2038,9 +2082,11 @@
             </w:r>
             <w:r>
               <w:rPr>
-                <w:rFonts w:cs="B Nazanin" w:hint="cs"/>
+                <w:rFonts w:ascii="B Nazanin" w:hAnsi="B Nazanin" w:cs="B Nazanin" w:hint="cs"/>
                 <w:b/>
                 <w:bCs/>
+                <w:sz w:val="16"/>
+                <w:szCs w:val="16"/>
                 <w:rtl/>
                 <w:lang w:bidi="fa-IR"/>
               </w:rPr>
@@ -2048,9 +2094,11 @@
             </w:r>
             <w:r>
               <w:rPr>
-                <w:rFonts w:cs="B Nazanin" w:hint="cs"/>
+                <w:rFonts w:ascii="B Nazanin" w:hAnsi="B Nazanin" w:cs="B Nazanin" w:hint="cs"/>
                 <w:b/>
                 <w:bCs/>
+                <w:sz w:val="16"/>
+                <w:szCs w:val="16"/>
                 <w:rtl/>
                 <w:lang w:bidi="fa-IR"/>
               </w:rPr>
@@ -2058,29 +2106,36 @@
             </w:r>
             <w:r>
               <w:rPr>
-                <w:rFonts w:cs="B Nazanin" w:hint="cs"/>
+                <w:rFonts w:ascii="B Nazanin" w:hAnsi="B Nazanin" w:cs="B Nazanin" w:hint="cs"/>
                 <w:b/>
                 <w:bCs/>
-                <w:rtl/>
-                <w:lang w:bidi="fa-IR"/>
-              </w:rPr>
-              <w:t xml:space="preserve"> </w:t>
-            </w:r>
-            <w:r>
-              <w:rPr>
-                <w:rFonts w:cs="B Nazanin" w:hint="cs"/>
+                <w:sz w:val="16"/>
+                <w:szCs w:val="16"/>
+                <w:rtl/>
+                <w:lang w:bidi="fa-IR"/>
+              </w:rPr>
+              <w:t xml:space="preserve"> </w:t>
+            </w:r>
+            <w:r>
+              <w:rPr>
+                <w:rFonts w:ascii="B Nazanin" w:hAnsi="B Nazanin" w:cs="B Nazanin" w:hint="cs"/>
                 <w:b/>
                 <w:bCs/>
-                <w:rtl/>
-                <w:lang w:bidi="fa-IR"/>
-              </w:rPr>
-              <w:t xml:space="preserve"> </w:t>
-            </w:r>
-            <w:r>
-              <w:rPr>
-                <w:rFonts w:cs="B Nazanin" w:hint="cs"/>
+                <w:sz w:val="16"/>
+                <w:szCs w:val="16"/>
+                <w:rtl/>
+                <w:lang w:bidi="fa-IR"/>
+              </w:rPr>
+              <w:t xml:space="preserve"> </w:t>
+            </w:r>
+            <w:r>
+              <w:rPr>
+                <w:rFonts w:ascii="B Nazanin" w:hAnsi="B Nazanin" w:cs="B Nazanin" w:hint="cs"/>
                 <w:b/>
                 <w:bCs/>
+                <w:color w:val="FF0000"/>
+                <w:sz w:val="16"/>
+                <w:szCs w:val="16"/>
                 <w:rtl/>
                 <w:lang w:bidi="fa-IR"/>
               </w:rPr>
@@ -2088,9 +2143,11 @@
             </w:r>
             <w:r>
               <w:rPr>
-                <w:rFonts w:cs="B Nazanin" w:hint="cs"/>
+                <w:rFonts w:ascii="B Nazanin" w:hAnsi="B Nazanin" w:cs="B Nazanin" w:hint="cs"/>
                 <w:b/>
                 <w:bCs/>
+                <w:sz w:val="16"/>
+                <w:szCs w:val="16"/>
                 <w:rtl/>
                 <w:lang w:bidi="fa-IR"/>
               </w:rPr>
@@ -2112,16 +2169,18 @@
           <w:p>
             <w:pPr>
               <w:rPr>
-                <w:rFonts w:cs="B Nazanin"/>
+                <w:rFonts w:ascii="B Nazanin" w:hAnsi="B Nazanin" w:cs="B Nazanin"/>
+                <w:sz w:val="16"/>
+                <w:szCs w:val="16"/>
                 <w:rtl/>
                 <w:lang w:bidi="fa-IR"/>
               </w:rPr>
             </w:pPr>
             <w:r>
               <w:rPr>
-                <w:rFonts w:cs="B Nazanin" w:hint="cs"/>
-                <w:sz w:val="18"/>
-                <w:szCs w:val="18"/>
+                <w:rFonts w:ascii="B Nazanin" w:hAnsi="B Nazanin" w:cs="B Nazanin" w:hint="cs"/>
+                <w:sz w:val="16"/>
+                <w:szCs w:val="16"/>
                 <w:rtl/>
                 <w:lang w:bidi="fa-IR"/>
               </w:rPr>
@@ -2129,15 +2188,19 @@
             </w:r>
             <w:r>
               <w:rPr>
-                <w:rFonts w:cs="B Nazanin" w:hint="cs"/>
-                <w:rtl/>
-                <w:lang w:bidi="fa-IR"/>
-              </w:rPr>
-              <w:t xml:space="preserve"> </w:t>
-            </w:r>
-            <w:r>
-              <w:rPr>
-                <w:rFonts w:cs="B Nazanin" w:hint="cs"/>
+                <w:rFonts w:ascii="B Nazanin" w:hAnsi="B Nazanin" w:cs="B Nazanin" w:hint="cs"/>
+                <w:sz w:val="16"/>
+                <w:szCs w:val="16"/>
+                <w:rtl/>
+                <w:lang w:bidi="fa-IR"/>
+              </w:rPr>
+              <w:t xml:space="preserve"> </w:t>
+            </w:r>
+            <w:r>
+              <w:rPr>
+                <w:rFonts w:ascii="B Nazanin" w:hAnsi="B Nazanin" w:cs="B Nazanin" w:hint="cs"/>
+                <w:sz w:val="16"/>
+                <w:szCs w:val="16"/>
                 <w:rtl/>
                 <w:lang w:bidi="fa-IR"/>
               </w:rPr>
@@ -2145,7 +2208,9 @@
             </w:r>
             <w:r>
               <w:rPr>
-                <w:rFonts w:cs="B Nazanin" w:hint="cs"/>
+                <w:rFonts w:ascii="B Nazanin" w:hAnsi="B Nazanin" w:cs="B Nazanin" w:hint="cs"/>
+                <w:sz w:val="16"/>
+                <w:szCs w:val="16"/>
                 <w:rtl/>
                 <w:lang w:bidi="fa-IR"/>
               </w:rPr>
@@ -2153,11 +2218,30 @@
             </w:r>
             <w:r>
               <w:rPr>
-                <w:rFonts w:cs="B Nazanin" w:hint="cs"/>
-                <w:rtl/>
-                <w:lang w:bidi="fa-IR"/>
-              </w:rPr>
-              <w:t>76216675</w:t>
+                <w:rFonts w:ascii="B Nazanin" w:hAnsi="B Nazanin" w:cs="B Nazanin"/>
+                <w:sz w:val="16"/>
+                <w:szCs w:val="16"/>
+                <w:lang w:bidi="fa-IR"/>
+              </w:rPr>
+              <w:t>{{ soldier.guard_code</w:t>
+            </w:r>
+            <w:r>
+              <w:rPr>
+                <w:rFonts w:ascii="Calibri" w:hAnsi="Calibri" w:cs="Calibri"/>
+                <w:sz w:val="16"/>
+                <w:szCs w:val="16"/>
+                <w:lang w:bidi="fa-IR"/>
+              </w:rPr>
+              <w:t>|fa_num</w:t>
+            </w:r>
+            <w:r>
+              <w:rPr>
+                <w:rFonts w:ascii="B Nazanin" w:hAnsi="B Nazanin" w:cs="B Nazanin"/>
+                <w:sz w:val="16"/>
+                <w:szCs w:val="16"/>
+                <w:lang w:bidi="fa-IR"/>
+              </w:rPr>
+              <w:t xml:space="preserve"> }}</w:t>
             </w:r>
           </w:p>
         </w:tc>
@@ -2170,40 +2254,38 @@
           <w:p>
             <w:pPr>
               <w:rPr>
-                <w:rFonts w:cs="B Nazanin"/>
+                <w:rFonts w:ascii="B Nazanin" w:hAnsi="B Nazanin" w:cs="B Nazanin"/>
+                <w:sz w:val="16"/>
+                <w:szCs w:val="16"/>
                 <w:rtl/>
                 <w:lang w:bidi="fa-IR"/>
               </w:rPr>
             </w:pPr>
             <w:r>
               <w:rPr>
-                <w:rFonts w:cs="B Nazanin" w:hint="cs"/>
-                <w:sz w:val="18"/>
-                <w:szCs w:val="18"/>
-                <w:rtl/>
-                <w:lang w:bidi="fa-IR"/>
-              </w:rPr>
-              <w:t>کسر خدمت بسيج</w:t>
-            </w:r>
-            <w:r>
-              <w:rPr>
-                <w:rFonts w:cs="B Nazanin" w:hint="cs"/>
-                <w:rtl/>
-                <w:lang w:bidi="fa-IR"/>
-              </w:rPr>
-              <w:t xml:space="preserve"> </w:t>
-            </w:r>
-            <w:r>
-              <w:rPr>
-                <w:rFonts w:cs="B Nazanin" w:hint="cs"/>
-                <w:rtl/>
-                <w:lang w:bidi="fa-IR"/>
-              </w:rPr>
-              <w:t xml:space="preserve"> </w:t>
-            </w:r>
-            <w:r>
-              <w:rPr>
-                <w:rFonts w:cs="B Nazanin" w:hint="cs"/>
+                <w:rFonts w:ascii="B Nazanin" w:hAnsi="B Nazanin" w:cs="B Nazanin" w:hint="cs"/>
+                <w:sz w:val="16"/>
+                <w:szCs w:val="16"/>
+                <w:rtl/>
+                <w:lang w:bidi="fa-IR"/>
+              </w:rPr>
+              <w:t xml:space="preserve">کسر خدمت بسيج </w:t>
+            </w:r>
+            <w:r>
+              <w:rPr>
+                <w:rFonts w:ascii="B Nazanin" w:hAnsi="B Nazanin" w:cs="B Nazanin" w:hint="cs"/>
+                <w:sz w:val="16"/>
+                <w:szCs w:val="16"/>
+                <w:rtl/>
+                <w:lang w:bidi="fa-IR"/>
+              </w:rPr>
+              <w:t xml:space="preserve"> </w:t>
+            </w:r>
+            <w:r>
+              <w:rPr>
+                <w:rFonts w:ascii="B Nazanin" w:hAnsi="B Nazanin" w:cs="B Nazanin" w:hint="cs"/>
+                <w:sz w:val="16"/>
+                <w:szCs w:val="16"/>
                 <w:rtl/>
                 <w:lang w:bidi="fa-IR"/>
               </w:rPr>
@@ -2211,7 +2293,9 @@
             </w:r>
             <w:r>
               <w:rPr>
-                <w:rFonts w:cs="B Nazanin" w:hint="cs"/>
+                <w:rFonts w:ascii="B Nazanin" w:hAnsi="B Nazanin" w:cs="B Nazanin" w:hint="cs"/>
+                <w:sz w:val="16"/>
+                <w:szCs w:val="16"/>
                 <w:rtl/>
                 <w:lang w:bidi="fa-IR"/>
               </w:rPr>
@@ -2219,19 +2303,24 @@
             </w:r>
             <w:r>
               <w:rPr>
-                <w:rFonts w:cs="B Nazanin" w:hint="cs"/>
+                <w:rFonts w:ascii="B Nazanin" w:hAnsi="B Nazanin" w:cs="B Nazanin" w:hint="cs"/>
                 <w:b/>
                 <w:bCs/>
-                <w:rtl/>
-                <w:lang w:bidi="fa-IR"/>
-              </w:rPr>
-              <w:t>180</w:t>
-            </w:r>
-            <w:r>
-              <w:rPr>
-                <w:rFonts w:cs="B Nazanin" w:hint="cs"/>
+                <w:color w:val="FF0000"/>
+                <w:sz w:val="16"/>
+                <w:szCs w:val="16"/>
+                <w:rtl/>
+                <w:lang w:bidi="fa-IR"/>
+              </w:rPr>
+              <w:t>*</w:t>
+            </w:r>
+            <w:r>
+              <w:rPr>
+                <w:rFonts w:ascii="B Nazanin" w:hAnsi="B Nazanin" w:cs="B Nazanin" w:hint="cs"/>
                 <w:b/>
                 <w:bCs/>
+                <w:sz w:val="16"/>
+                <w:szCs w:val="16"/>
                 <w:rtl/>
                 <w:lang w:bidi="fa-IR"/>
               </w:rPr>
@@ -2253,15 +2342,17 @@
           <w:p>
             <w:pPr>
               <w:rPr>
-                <w:rFonts w:cs="B Nazanin"/>
+                <w:rFonts w:ascii="B Nazanin" w:hAnsi="B Nazanin" w:cs="B Nazanin"/>
+                <w:sz w:val="16"/>
+                <w:szCs w:val="16"/>
                 <w:lang w:bidi="fa-IR"/>
               </w:rPr>
             </w:pPr>
             <w:r>
               <w:rPr>
-                <w:rFonts w:cs="B Nazanin" w:hint="cs"/>
-                <w:sz w:val="18"/>
-                <w:szCs w:val="18"/>
+                <w:rFonts w:ascii="B Nazanin" w:hAnsi="B Nazanin" w:cs="B Nazanin" w:hint="cs"/>
+                <w:sz w:val="16"/>
+                <w:szCs w:val="16"/>
                 <w:rtl/>
                 <w:lang w:bidi="fa-IR"/>
               </w:rPr>
@@ -2269,87 +2360,70 @@
             </w:r>
             <w:r>
               <w:rPr>
-                <w:rFonts w:cs="B Nazanin" w:hint="cs"/>
-                <w:sz w:val="18"/>
-                <w:szCs w:val="18"/>
-                <w:rtl/>
-                <w:lang w:bidi="fa-IR"/>
-              </w:rPr>
-              <w:t xml:space="preserve"> </w:t>
-            </w:r>
-            <w:r>
-              <w:rPr>
-                <w:rFonts w:cs="B Nazanin" w:hint="cs"/>
-                <w:sz w:val="18"/>
-                <w:szCs w:val="18"/>
-                <w:rtl/>
-                <w:lang w:bidi="fa-IR"/>
-              </w:rPr>
-              <w:t xml:space="preserve"> </w:t>
-            </w:r>
-            <w:r>
-              <w:rPr>
-                <w:rFonts w:cs="B Nazanin" w:hint="cs"/>
-                <w:rtl/>
-                <w:lang w:bidi="fa-IR"/>
-              </w:rPr>
-              <w:t>:</w:t>
-            </w:r>
-            <w:r>
-              <w:rPr>
-                <w:rFonts w:cs="B Nazanin" w:hint="cs"/>
-                <w:rtl/>
-                <w:lang w:bidi="fa-IR"/>
-              </w:rPr>
-              <w:t xml:space="preserve"> </w:t>
-            </w:r>
-            <w:r>
-              <w:rPr>
-                <w:rFonts w:cs="B Nazanin" w:hint="cs"/>
-                <w:rtl/>
-                <w:lang w:bidi="fa-IR"/>
-              </w:rPr>
-              <w:t xml:space="preserve"> </w:t>
-            </w:r>
-            <w:r>
-              <w:rPr>
-                <w:rFonts w:cs="B Nazanin" w:hint="cs"/>
-                <w:rtl/>
-                <w:lang w:bidi="fa-IR"/>
-              </w:rPr>
-              <w:t>17</w:t>
-            </w:r>
-            <w:r>
-              <w:rPr>
-                <w:rFonts w:cs="B Nazanin" w:hint="cs"/>
-                <w:rtl/>
-                <w:lang w:bidi="fa-IR"/>
-              </w:rPr>
-              <w:t>/</w:t>
-            </w:r>
-            <w:r>
-              <w:rPr>
-                <w:rFonts w:cs="B Nazanin" w:hint="cs"/>
-                <w:rtl/>
-                <w:lang w:bidi="fa-IR"/>
-              </w:rPr>
-              <w:t>06</w:t>
-            </w:r>
-            <w:r>
-              <w:rPr>
-                <w:rFonts w:cs="B Nazanin" w:hint="cs"/>
-                <w:rtl/>
-                <w:lang w:bidi="fa-IR"/>
-              </w:rPr>
-              <w:t>/</w:t>
-            </w:r>
-            <w:r>
-              <w:rPr>
-                <w:rFonts w:cs="B Nazanin" w:hint="cs"/>
-                <w:rtl/>
-                <w:lang w:bidi="fa-IR"/>
-              </w:rPr>
-              <w:t>1403</w:t>
+                <w:rFonts w:ascii="B Nazanin" w:hAnsi="B Nazanin" w:cs="B Nazanin" w:hint="cs"/>
+                <w:sz w:val="16"/>
+                <w:szCs w:val="16"/>
+                <w:rtl/>
+                <w:lang w:bidi="fa-IR"/>
+              </w:rPr>
+              <w:t xml:space="preserve"> </w:t>
+            </w:r>
+            <w:r>
+              <w:rPr>
+                <w:rFonts w:ascii="B Nazanin" w:hAnsi="B Nazanin" w:cs="B Nazanin" w:hint="cs"/>
+                <w:sz w:val="16"/>
+                <w:szCs w:val="16"/>
+                <w:rtl/>
+                <w:lang w:bidi="fa-IR"/>
+              </w:rPr>
+              <w:t xml:space="preserve"> :</w:t>
+            </w:r>
+            <w:r>
+              <w:rPr>
+                <w:rFonts w:ascii="B Nazanin" w:hAnsi="B Nazanin" w:cs="B Nazanin" w:hint="cs"/>
+                <w:sz w:val="16"/>
+                <w:szCs w:val="16"/>
+                <w:rtl/>
+                <w:lang w:bidi="fa-IR"/>
+              </w:rPr>
+              <w:t xml:space="preserve"> </w:t>
+            </w:r>
+            <w:r>
+              <w:rPr>
+                <w:rFonts w:ascii="B Nazanin" w:hAnsi="B Nazanin" w:cs="B Nazanin" w:hint="cs"/>
+                <w:sz w:val="16"/>
+                <w:szCs w:val="16"/>
+                <w:rtl/>
+                <w:lang w:bidi="fa-IR"/>
+              </w:rPr>
+              <w:t xml:space="preserve"> </w:t>
+            </w:r>
+            <w:r>
+              <w:rPr>
+                <w:rFonts w:ascii="B Nazanin" w:hAnsi="B Nazanin" w:cs="B Nazanin"/>
+                <w:sz w:val="16"/>
+                <w:szCs w:val="16"/>
+                <w:lang w:bidi="fa-IR"/>
+              </w:rPr>
+              <w:t>{{soldier.service_start_date|jalali</w:t>
+            </w:r>
+            <w:r>
+              <w:rPr>
+                <w:rFonts w:ascii="Calibri" w:hAnsi="Calibri" w:cs="Calibri"/>
+                <w:sz w:val="16"/>
+                <w:szCs w:val="16"/>
+                <w:lang w:bidi="fa-IR"/>
+              </w:rPr>
+              <w:t>|fa_num</w:t>
+            </w:r>
+            <w:r>
+              <w:rPr>
+                <w:rFonts w:ascii="B Nazanin" w:hAnsi="B Nazanin" w:cs="B Nazanin"/>
+                <w:sz w:val="16"/>
+                <w:szCs w:val="16"/>
+                <w:lang w:bidi="fa-IR"/>
+              </w:rPr>
+              <w:t>}}</w:t>
             </w:r>
           </w:p>
         </w:tc>
@@ -2362,16 +2436,18 @@
           <w:p>
             <w:pPr>
               <w:rPr>
-                <w:rFonts w:cs="B Nazanin"/>
+                <w:rFonts w:ascii="B Nazanin" w:hAnsi="B Nazanin" w:cs="B Nazanin"/>
+                <w:sz w:val="16"/>
+                <w:szCs w:val="16"/>
                 <w:rtl/>
                 <w:lang w:bidi="fa-IR"/>
               </w:rPr>
             </w:pPr>
             <w:r>
               <w:rPr>
-                <w:rFonts w:cs="B Nazanin" w:hint="cs"/>
-                <w:sz w:val="18"/>
-                <w:szCs w:val="18"/>
+                <w:rFonts w:ascii="B Nazanin" w:hAnsi="B Nazanin" w:cs="B Nazanin" w:hint="cs"/>
+                <w:sz w:val="16"/>
+                <w:szCs w:val="16"/>
                 <w:rtl/>
                 <w:lang w:bidi="fa-IR"/>
               </w:rPr>
@@ -2379,27 +2455,29 @@
             </w:r>
             <w:r>
               <w:rPr>
-                <w:rFonts w:cs="B Nazanin" w:hint="cs"/>
-                <w:sz w:val="18"/>
-                <w:szCs w:val="18"/>
-                <w:rtl/>
-                <w:lang w:bidi="fa-IR"/>
-              </w:rPr>
-              <w:t xml:space="preserve"> </w:t>
-            </w:r>
-            <w:r>
-              <w:rPr>
-                <w:rFonts w:cs="B Nazanin" w:hint="cs"/>
-                <w:sz w:val="18"/>
-                <w:szCs w:val="18"/>
-                <w:rtl/>
-                <w:lang w:bidi="fa-IR"/>
-              </w:rPr>
-              <w:t xml:space="preserve"> </w:t>
-            </w:r>
-            <w:r>
-              <w:rPr>
-                <w:rFonts w:cs="B Nazanin" w:hint="cs"/>
+                <w:rFonts w:ascii="B Nazanin" w:hAnsi="B Nazanin" w:cs="B Nazanin" w:hint="cs"/>
+                <w:sz w:val="16"/>
+                <w:szCs w:val="16"/>
+                <w:rtl/>
+                <w:lang w:bidi="fa-IR"/>
+              </w:rPr>
+              <w:t xml:space="preserve"> </w:t>
+            </w:r>
+            <w:r>
+              <w:rPr>
+                <w:rFonts w:ascii="B Nazanin" w:hAnsi="B Nazanin" w:cs="B Nazanin" w:hint="cs"/>
+                <w:sz w:val="16"/>
+                <w:szCs w:val="16"/>
+                <w:rtl/>
+                <w:lang w:bidi="fa-IR"/>
+              </w:rPr>
+              <w:t xml:space="preserve"> </w:t>
+            </w:r>
+            <w:r>
+              <w:rPr>
+                <w:rFonts w:ascii="B Nazanin" w:hAnsi="B Nazanin" w:cs="B Nazanin" w:hint="cs"/>
+                <w:sz w:val="16"/>
+                <w:szCs w:val="16"/>
                 <w:rtl/>
                 <w:lang w:bidi="fa-IR"/>
               </w:rPr>
@@ -2407,33 +2485,42 @@
             </w:r>
             <w:r>
               <w:rPr>
-                <w:rFonts w:cs="B Nazanin" w:hint="cs"/>
-                <w:rtl/>
-                <w:lang w:bidi="fa-IR"/>
-              </w:rPr>
-              <w:t xml:space="preserve"> </w:t>
-            </w:r>
-            <w:r>
-              <w:rPr>
-                <w:rFonts w:cs="B Nazanin" w:hint="cs"/>
-                <w:rtl/>
-                <w:lang w:bidi="fa-IR"/>
-              </w:rPr>
-              <w:t xml:space="preserve"> </w:t>
-            </w:r>
-            <w:r>
-              <w:rPr>
-                <w:rFonts w:cs="B Nazanin" w:hint="cs"/>
-                <w:rtl/>
-                <w:lang w:bidi="fa-IR"/>
-              </w:rPr>
-              <w:t xml:space="preserve"> </w:t>
-            </w:r>
-            <w:r>
-              <w:rPr>
-                <w:rFonts w:cs="B Nazanin" w:hint="cs"/>
+                <w:rFonts w:ascii="B Nazanin" w:hAnsi="B Nazanin" w:cs="B Nazanin" w:hint="cs"/>
+                <w:sz w:val="16"/>
+                <w:szCs w:val="16"/>
+                <w:rtl/>
+                <w:lang w:bidi="fa-IR"/>
+              </w:rPr>
+              <w:t xml:space="preserve"> </w:t>
+            </w:r>
+            <w:r>
+              <w:rPr>
+                <w:rFonts w:ascii="B Nazanin" w:hAnsi="B Nazanin" w:cs="B Nazanin" w:hint="cs"/>
+                <w:sz w:val="16"/>
+                <w:szCs w:val="16"/>
+                <w:rtl/>
+                <w:lang w:bidi="fa-IR"/>
+              </w:rPr>
+              <w:t xml:space="preserve"> </w:t>
+            </w:r>
+            <w:r>
+              <w:rPr>
+                <w:rFonts w:ascii="B Nazanin" w:hAnsi="B Nazanin" w:cs="B Nazanin" w:hint="cs"/>
+                <w:sz w:val="16"/>
+                <w:szCs w:val="16"/>
+                <w:rtl/>
+                <w:lang w:bidi="fa-IR"/>
+              </w:rPr>
+              <w:t xml:space="preserve"> </w:t>
+            </w:r>
+            <w:r>
+              <w:rPr>
+                <w:rFonts w:ascii="B Nazanin" w:hAnsi="B Nazanin" w:cs="B Nazanin" w:hint="cs"/>
                 <w:b/>
                 <w:bCs/>
+                <w:color w:val="FF0000"/>
+                <w:sz w:val="16"/>
+                <w:szCs w:val="16"/>
                 <w:rtl/>
                 <w:lang w:bidi="fa-IR"/>
               </w:rPr>
@@ -2441,19 +2528,23 @@
             </w:r>
             <w:r>
               <w:rPr>
-                <w:rFonts w:cs="B Nazanin" w:hint="cs"/>
+                <w:rFonts w:ascii="B Nazanin" w:hAnsi="B Nazanin" w:cs="B Nazanin" w:hint="cs"/>
                 <w:b/>
                 <w:bCs/>
-                <w:rtl/>
-                <w:lang w:bidi="fa-IR"/>
-              </w:rPr>
-              <w:t xml:space="preserve"> </w:t>
-            </w:r>
-            <w:r>
-              <w:rPr>
-                <w:rFonts w:cs="B Nazanin" w:hint="cs"/>
+                <w:sz w:val="16"/>
+                <w:szCs w:val="16"/>
+                <w:rtl/>
+                <w:lang w:bidi="fa-IR"/>
+              </w:rPr>
+              <w:t xml:space="preserve"> </w:t>
+            </w:r>
+            <w:r>
+              <w:rPr>
+                <w:rFonts w:ascii="B Nazanin" w:hAnsi="B Nazanin" w:cs="B Nazanin" w:hint="cs"/>
                 <w:b/>
                 <w:bCs/>
+                <w:sz w:val="16"/>
+                <w:szCs w:val="16"/>
                 <w:rtl/>
                 <w:lang w:bidi="fa-IR"/>
               </w:rPr>
@@ -2476,15 +2567,17 @@
           <w:p>
             <w:pPr>
               <w:rPr>
-                <w:rFonts w:cs="B Nazanin"/>
+                <w:rFonts w:ascii="B Nazanin" w:hAnsi="B Nazanin" w:cs="B Nazanin"/>
+                <w:sz w:val="16"/>
+                <w:szCs w:val="16"/>
                 <w:lang w:bidi="fa-IR"/>
               </w:rPr>
             </w:pPr>
             <w:r>
               <w:rPr>
-                <w:rFonts w:cs="B Nazanin" w:hint="cs"/>
-                <w:sz w:val="18"/>
-                <w:szCs w:val="18"/>
+                <w:rFonts w:ascii="B Nazanin" w:hAnsi="B Nazanin" w:cs="B Nazanin" w:hint="cs"/>
+                <w:sz w:val="16"/>
+                <w:szCs w:val="16"/>
                 <w:rtl/>
                 <w:lang w:bidi="fa-IR"/>
               </w:rPr>
@@ -2492,11 +2585,11 @@
             </w:r>
             <w:r>
               <w:rPr>
-                <w:rFonts w:cs="B Nazanin" w:hint="cs"/>
+                <w:rFonts w:ascii="B Nazanin" w:hAnsi="B Nazanin" w:cs="B Nazanin" w:hint="cs"/>
                 <w:b/>
                 <w:bCs/>
-                <w:sz w:val="18"/>
-                <w:szCs w:val="18"/>
+                <w:sz w:val="16"/>
+                <w:szCs w:val="16"/>
                 <w:rtl/>
                 <w:lang w:bidi="fa-IR"/>
               </w:rPr>
@@ -2504,19 +2597,19 @@
             </w:r>
             <w:r>
               <w:rPr>
-                <w:rFonts w:cs="B Nazanin" w:hint="cs"/>
-                <w:sz w:val="18"/>
-                <w:szCs w:val="18"/>
-                <w:rtl/>
-                <w:lang w:bidi="fa-IR"/>
-              </w:rPr>
-              <w:t xml:space="preserve"> </w:t>
-            </w:r>
-            <w:r>
-              <w:rPr>
-                <w:rFonts w:cs="B Nazanin" w:hint="cs"/>
-                <w:sz w:val="18"/>
-                <w:szCs w:val="18"/>
+                <w:rFonts w:ascii="B Nazanin" w:hAnsi="B Nazanin" w:cs="B Nazanin" w:hint="cs"/>
+                <w:sz w:val="16"/>
+                <w:szCs w:val="16"/>
+                <w:rtl/>
+                <w:lang w:bidi="fa-IR"/>
+              </w:rPr>
+              <w:t xml:space="preserve"> </w:t>
+            </w:r>
+            <w:r>
+              <w:rPr>
+                <w:rFonts w:ascii="B Nazanin" w:hAnsi="B Nazanin" w:cs="B Nazanin" w:hint="cs"/>
+                <w:sz w:val="16"/>
+                <w:szCs w:val="16"/>
                 <w:rtl/>
                 <w:lang w:bidi="fa-IR"/>
               </w:rPr>
@@ -2524,55 +2617,70 @@
             </w:r>
             <w:r>
               <w:rPr>
-                <w:rFonts w:cs="B Nazanin" w:hint="cs"/>
-                <w:sz w:val="18"/>
-                <w:szCs w:val="18"/>
-                <w:rtl/>
-                <w:lang w:bidi="fa-IR"/>
-              </w:rPr>
-              <w:t xml:space="preserve"> </w:t>
-            </w:r>
-            <w:r>
-              <w:rPr>
-                <w:rFonts w:cs="B Nazanin" w:hint="cs"/>
-                <w:sz w:val="18"/>
-                <w:szCs w:val="18"/>
-                <w:rtl/>
-                <w:lang w:bidi="fa-IR"/>
-              </w:rPr>
-              <w:t xml:space="preserve"> </w:t>
-            </w:r>
-            <w:r>
-              <w:rPr>
-                <w:rFonts w:cs="B Nazanin" w:hint="cs"/>
-                <w:rtl/>
-                <w:lang w:bidi="fa-IR"/>
-              </w:rPr>
-              <w:t>:</w:t>
-            </w:r>
-            <w:r>
-              <w:rPr>
-                <w:rFonts w:cs="B Nazanin" w:hint="cs"/>
-                <w:rtl/>
-                <w:lang w:bidi="fa-IR"/>
-              </w:rPr>
-              <w:t xml:space="preserve"> </w:t>
-            </w:r>
-            <w:r>
-              <w:rPr>
-                <w:rFonts w:cs="B Nazanin" w:hint="cs"/>
-                <w:rtl/>
-                <w:lang w:bidi="fa-IR"/>
-              </w:rPr>
-              <w:t xml:space="preserve"> </w:t>
-            </w:r>
-            <w:r>
-              <w:rPr>
-                <w:rFonts w:cs="B Nazanin" w:hint="cs"/>
-                <w:rtl/>
-                <w:lang w:bidi="fa-IR"/>
-              </w:rPr>
-              <w:t>17/09/1404</w:t>
+                <w:rFonts w:ascii="B Nazanin" w:hAnsi="B Nazanin" w:cs="B Nazanin" w:hint="cs"/>
+                <w:sz w:val="16"/>
+                <w:szCs w:val="16"/>
+                <w:rtl/>
+                <w:lang w:bidi="fa-IR"/>
+              </w:rPr>
+              <w:t xml:space="preserve"> </w:t>
+            </w:r>
+            <w:r>
+              <w:rPr>
+                <w:rFonts w:ascii="B Nazanin" w:hAnsi="B Nazanin" w:cs="B Nazanin" w:hint="cs"/>
+                <w:sz w:val="16"/>
+                <w:szCs w:val="16"/>
+                <w:rtl/>
+                <w:lang w:bidi="fa-IR"/>
+              </w:rPr>
+              <w:t xml:space="preserve"> :</w:t>
+            </w:r>
+            <w:r>
+              <w:rPr>
+                <w:rFonts w:ascii="B Nazanin" w:hAnsi="B Nazanin" w:cs="B Nazanin" w:hint="cs"/>
+                <w:sz w:val="16"/>
+                <w:szCs w:val="16"/>
+                <w:rtl/>
+                <w:lang w:bidi="fa-IR"/>
+              </w:rPr>
+              <w:t xml:space="preserve"> </w:t>
+            </w:r>
+            <w:r>
+              <w:rPr>
+                <w:rFonts w:ascii="B Nazanin" w:hAnsi="B Nazanin" w:cs="B Nazanin" w:hint="cs"/>
+                <w:sz w:val="16"/>
+                <w:szCs w:val="16"/>
+                <w:rtl/>
+                <w:lang w:bidi="fa-IR"/>
+              </w:rPr>
+              <w:t xml:space="preserve"> </w:t>
+            </w:r>
+            <w:r>
+              <w:rPr>
+                <w:rFonts w:ascii="B Nazanin" w:hAnsi="B Nazanin" w:cs="B Nazanin"/>
+                <w:sz w:val="16"/>
+                <w:szCs w:val="16"/>
+                <w:lang w:bidi="fa-IR"/>
+              </w:rPr>
+              <w:t>{{soldier.service_end_date()|jalali</w:t>
+            </w:r>
+            <w:r>
+              <w:rPr>
+                <w:rFonts w:ascii="Calibri" w:hAnsi="Calibri" w:cs="Calibri"/>
+                <w:sz w:val="16"/>
+                <w:szCs w:val="16"/>
+                <w:lang w:bidi="fa-IR"/>
+              </w:rPr>
+              <w:t>|fa_num</w:t>
+            </w:r>
+            <w:r>
+              <w:rPr>
+                <w:rFonts w:ascii="B Nazanin" w:hAnsi="B Nazanin" w:cs="B Nazanin"/>
+                <w:sz w:val="16"/>
+                <w:szCs w:val="16"/>
+                <w:lang w:bidi="fa-IR"/>
+              </w:rPr>
+              <w:t>}}</w:t>
             </w:r>
           </w:p>
         </w:tc>
@@ -2585,16 +2693,18 @@
           <w:p>
             <w:pPr>
               <w:rPr>
-                <w:rFonts w:cs="B Nazanin"/>
+                <w:rFonts w:ascii="B Nazanin" w:hAnsi="B Nazanin" w:cs="B Nazanin"/>
+                <w:sz w:val="16"/>
+                <w:szCs w:val="16"/>
                 <w:rtl/>
                 <w:lang w:bidi="fa-IR"/>
               </w:rPr>
             </w:pPr>
             <w:r>
               <w:rPr>
-                <w:rFonts w:cs="B Nazanin" w:hint="cs"/>
-                <w:sz w:val="18"/>
-                <w:szCs w:val="18"/>
+                <w:rFonts w:ascii="B Nazanin" w:hAnsi="B Nazanin" w:cs="B Nazanin" w:hint="cs"/>
+                <w:sz w:val="16"/>
+                <w:szCs w:val="16"/>
                 <w:rtl/>
                 <w:lang w:bidi="fa-IR"/>
               </w:rPr>
@@ -2602,9 +2712,9 @@
             </w:r>
             <w:r>
               <w:rPr>
-                <w:rFonts w:cs="B Nazanin" w:hint="cs"/>
-                <w:sz w:val="18"/>
-                <w:szCs w:val="18"/>
+                <w:rFonts w:ascii="B Nazanin" w:hAnsi="B Nazanin" w:cs="B Nazanin" w:hint="cs"/>
+                <w:sz w:val="16"/>
+                <w:szCs w:val="16"/>
                 <w:rtl/>
                 <w:lang w:bidi="fa-IR"/>
               </w:rPr>
@@ -2612,35 +2722,32 @@
             </w:r>
             <w:r>
               <w:rPr>
-                <w:rFonts w:cs="B Nazanin" w:hint="cs"/>
-                <w:sz w:val="18"/>
-                <w:szCs w:val="18"/>
-                <w:rtl/>
-                <w:lang w:bidi="fa-IR"/>
-              </w:rPr>
-              <w:t xml:space="preserve"> </w:t>
-            </w:r>
-            <w:r>
-              <w:rPr>
-                <w:rFonts w:cs="B Nazanin" w:hint="cs"/>
-                <w:rtl/>
-                <w:lang w:bidi="fa-IR"/>
-              </w:rPr>
-              <w:t xml:space="preserve">: </w:t>
-            </w:r>
-            <w:r>
-              <w:rPr>
-                <w:rFonts w:cs="B Nazanin" w:hint="cs"/>
-                <w:rtl/>
-                <w:lang w:bidi="fa-IR"/>
-              </w:rPr>
-              <w:t xml:space="preserve"> </w:t>
-            </w:r>
-            <w:r>
-              <w:rPr>
-                <w:rFonts w:cs="B Nazanin" w:hint="cs"/>
+                <w:rFonts w:ascii="B Nazanin" w:hAnsi="B Nazanin" w:cs="B Nazanin" w:hint="cs"/>
+                <w:sz w:val="16"/>
+                <w:szCs w:val="16"/>
+                <w:rtl/>
+                <w:lang w:bidi="fa-IR"/>
+              </w:rPr>
+              <w:t xml:space="preserve"> : </w:t>
+            </w:r>
+            <w:r>
+              <w:rPr>
+                <w:rFonts w:ascii="B Nazanin" w:hAnsi="B Nazanin" w:cs="B Nazanin" w:hint="cs"/>
+                <w:sz w:val="16"/>
+                <w:szCs w:val="16"/>
+                <w:rtl/>
+                <w:lang w:bidi="fa-IR"/>
+              </w:rPr>
+              <w:t xml:space="preserve"> </w:t>
+            </w:r>
+            <w:r>
+              <w:rPr>
+                <w:rFonts w:ascii="B Nazanin" w:hAnsi="B Nazanin" w:cs="B Nazanin" w:hint="cs"/>
                 <w:b/>
                 <w:bCs/>
+                <w:color w:val="FF0000"/>
+                <w:sz w:val="16"/>
+                <w:szCs w:val="16"/>
                 <w:rtl/>
                 <w:lang w:bidi="fa-IR"/>
               </w:rPr>
@@ -2648,9 +2755,11 @@
             </w:r>
             <w:r>
               <w:rPr>
-                <w:rFonts w:cs="B Nazanin" w:hint="cs"/>
+                <w:rFonts w:ascii="B Nazanin" w:hAnsi="B Nazanin" w:cs="B Nazanin" w:hint="cs"/>
                 <w:b/>
                 <w:bCs/>
+                <w:sz w:val="16"/>
+                <w:szCs w:val="16"/>
                 <w:rtl/>
                 <w:lang w:bidi="fa-IR"/>
               </w:rPr>
@@ -2676,32 +2785,28 @@
           <w:p>
             <w:pPr>
               <w:rPr>
-                <w:rFonts w:cs="B Nazanin"/>
+                <w:rFonts w:ascii="B Nazanin" w:hAnsi="B Nazanin" w:cs="B Nazanin"/>
+                <w:sz w:val="16"/>
+                <w:szCs w:val="16"/>
                 <w:rtl/>
                 <w:lang w:bidi="fa-IR"/>
               </w:rPr>
             </w:pPr>
             <w:r>
               <w:rPr>
-                <w:rFonts w:cs="B Nazanin" w:hint="cs"/>
-                <w:sz w:val="18"/>
-                <w:szCs w:val="18"/>
-                <w:rtl/>
-                <w:lang w:bidi="fa-IR"/>
-              </w:rPr>
-              <w:t xml:space="preserve">شماره دفتر اساس  </w:t>
-            </w:r>
-            <w:r>
-              <w:rPr>
-                <w:rFonts w:cs="B Nazanin" w:hint="cs"/>
-                <w:rtl/>
-                <w:lang w:bidi="fa-IR"/>
-              </w:rPr>
-              <w:t xml:space="preserve">: </w:t>
-            </w:r>
-            <w:r>
-              <w:rPr>
-                <w:rFonts w:cs="B Nazanin" w:hint="cs"/>
+                <w:rFonts w:ascii="B Nazanin" w:hAnsi="B Nazanin" w:cs="B Nazanin" w:hint="cs"/>
+                <w:sz w:val="16"/>
+                <w:szCs w:val="16"/>
+                <w:rtl/>
+                <w:lang w:bidi="fa-IR"/>
+              </w:rPr>
+              <w:t xml:space="preserve">شماره دفتر اساس  : </w:t>
+            </w:r>
+            <w:r>
+              <w:rPr>
+                <w:rFonts w:ascii="B Nazanin" w:hAnsi="B Nazanin" w:cs="B Nazanin" w:hint="cs"/>
+                <w:sz w:val="16"/>
+                <w:szCs w:val="16"/>
                 <w:rtl/>
                 <w:lang w:bidi="fa-IR"/>
               </w:rPr>
@@ -2721,14 +2826,18 @@
           <w:p>
             <w:pPr>
               <w:rPr>
-                <w:rFonts w:cs="B Nazanin"/>
+                <w:rFonts w:ascii="B Nazanin" w:hAnsi="B Nazanin" w:cs="B Nazanin"/>
+                <w:sz w:val="16"/>
+                <w:szCs w:val="16"/>
                 <w:rtl/>
                 <w:lang w:bidi="fa-IR"/>
               </w:rPr>
             </w:pPr>
             <w:r>
               <w:rPr>
-                <w:rFonts w:cs="B Nazanin" w:hint="cs"/>
+                <w:rFonts w:ascii="B Nazanin" w:hAnsi="B Nazanin" w:cs="B Nazanin" w:hint="cs"/>
+                <w:sz w:val="16"/>
+                <w:szCs w:val="16"/>
                 <w:rtl/>
                 <w:lang w:bidi="fa-IR"/>
               </w:rPr>
@@ -2736,17 +2845,22 @@
             </w:r>
             <w:r>
               <w:rPr>
-                <w:rFonts w:cs="B Nazanin" w:hint="cs"/>
-                <w:rtl/>
-                <w:lang w:bidi="fa-IR"/>
-              </w:rPr>
-              <w:t xml:space="preserve"> </w:t>
-            </w:r>
-            <w:r>
-              <w:rPr>
-                <w:rFonts w:cs="B Nazanin" w:hint="cs"/>
+                <w:rFonts w:ascii="B Nazanin" w:hAnsi="B Nazanin" w:cs="B Nazanin" w:hint="cs"/>
+                <w:sz w:val="16"/>
+                <w:szCs w:val="16"/>
+                <w:rtl/>
+                <w:lang w:bidi="fa-IR"/>
+              </w:rPr>
+              <w:t xml:space="preserve"> </w:t>
+            </w:r>
+            <w:r>
+              <w:rPr>
+                <w:rFonts w:ascii="B Nazanin" w:hAnsi="B Nazanin" w:cs="B Nazanin" w:hint="cs"/>
                 <w:b/>
                 <w:bCs/>
+                <w:color w:val="FF0000"/>
+                <w:sz w:val="16"/>
+                <w:szCs w:val="16"/>
                 <w:rtl/>
                 <w:lang w:bidi="fa-IR"/>
               </w:rPr>
@@ -2754,9 +2868,11 @@
             </w:r>
             <w:r>
               <w:rPr>
-                <w:rFonts w:cs="B Nazanin" w:hint="cs"/>
+                <w:rFonts w:ascii="B Nazanin" w:hAnsi="B Nazanin" w:cs="B Nazanin" w:hint="cs"/>
                 <w:b/>
                 <w:bCs/>
+                <w:sz w:val="16"/>
+                <w:szCs w:val="16"/>
                 <w:rtl/>
                 <w:lang w:bidi="fa-IR"/>
               </w:rPr>
@@ -2782,32 +2898,28 @@
           <w:p>
             <w:pPr>
               <w:rPr>
-                <w:rFonts w:cs="B Nazanin"/>
+                <w:rFonts w:ascii="B Nazanin" w:hAnsi="B Nazanin" w:cs="B Nazanin"/>
+                <w:sz w:val="16"/>
+                <w:szCs w:val="16"/>
                 <w:rtl/>
                 <w:lang w:bidi="fa-IR"/>
               </w:rPr>
             </w:pPr>
             <w:r>
               <w:rPr>
-                <w:rFonts w:cs="B Nazanin" w:hint="cs"/>
-                <w:sz w:val="18"/>
-                <w:szCs w:val="18"/>
-                <w:rtl/>
-                <w:lang w:bidi="fa-IR"/>
-              </w:rPr>
-              <w:t xml:space="preserve">شماره دفتر تفضيلي  </w:t>
-            </w:r>
-            <w:r>
-              <w:rPr>
-                <w:rFonts w:cs="B Nazanin" w:hint="cs"/>
-                <w:rtl/>
-                <w:lang w:bidi="fa-IR"/>
-              </w:rPr>
-              <w:t xml:space="preserve">: </w:t>
-            </w:r>
-            <w:r>
-              <w:rPr>
-                <w:rFonts w:cs="B Nazanin" w:hint="cs"/>
+                <w:rFonts w:ascii="B Nazanin" w:hAnsi="B Nazanin" w:cs="B Nazanin" w:hint="cs"/>
+                <w:sz w:val="16"/>
+                <w:szCs w:val="16"/>
+                <w:rtl/>
+                <w:lang w:bidi="fa-IR"/>
+              </w:rPr>
+              <w:t xml:space="preserve">شماره دفتر تفضيلي  : </w:t>
+            </w:r>
+            <w:r>
+              <w:rPr>
+                <w:rFonts w:ascii="B Nazanin" w:hAnsi="B Nazanin" w:cs="B Nazanin" w:hint="cs"/>
+                <w:sz w:val="16"/>
+                <w:szCs w:val="16"/>
                 <w:rtl/>
                 <w:lang w:bidi="fa-IR"/>
               </w:rPr>
@@ -2828,14 +2940,18 @@
           <w:p>
             <w:pPr>
               <w:rPr>
-                <w:rFonts w:cs="B Nazanin"/>
+                <w:rFonts w:ascii="B Nazanin" w:hAnsi="B Nazanin" w:cs="B Nazanin"/>
+                <w:sz w:val="16"/>
+                <w:szCs w:val="16"/>
                 <w:rtl/>
                 <w:lang w:bidi="fa-IR"/>
               </w:rPr>
             </w:pPr>
             <w:r>
               <w:rPr>
-                <w:rFonts w:cs="B Nazanin" w:hint="cs"/>
+                <w:rFonts w:ascii="B Nazanin" w:hAnsi="B Nazanin" w:cs="B Nazanin" w:hint="cs"/>
+                <w:sz w:val="16"/>
+                <w:szCs w:val="16"/>
                 <w:rtl/>
                 <w:lang w:bidi="fa-IR"/>
               </w:rPr>
@@ -2843,17 +2959,22 @@
             </w:r>
             <w:r>
               <w:rPr>
-                <w:rFonts w:cs="B Nazanin" w:hint="cs"/>
-                <w:rtl/>
-                <w:lang w:bidi="fa-IR"/>
-              </w:rPr>
-              <w:t xml:space="preserve"> </w:t>
-            </w:r>
-            <w:r>
-              <w:rPr>
-                <w:rFonts w:cs="B Nazanin" w:hint="cs"/>
+                <w:rFonts w:ascii="B Nazanin" w:hAnsi="B Nazanin" w:cs="B Nazanin" w:hint="cs"/>
+                <w:sz w:val="16"/>
+                <w:szCs w:val="16"/>
+                <w:rtl/>
+                <w:lang w:bidi="fa-IR"/>
+              </w:rPr>
+              <w:t xml:space="preserve"> </w:t>
+            </w:r>
+            <w:r>
+              <w:rPr>
+                <w:rFonts w:ascii="B Nazanin" w:hAnsi="B Nazanin" w:cs="B Nazanin" w:hint="cs"/>
                 <w:b/>
                 <w:bCs/>
+                <w:color w:val="FF0000"/>
+                <w:sz w:val="16"/>
+                <w:szCs w:val="16"/>
                 <w:rtl/>
                 <w:lang w:bidi="fa-IR"/>
               </w:rPr>
@@ -2861,7 +2982,9 @@
             </w:r>
             <w:r>
               <w:rPr>
-                <w:rFonts w:cs="B Nazanin" w:hint="cs"/>
+                <w:rFonts w:ascii="B Nazanin" w:hAnsi="B Nazanin" w:cs="B Nazanin" w:hint="cs"/>
+                <w:sz w:val="16"/>
+                <w:szCs w:val="16"/>
                 <w:rtl/>
                 <w:lang w:bidi="fa-IR"/>
               </w:rPr>
@@ -2884,15 +3007,17 @@
           <w:p>
             <w:pPr>
               <w:rPr>
-                <w:rFonts w:cs="B Nazanin"/>
+                <w:rFonts w:ascii="B Nazanin" w:hAnsi="B Nazanin" w:cs="B Nazanin"/>
+                <w:sz w:val="16"/>
+                <w:szCs w:val="16"/>
                 <w:rtl/>
               </w:rPr>
             </w:pPr>
             <w:r>
               <w:rPr>
-                <w:rFonts w:cs="B Nazanin" w:hint="cs"/>
-                <w:sz w:val="18"/>
-                <w:szCs w:val="18"/>
+                <w:rFonts w:ascii="B Nazanin" w:hAnsi="B Nazanin" w:cs="B Nazanin" w:hint="cs"/>
+                <w:sz w:val="16"/>
+                <w:szCs w:val="16"/>
                 <w:rtl/>
                 <w:lang w:bidi="fa-IR"/>
               </w:rPr>
@@ -2900,7 +3025,9 @@
             </w:r>
             <w:r>
               <w:rPr>
-                <w:rFonts w:cs="B Nazanin" w:hint="cs"/>
+                <w:rFonts w:ascii="B Nazanin" w:hAnsi="B Nazanin" w:cs="B Nazanin" w:hint="cs"/>
+                <w:sz w:val="16"/>
+                <w:szCs w:val="16"/>
                 <w:rtl/>
                 <w:lang w:bidi="fa-IR"/>
               </w:rPr>
@@ -2908,11 +3035,30 @@
             </w:r>
             <w:r>
               <w:rPr>
-                <w:rFonts w:cs="B Nazanin" w:hint="cs"/>
-                <w:rtl/>
-                <w:lang w:bidi="fa-IR"/>
-              </w:rPr>
-              <w:t>8</w:t>
+                <w:rFonts w:ascii="B Nazanin" w:hAnsi="B Nazanin" w:cs="B Nazanin"/>
+                <w:sz w:val="16"/>
+                <w:szCs w:val="16"/>
+                <w:lang w:bidi="fa-IR"/>
+              </w:rPr>
+              <w:t>{{ soldier.military_rank</w:t>
+            </w:r>
+            <w:r>
+              <w:rPr>
+                <w:rFonts w:ascii="Calibri" w:hAnsi="Calibri" w:cs="Calibri"/>
+                <w:sz w:val="16"/>
+                <w:szCs w:val="16"/>
+                <w:lang w:bidi="fa-IR"/>
+              </w:rPr>
+              <w:t>|fa_num</w:t>
+            </w:r>
+            <w:r>
+              <w:rPr>
+                <w:rFonts w:ascii="B Nazanin" w:hAnsi="B Nazanin" w:cs="B Nazanin"/>
+                <w:sz w:val="16"/>
+                <w:szCs w:val="16"/>
+                <w:lang w:bidi="fa-IR"/>
+              </w:rPr>
+              <w:t xml:space="preserve"> }}</w:t>
             </w:r>
           </w:p>
         </w:tc>
@@ -2929,122 +3075,66 @@
           <w:p>
             <w:pPr>
               <w:rPr>
-                <w:rFonts w:cs="B Nazanin"/>
+                <w:rFonts w:ascii="B Nazanin" w:hAnsi="B Nazanin" w:cs="B Nazanin"/>
                 <w:b/>
                 <w:bCs/>
-                <w:sz w:val="18"/>
-                <w:szCs w:val="18"/>
+                <w:sz w:val="16"/>
+                <w:szCs w:val="16"/>
                 <w:rtl/>
                 <w:lang w:bidi="fa-IR"/>
               </w:rPr>
             </w:pPr>
             <w:r>
               <w:rPr>
-                <w:rFonts w:cs="B Nazanin" w:hint="cs"/>
+                <w:rFonts w:ascii="B Nazanin" w:hAnsi="B Nazanin" w:cs="B Nazanin" w:hint="cs"/>
                 <w:b/>
                 <w:bCs/>
-                <w:sz w:val="18"/>
-                <w:szCs w:val="18"/>
-                <w:rtl/>
-                <w:lang w:bidi="fa-IR"/>
-              </w:rPr>
-              <w:t>امضاء -</w:t>
-            </w:r>
-            <w:r>
-              <w:rPr>
-                <w:rFonts w:cs="B Nazanin" w:hint="cs"/>
+                <w:sz w:val="16"/>
+                <w:szCs w:val="16"/>
+                <w:rtl/>
+                <w:lang w:bidi="fa-IR"/>
+              </w:rPr>
+              <w:t xml:space="preserve">امضاء - نام و نام خانوادگی </w:t>
+            </w:r>
+            <w:r>
+              <w:rPr>
+                <w:rFonts w:ascii="Arial" w:hAnsi="Arial" w:cs="Arial" w:hint="cs"/>
                 <w:b/>
                 <w:bCs/>
-                <w:sz w:val="18"/>
-                <w:szCs w:val="18"/>
-                <w:rtl/>
-                <w:lang w:bidi="fa-IR"/>
-              </w:rPr>
-              <w:t xml:space="preserve"> </w:t>
-            </w:r>
-            <w:r>
-              <w:rPr>
-                <w:rFonts w:cs="B Nazanin" w:hint="cs"/>
+                <w:sz w:val="16"/>
+                <w:szCs w:val="16"/>
+                <w:rtl/>
+                <w:lang w:bidi="fa-IR"/>
+              </w:rPr>
+              <w:t>–</w:t>
+            </w:r>
+            <w:r>
+              <w:rPr>
+                <w:rFonts w:ascii="B Nazanin" w:hAnsi="B Nazanin" w:cs="B Nazanin" w:hint="cs"/>
                 <w:b/>
                 <w:bCs/>
-                <w:sz w:val="18"/>
-                <w:szCs w:val="18"/>
-                <w:rtl/>
-                <w:lang w:bidi="fa-IR"/>
-              </w:rPr>
-              <w:t xml:space="preserve">نام و نام </w:t>
-            </w:r>
-            <w:r>
-              <w:rPr>
-                <w:rFonts w:cs="B Nazanin" w:hint="cs"/>
-                <w:b/>
-                <w:bCs/>
-                <w:sz w:val="18"/>
-                <w:szCs w:val="18"/>
-                <w:rtl/>
-                <w:lang w:bidi="fa-IR"/>
-              </w:rPr>
-              <w:t>خ</w:t>
-            </w:r>
-            <w:r>
-              <w:rPr>
-                <w:rFonts w:cs="B Nazanin" w:hint="cs"/>
-                <w:b/>
-                <w:bCs/>
-                <w:sz w:val="18"/>
-                <w:szCs w:val="18"/>
-                <w:rtl/>
-                <w:lang w:bidi="fa-IR"/>
-              </w:rPr>
-              <w:t xml:space="preserve">انوادگی </w:t>
-            </w:r>
-            <w:r>
-              <w:rPr>
-                <w:rFonts w:cs="Times New Roman" w:hint="cs"/>
-                <w:b/>
-                <w:bCs/>
-                <w:sz w:val="18"/>
-                <w:szCs w:val="18"/>
-                <w:rtl/>
-                <w:lang w:bidi="fa-IR"/>
-              </w:rPr>
-              <w:t>–</w:t>
-            </w:r>
-            <w:r>
-              <w:rPr>
-                <w:rFonts w:cs="B Nazanin" w:hint="cs"/>
-                <w:b/>
-                <w:bCs/>
-                <w:sz w:val="18"/>
-                <w:szCs w:val="18"/>
-                <w:rtl/>
-                <w:lang w:bidi="fa-IR"/>
-              </w:rPr>
-              <w:t xml:space="preserve"> </w:t>
-            </w:r>
-            <w:r>
-              <w:rPr>
-                <w:rFonts w:cs="B Nazanin" w:hint="cs"/>
-                <w:b/>
-                <w:bCs/>
-                <w:sz w:val="18"/>
-                <w:szCs w:val="18"/>
-                <w:rtl/>
-                <w:lang w:bidi="fa-IR"/>
-              </w:rPr>
-              <w:t>تاریخ</w:t>
+                <w:sz w:val="16"/>
+                <w:szCs w:val="16"/>
+                <w:rtl/>
+                <w:lang w:bidi="fa-IR"/>
+              </w:rPr>
+              <w:t xml:space="preserve"> تاریخ</w:t>
             </w:r>
           </w:p>
           <w:p>
             <w:pPr>
               <w:rPr>
-                <w:rFonts w:cs="B Nazanin"/>
+                <w:rFonts w:ascii="B Nazanin" w:hAnsi="B Nazanin" w:cs="B Nazanin"/>
+                <w:sz w:val="16"/>
+                <w:szCs w:val="16"/>
                 <w:lang w:bidi="fa-IR"/>
               </w:rPr>
             </w:pPr>
             <w:r>
               <w:rPr>
-                <w:rFonts w:cs="B Nazanin" w:hint="cs"/>
+                <w:rFonts w:ascii="B Nazanin" w:hAnsi="B Nazanin" w:cs="B Nazanin" w:hint="cs"/>
+                <w:sz w:val="16"/>
+                <w:szCs w:val="16"/>
                 <w:rtl/>
                 <w:lang w:bidi="fa-IR"/>
               </w:rPr>
@@ -3052,7 +3142,7 @@
             </w:r>
             <w:r>
               <w:rPr>
-                <w:rFonts w:cs="B Koodak" w:hint="cs"/>
+                <w:rFonts w:ascii="B Nazanin" w:hAnsi="B Nazanin" w:cs="B Nazanin" w:hint="cs"/>
                 <w:sz w:val="16"/>
                 <w:szCs w:val="16"/>
                 <w:u w:val="single"/>
@@ -3062,7 +3152,7 @@
             </w:r>
             <w:r>
               <w:rPr>
-                <w:rFonts w:cs="B Koodak" w:hint="cs"/>
+                <w:rFonts w:ascii="B Nazanin" w:hAnsi="B Nazanin" w:cs="B Nazanin" w:hint="cs"/>
                 <w:sz w:val="16"/>
                 <w:szCs w:val="16"/>
                 <w:u w:val="single"/>
@@ -3072,7 +3162,7 @@
             </w:r>
             <w:r>
               <w:rPr>
-                <w:rFonts w:cs="B Koodak" w:hint="cs"/>
+                <w:rFonts w:ascii="B Nazanin" w:hAnsi="B Nazanin" w:cs="B Nazanin" w:hint="cs"/>
                 <w:sz w:val="16"/>
                 <w:szCs w:val="16"/>
                 <w:u w:val="single"/>
@@ -3097,38 +3187,36 @@
           <w:p>
             <w:pPr>
               <w:rPr>
-                <w:rFonts w:cs="B Nazanin"/>
+                <w:rFonts w:ascii="B Nazanin" w:hAnsi="B Nazanin" w:cs="B Nazanin"/>
+                <w:sz w:val="16"/>
+                <w:szCs w:val="16"/>
                 <w:rtl/>
               </w:rPr>
             </w:pPr>
             <w:r>
               <w:rPr>
-                <w:rFonts w:cs="B Nazanin" w:hint="cs"/>
-                <w:sz w:val="18"/>
-                <w:szCs w:val="18"/>
-                <w:rtl/>
-                <w:lang w:bidi="fa-IR"/>
-              </w:rPr>
-              <w:t xml:space="preserve">رسته خدمتي  </w:t>
-            </w:r>
-            <w:r>
-              <w:rPr>
-                <w:rFonts w:cs="B Nazanin" w:hint="cs"/>
-                <w:rtl/>
-                <w:lang w:bidi="fa-IR"/>
-              </w:rPr>
-              <w:t>:</w:t>
-            </w:r>
-            <w:r>
-              <w:rPr>
-                <w:rFonts w:cs="B Nazanin" w:hint="cs"/>
+                <w:rFonts w:ascii="B Nazanin" w:hAnsi="B Nazanin" w:cs="B Nazanin" w:hint="cs"/>
+                <w:sz w:val="16"/>
+                <w:szCs w:val="16"/>
+                <w:rtl/>
+                <w:lang w:bidi="fa-IR"/>
+              </w:rPr>
+              <w:t>رسته خدمتي  :</w:t>
+            </w:r>
+            <w:r>
+              <w:rPr>
+                <w:rFonts w:ascii="B Nazanin" w:hAnsi="B Nazanin" w:cs="B Nazanin" w:hint="cs"/>
+                <w:sz w:val="16"/>
+                <w:szCs w:val="16"/>
                 <w:rtl/>
               </w:rPr>
               <w:t xml:space="preserve">  </w:t>
             </w:r>
             <w:r>
               <w:rPr>
-                <w:rFonts w:cs="B Nazanin" w:hint="cs"/>
+                <w:rFonts w:ascii="B Nazanin" w:hAnsi="B Nazanin" w:cs="B Nazanin" w:hint="cs"/>
+                <w:sz w:val="16"/>
+                <w:szCs w:val="16"/>
                 <w:rtl/>
               </w:rPr>
               <w:t>**</w:t>
@@ -3145,7 +3233,9 @@
             <w:pPr>
               <w:jc w:val="both"/>
               <w:rPr>
-                <w:rFonts w:cs="B Nazanin"/>
+                <w:rFonts w:ascii="B Nazanin" w:hAnsi="B Nazanin" w:cs="B Nazanin"/>
+                <w:sz w:val="16"/>
+                <w:szCs w:val="16"/>
                 <w:rtl/>
                 <w:lang w:bidi="fa-IR"/>
               </w:rPr>
@@ -3167,27 +3257,21 @@
           <w:p>
             <w:pPr>
               <w:rPr>
-                <w:rFonts w:cs="B Nazanin"/>
+                <w:rFonts w:ascii="B Nazanin" w:hAnsi="B Nazanin" w:cs="B Nazanin"/>
+                <w:sz w:val="16"/>
+                <w:szCs w:val="16"/>
                 <w:rtl/>
               </w:rPr>
             </w:pPr>
             <w:r>
               <w:rPr>
-                <w:rFonts w:cs="B Nazanin" w:hint="cs"/>
-                <w:sz w:val="18"/>
-                <w:szCs w:val="18"/>
-                <w:rtl/>
-                <w:lang w:bidi="fa-IR"/>
-              </w:rPr>
-              <w:t xml:space="preserve">کد تخصصي  </w:t>
-            </w:r>
-            <w:r>
-              <w:rPr>
-                <w:rFonts w:cs="B Nazanin" w:hint="cs"/>
-                <w:rtl/>
-                <w:lang w:bidi="fa-IR"/>
-              </w:rPr>
-              <w:t>:  ***</w:t>
+                <w:rFonts w:ascii="B Nazanin" w:hAnsi="B Nazanin" w:cs="B Nazanin" w:hint="cs"/>
+                <w:sz w:val="16"/>
+                <w:szCs w:val="16"/>
+                <w:rtl/>
+                <w:lang w:bidi="fa-IR"/>
+              </w:rPr>
+              <w:t>کد تخصصي  :  ***</w:t>
             </w:r>
           </w:p>
         </w:tc>
@@ -3201,7 +3285,9 @@
             <w:pPr>
               <w:jc w:val="both"/>
               <w:rPr>
-                <w:rFonts w:cs="B Nazanin"/>
+                <w:rFonts w:ascii="B Nazanin" w:hAnsi="B Nazanin" w:cs="B Nazanin"/>
+                <w:sz w:val="16"/>
+                <w:szCs w:val="16"/>
                 <w:rtl/>
                 <w:lang w:bidi="fa-IR"/>
               </w:rPr>
@@ -3228,53 +3314,58 @@
           <w:p>
             <w:pPr>
               <w:rPr>
-                <w:rFonts w:cs="Times New Roman"/>
+                <w:rFonts w:ascii="B Nazanin" w:hAnsi="B Nazanin" w:cs="B Nazanin"/>
+                <w:sz w:val="16"/>
+                <w:szCs w:val="16"/>
                 <w:rtl/>
                 <w:lang w:bidi="fa-IR"/>
               </w:rPr>
             </w:pPr>
             <w:r>
               <w:rPr>
-                <w:rFonts w:cs="B Nazanin" w:hint="cs"/>
-                <w:sz w:val="18"/>
-                <w:szCs w:val="18"/>
+                <w:rFonts w:ascii="B Nazanin" w:hAnsi="B Nazanin" w:cs="B Nazanin" w:hint="cs"/>
+                <w:sz w:val="16"/>
+                <w:szCs w:val="16"/>
                 <w:rtl/>
               </w:rPr>
               <w:t>آدرس</w:t>
             </w:r>
             <w:r>
               <w:rPr>
-                <w:rFonts w:cs="B Nazanin" w:hint="cs"/>
+                <w:rFonts w:ascii="B Nazanin" w:hAnsi="B Nazanin" w:cs="B Nazanin" w:hint="cs"/>
+                <w:sz w:val="16"/>
+                <w:szCs w:val="16"/>
                 <w:rtl/>
               </w:rPr>
               <w:t xml:space="preserve">: </w:t>
             </w:r>
             <w:r>
               <w:rPr>
-                <w:rFonts w:cs="B Nazanin" w:hint="cs"/>
-                <w:rtl/>
-                <w:lang w:bidi="fa-IR"/>
-              </w:rPr>
-              <w:t>اردبیل</w:t>
-            </w:r>
-            <w:r>
-              <w:rPr>
-                <w:rFonts w:cs="B Nazanin" w:hint="cs"/>
-                <w:rtl/>
-                <w:lang w:bidi="fa-IR"/>
-              </w:rPr>
-              <w:t xml:space="preserve"> </w:t>
-            </w:r>
-            <w:r>
-              <w:rPr>
-                <w:rFonts w:cs="B Nazanin" w:hint="cs"/>
-                <w:rtl/>
-                <w:lang w:bidi="fa-IR"/>
-              </w:rPr>
-              <w:t>میدان مادر خیابان شهید خان علیزاده کوچه تربیت 12</w:t>
-            </w:r>
-            <w:bookmarkStart w:id="0" w:name="_GoBack"/>
-            <w:bookmarkEnd w:id="0"/>
+                <w:rFonts w:ascii="B Nazanin" w:hAnsi="B Nazanin" w:cs="B Nazanin"/>
+                <w:sz w:val="16"/>
+                <w:szCs w:val="16"/>
+                <w:lang w:bidi="fa-IR"/>
+              </w:rPr>
+              <w:t>{{ soldier.home_address</w:t>
+            </w:r>
+            <w:r>
+              <w:rPr>
+                <w:rFonts w:ascii="Calibri" w:hAnsi="Calibri" w:cs="Calibri"/>
+                <w:sz w:val="16"/>
+                <w:szCs w:val="16"/>
+                <w:lang w:bidi="fa-IR"/>
+              </w:rPr>
+              <w:t>|fa_num</w:t>
+            </w:r>
+            <w:r>
+              <w:rPr>
+                <w:rFonts w:ascii="B Nazanin" w:hAnsi="B Nazanin" w:cs="B Nazanin"/>
+                <w:sz w:val="16"/>
+                <w:szCs w:val="16"/>
+                <w:lang w:bidi="fa-IR"/>
+              </w:rPr>
+              <w:t xml:space="preserve"> }}</w:t>
+            </w:r>
           </w:p>
         </w:tc>
       </w:tr>
@@ -3299,7 +3390,7 @@
           <w:p>
             <w:pPr>
               <w:rPr>
-                <w:rFonts w:cs="B Nazanin"/>
+                <w:rFonts w:ascii="B Nazanin" w:hAnsi="B Nazanin" w:cs="B Nazanin"/>
                 <w:sz w:val="16"/>
                 <w:szCs w:val="16"/>
                 <w:rtl/>
@@ -3308,45 +3399,27 @@
             </w:pPr>
             <w:r>
               <w:rPr>
-                <w:rFonts w:cs="B Nazanin" w:hint="cs"/>
-                <w:sz w:val="16"/>
-                <w:szCs w:val="16"/>
-                <w:rtl/>
-              </w:rPr>
-              <w:t xml:space="preserve">شماره تلفن ثابت </w:t>
-            </w:r>
-            <w:r>
-              <w:rPr>
-                <w:rFonts w:cs="B Nazanin" w:hint="cs"/>
-                <w:sz w:val="18"/>
-                <w:szCs w:val="18"/>
-                <w:rtl/>
-              </w:rPr>
-              <w:t>:</w:t>
-            </w:r>
-            <w:r>
-              <w:rPr>
-                <w:rFonts w:cs="B Nazanin" w:hint="cs"/>
-                <w:sz w:val="16"/>
-                <w:szCs w:val="16"/>
-                <w:rtl/>
-              </w:rPr>
-              <w:t xml:space="preserve"> </w:t>
-            </w:r>
-            <w:r>
-              <w:rPr>
-                <w:rFonts w:cs="B Nazanin" w:hint="cs"/>
-                <w:sz w:val="18"/>
-                <w:szCs w:val="18"/>
-                <w:rtl/>
-              </w:rPr>
-              <w:t xml:space="preserve"> </w:t>
-            </w:r>
-            <w:r>
-              <w:rPr>
-                <w:rFonts w:cs="B Nazanin" w:hint="cs"/>
-                <w:sz w:val="18"/>
-                <w:szCs w:val="18"/>
+                <w:rFonts w:ascii="B Nazanin" w:hAnsi="B Nazanin" w:cs="B Nazanin" w:hint="cs"/>
+                <w:sz w:val="16"/>
+                <w:szCs w:val="16"/>
+                <w:rtl/>
+              </w:rPr>
+              <w:t xml:space="preserve">شماره تلفن ثابت : </w:t>
+            </w:r>
+            <w:r>
+              <w:rPr>
+                <w:rFonts w:ascii="B Nazanin" w:hAnsi="B Nazanin" w:cs="B Nazanin" w:hint="cs"/>
+                <w:sz w:val="16"/>
+                <w:szCs w:val="16"/>
+                <w:rtl/>
+              </w:rPr>
+              <w:t xml:space="preserve"> </w:t>
+            </w:r>
+            <w:r>
+              <w:rPr>
+                <w:rFonts w:ascii="B Nazanin" w:hAnsi="B Nazanin" w:cs="B Nazanin" w:hint="cs"/>
+                <w:sz w:val="16"/>
+                <w:szCs w:val="16"/>
                 <w:rtl/>
                 <w:lang w:bidi="fa-IR"/>
               </w:rPr>
@@ -3369,7 +3442,7 @@
           <w:p>
             <w:pPr>
               <w:rPr>
-                <w:rFonts w:cs="B Nazanin"/>
+                <w:rFonts w:ascii="B Nazanin" w:hAnsi="B Nazanin" w:cs="B Nazanin"/>
                 <w:sz w:val="16"/>
                 <w:szCs w:val="16"/>
                 <w:rtl/>
@@ -3377,39 +3450,46 @@
             </w:pPr>
             <w:r>
               <w:rPr>
-                <w:rFonts w:cs="B Nazanin" w:hint="cs"/>
-                <w:sz w:val="16"/>
-                <w:szCs w:val="16"/>
-                <w:rtl/>
-              </w:rPr>
-              <w:t xml:space="preserve">شماره تلفن همراه </w:t>
-            </w:r>
-            <w:r>
-              <w:rPr>
-                <w:rFonts w:cs="B Nazanin" w:hint="cs"/>
-                <w:sz w:val="18"/>
-                <w:szCs w:val="18"/>
-                <w:rtl/>
-              </w:rPr>
-              <w:t>:</w:t>
-            </w:r>
-            <w:r>
-              <w:rPr>
-                <w:rFonts w:cs="B Nazanin" w:hint="cs"/>
-                <w:sz w:val="18"/>
-                <w:szCs w:val="18"/>
-                <w:rtl/>
-              </w:rPr>
-              <w:t xml:space="preserve"> </w:t>
-            </w:r>
-            <w:r>
-              <w:rPr>
-                <w:rFonts w:cs="B Nazanin" w:hint="cs"/>
-                <w:sz w:val="18"/>
-                <w:szCs w:val="18"/>
-                <w:rtl/>
-              </w:rPr>
-              <w:t>09911863419</w:t>
+                <w:rFonts w:ascii="B Nazanin" w:hAnsi="B Nazanin" w:cs="B Nazanin" w:hint="cs"/>
+                <w:sz w:val="16"/>
+                <w:szCs w:val="16"/>
+                <w:rtl/>
+              </w:rPr>
+              <w:t>شماره تلفن همراه :</w:t>
+            </w:r>
+            <w:r>
+              <w:rPr>
+                <w:rFonts w:ascii="B Nazanin" w:hAnsi="B Nazanin" w:cs="B Nazanin" w:hint="cs"/>
+                <w:sz w:val="16"/>
+                <w:szCs w:val="16"/>
+                <w:rtl/>
+              </w:rPr>
+              <w:t xml:space="preserve"> </w:t>
+            </w:r>
+            <w:r>
+              <w:rPr>
+                <w:rFonts w:ascii="B Nazanin" w:hAnsi="B Nazanin" w:cs="B Nazanin"/>
+                <w:sz w:val="16"/>
+                <w:szCs w:val="16"/>
+              </w:rPr>
+              <w:t>{{ soldier.phone_personal</w:t>
+            </w:r>
+            <w:r>
+              <w:rPr>
+                <w:rFonts w:ascii="Calibri" w:hAnsi="Calibri" w:cs="Calibri"/>
+                <w:sz w:val="16"/>
+                <w:szCs w:val="16"/>
+                <w:lang w:bidi="fa-IR"/>
+              </w:rPr>
+              <w:t>|fa_num</w:t>
+            </w:r>
+            <w:r>
+              <w:rPr>
+                <w:rFonts w:ascii="B Nazanin" w:hAnsi="B Nazanin" w:cs="B Nazanin"/>
+                <w:sz w:val="16"/>
+                <w:szCs w:val="16"/>
+              </w:rPr>
+              <w:t xml:space="preserve"> }}</w:t>
             </w:r>
           </w:p>
         </w:tc>
@@ -3426,7 +3506,7 @@
           <w:p>
             <w:pPr>
               <w:rPr>
-                <w:rFonts w:cs="B Nazanin"/>
+                <w:rFonts w:ascii="B Nazanin" w:hAnsi="B Nazanin" w:cs="B Nazanin"/>
                 <w:sz w:val="16"/>
                 <w:szCs w:val="16"/>
                 <w:rtl/>
@@ -3435,39 +3515,46 @@
             </w:pPr>
             <w:r>
               <w:rPr>
-                <w:rFonts w:cs="B Nazanin" w:hint="cs"/>
-                <w:sz w:val="16"/>
-                <w:szCs w:val="16"/>
-                <w:rtl/>
-              </w:rPr>
-              <w:t xml:space="preserve">کد پستي </w:t>
-            </w:r>
-            <w:r>
-              <w:rPr>
-                <w:rFonts w:cs="B Nazanin" w:hint="cs"/>
-                <w:sz w:val="18"/>
-                <w:szCs w:val="18"/>
-                <w:rtl/>
-              </w:rPr>
-              <w:t>:</w:t>
-            </w:r>
-            <w:r>
-              <w:rPr>
-                <w:rFonts w:cs="B Nazanin" w:hint="cs"/>
-                <w:sz w:val="18"/>
-                <w:szCs w:val="18"/>
-                <w:rtl/>
-              </w:rPr>
-              <w:t xml:space="preserve"> </w:t>
-            </w:r>
-            <w:r>
-              <w:rPr>
-                <w:rFonts w:cs="B Nazanin" w:hint="cs"/>
-                <w:sz w:val="18"/>
-                <w:szCs w:val="18"/>
-                <w:rtl/>
-              </w:rPr>
-              <w:t>5616676561</w:t>
+                <w:rFonts w:ascii="B Nazanin" w:hAnsi="B Nazanin" w:cs="B Nazanin" w:hint="cs"/>
+                <w:sz w:val="16"/>
+                <w:szCs w:val="16"/>
+                <w:rtl/>
+              </w:rPr>
+              <w:t>کد پستي :</w:t>
+            </w:r>
+            <w:r>
+              <w:rPr>
+                <w:rFonts w:ascii="B Nazanin" w:hAnsi="B Nazanin" w:cs="B Nazanin" w:hint="cs"/>
+                <w:sz w:val="16"/>
+                <w:szCs w:val="16"/>
+                <w:rtl/>
+              </w:rPr>
+              <w:t xml:space="preserve"> </w:t>
+            </w:r>
+            <w:r>
+              <w:rPr>
+                <w:rFonts w:ascii="B Nazanin" w:hAnsi="B Nazanin" w:cs="B Nazanin"/>
+                <w:sz w:val="16"/>
+                <w:szCs w:val="16"/>
+              </w:rPr>
+              <w:t>{{ soldier.postal_code</w:t>
+            </w:r>
+            <w:r>
+              <w:rPr>
+                <w:rFonts w:ascii="Calibri" w:hAnsi="Calibri" w:cs="Calibri"/>
+                <w:sz w:val="16"/>
+                <w:szCs w:val="16"/>
+                <w:lang w:bidi="fa-IR"/>
+              </w:rPr>
+              <w:t>|fa_num</w:t>
+            </w:r>
+            <w:r>
+              <w:rPr>
+                <w:rFonts w:ascii="B Nazanin" w:hAnsi="B Nazanin" w:cs="B Nazanin"/>
+                <w:sz w:val="16"/>
+                <w:szCs w:val="16"/>
+              </w:rPr>
+              <w:t xml:space="preserve"> }}</w:t>
             </w:r>
           </w:p>
         </w:tc>
@@ -3492,7 +3579,7 @@
           <w:p>
             <w:pPr>
               <w:rPr>
-                <w:rFonts w:cs="B Nazanin"/>
+                <w:rFonts w:ascii="B Nazanin" w:hAnsi="B Nazanin" w:cs="B Nazanin"/>
                 <w:sz w:val="16"/>
                 <w:szCs w:val="16"/>
                 <w:rtl/>
@@ -3500,7 +3587,7 @@
             </w:pPr>
             <w:r>
               <w:rPr>
-                <w:rFonts w:cs="B Nazanin"/>
+                <w:rFonts w:ascii="B Nazanin" w:hAnsi="B Nazanin" w:cs="B Nazanin"/>
                 <w:sz w:val="16"/>
                 <w:szCs w:val="16"/>
                 <w:rtl/>
@@ -3514,7 +3601,7 @@
             </w:r>
             <w:r>
               <w:rPr>
-                <w:rFonts w:cs="B Nazanin" w:hint="cs"/>
+                <w:rFonts w:ascii="B Nazanin" w:hAnsi="B Nazanin" w:cs="B Nazanin" w:hint="cs"/>
                 <w:sz w:val="16"/>
                 <w:szCs w:val="16"/>
                 <w:rtl/>
@@ -3537,7 +3624,7 @@
           <w:p>
             <w:pPr>
               <w:rPr>
-                <w:rFonts w:cs="B Nazanin"/>
+                <w:rFonts w:ascii="B Nazanin" w:hAnsi="B Nazanin" w:cs="B Nazanin"/>
                 <w:sz w:val="16"/>
                 <w:szCs w:val="16"/>
                 <w:rtl/>
@@ -3545,7 +3632,7 @@
             </w:pPr>
             <w:r>
               <w:rPr>
-                <w:rFonts w:cs="B Nazanin"/>
+                <w:rFonts w:ascii="B Nazanin" w:hAnsi="B Nazanin" w:cs="B Nazanin"/>
                 <w:sz w:val="16"/>
                 <w:szCs w:val="16"/>
                 <w:rtl/>
@@ -3559,7 +3646,7 @@
             </w:r>
             <w:r>
               <w:rPr>
-                <w:rFonts w:cs="B Nazanin" w:hint="cs"/>
+                <w:rFonts w:ascii="B Nazanin" w:hAnsi="B Nazanin" w:cs="B Nazanin" w:hint="cs"/>
                 <w:sz w:val="16"/>
                 <w:szCs w:val="16"/>
                 <w:rtl/>
@@ -3580,7 +3667,7 @@
           <w:p>
             <w:pPr>
               <w:rPr>
-                <w:rFonts w:cs="B Nazanin"/>
+                <w:rFonts w:ascii="B Nazanin" w:hAnsi="B Nazanin" w:cs="B Nazanin"/>
                 <w:sz w:val="16"/>
                 <w:szCs w:val="16"/>
                 <w:rtl/>
@@ -3588,7 +3675,7 @@
             </w:pPr>
             <w:r>
               <w:rPr>
-                <w:rFonts w:cs="B Nazanin"/>
+                <w:rFonts w:ascii="B Nazanin" w:hAnsi="B Nazanin" w:cs="B Nazanin"/>
                 <w:sz w:val="16"/>
                 <w:szCs w:val="16"/>
                 <w:rtl/>
@@ -3602,7 +3689,7 @@
             </w:r>
             <w:r>
               <w:rPr>
-                <w:rFonts w:cs="B Nazanin" w:hint="cs"/>
+                <w:rFonts w:ascii="B Nazanin" w:hAnsi="B Nazanin" w:cs="B Nazanin" w:hint="cs"/>
                 <w:sz w:val="16"/>
                 <w:szCs w:val="16"/>
                 <w:rtl/>
@@ -3617,72 +3704,41 @@
       <w:pPr>
         <w:jc w:val="center"/>
         <w:rPr>
-          <w:rFonts w:cs="B Titr"/>
+          <w:rFonts w:ascii="B Nazanin" w:hAnsi="B Nazanin" w:cs="B Nazanin"/>
           <w:rtl/>
           <w:lang w:bidi="fa-IR"/>
         </w:rPr>
       </w:pPr>
       <w:r>
         <w:rPr>
-          <w:rFonts w:cs="B Titr" w:hint="cs"/>
+          <w:rFonts w:ascii="B Nazanin" w:hAnsi="B Nazanin" w:cs="B Nazanin" w:hint="cs"/>
           <w:rtl/>
           <w:lang w:bidi="fa-IR"/>
         </w:rPr>
-        <w:t>نا</w:t>
-      </w:r>
-      <w:r>
-        <w:rPr>
-          <w:rFonts w:cs="B Titr" w:hint="cs"/>
-          <w:rtl/>
-          <w:lang w:bidi="fa-IR"/>
-        </w:rPr>
-        <w:t>م و</w:t>
-      </w:r>
-      <w:r>
-        <w:rPr>
-          <w:rFonts w:cs="B Titr" w:hint="cs"/>
-          <w:rtl/>
-          <w:lang w:bidi="fa-IR"/>
-        </w:rPr>
-        <w:t xml:space="preserve"> </w:t>
-      </w:r>
-      <w:r>
-        <w:rPr>
-          <w:rFonts w:cs="B Titr" w:hint="cs"/>
-          <w:rtl/>
-          <w:lang w:bidi="fa-IR"/>
-        </w:rPr>
-        <w:t>نام خانوادگ</w:t>
-      </w:r>
-      <w:r>
-        <w:rPr>
-          <w:rFonts w:cs="B Titr" w:hint="cs"/>
-          <w:rtl/>
-          <w:lang w:bidi="fa-IR"/>
-        </w:rPr>
-        <w:t>ي ، درجه</w:t>
+        <w:t>نام و نام خانوادگي ، درجه</w:t>
       </w:r>
     </w:p>
     <w:p>
       <w:pPr>
         <w:jc w:val="center"/>
         <w:rPr>
-          <w:rFonts w:cs="B Titr"/>
+          <w:rFonts w:ascii="B Nazanin" w:hAnsi="B Nazanin" w:cs="B Nazanin"/>
           <w:rtl/>
           <w:lang w:bidi="fa-IR"/>
         </w:rPr>
       </w:pPr>
       <w:r>
         <w:rPr>
-          <w:rFonts w:cs="B Titr" w:hint="cs"/>
+          <w:rFonts w:ascii="B Nazanin" w:hAnsi="B Nazanin" w:cs="B Nazanin" w:hint="cs"/>
           <w:rtl/>
           <w:lang w:bidi="fa-IR"/>
         </w:rPr>
+        <w:lastRenderedPageBreak/>
         <w:t>محل امضاء</w:t>
       </w:r>
       <w:r>
         <w:rPr>
-          <w:rFonts w:cs="B Titr" w:hint="cs"/>
+          <w:rFonts w:ascii="B Nazanin" w:hAnsi="B Nazanin" w:cs="B Nazanin" w:hint="cs"/>
           <w:rtl/>
           <w:lang w:bidi="fa-IR"/>
         </w:rPr>
@@ -3708,7 +3764,7 @@
 </file>
 
 <file path=word/endnotes.xml><?xml version="1.0" encoding="utf-8"?>
-<w:endnotes xmlns:wpc="http://schemas.microsoft.com/office/word/2010/wordprocessingCanvas" xmlns:cx="http://schemas.microsoft.com/office/drawing/2014/chartex" xmlns:cx1="http://schemas.microsoft.com/office/drawing/2015/9/8/chartex" xmlns:cx2="http://schemas.microsoft.com/office/drawing/2015/10/21/chartex" xmlns:cx3="http://schemas.microsoft.com/office/drawing/2016/5/9/chartex" xmlns:cx4="http://schemas.microsoft.com/office/drawing/2016/5/10/chartex" xmlns:cx5="http://schemas.microsoft.com/office/drawing/2016/5/11/chartex" xmlns:cx6="http://schemas.microsoft.com/office/drawing/2016/5/12/chartex" xmlns:cx7="http://schemas.microsoft.com/office/drawing/2016/5/13/chartex" xmlns:cx8="http://schemas.microsoft.com/office/drawing/2016/5/14/chartex" xmlns:mc="http://schemas.openxmlformats.org/markup-compatibility/2006" xmlns:aink="http://schemas.microsoft.com/office/drawing/2016/ink" xmlns:am3d="http://schemas.microsoft.com/office/drawing/2017/model3d" xmlns:o="urn:schemas-microsoft-com:office:office" xmlns:r="http://schemas.openxmlformats.org/officeDocument/2006/relationships" xmlns:m="http://schemas.openxmlformats.org/officeDocument/2006/math" xmlns:v="urn:schemas-microsoft-com:vml" xmlns:wp14="http://schemas.microsoft.com/office/word/2010/wordprocessingDrawing" xmlns:wp="http://schemas.openxmlformats.org/drawingml/2006/wordprocessingDrawing" xmlns:w10="urn:schemas-microsoft-com:office:word" xmlns:w="http://schemas.openxmlformats.org/wordprocessingml/2006/main" xmlns:w14="http://schemas.microsoft.com/office/word/2010/wordml" xmlns:w15="http://schemas.microsoft.com/office/word/2012/wordml" xmlns:w16cid="http://schemas.microsoft.com/office/word/2016/wordml/cid" xmlns:w16se="http://schemas.microsoft.com/office/word/2015/wordml/symex" xmlns:wpg="http://schemas.microsoft.com/office/word/2010/wordprocessingGroup" xmlns:wpi="http://schemas.microsoft.com/office/word/2010/wordprocessingInk" xmlns:wne="http://schemas.microsoft.com/office/word/2006/wordml" xmlns:wps="http://schemas.microsoft.com/office/word/2010/wordprocessingShape" mc:Ignorable="w14 w15 w16se w16cid wp14">
+<w:endnotes xmlns:wpc="http://schemas.microsoft.com/office/word/2010/wordprocessingCanvas" xmlns:cx="http://schemas.microsoft.com/office/drawing/2014/chartex" xmlns:cx1="http://schemas.microsoft.com/office/drawing/2015/9/8/chartex" xmlns:cx2="http://schemas.microsoft.com/office/drawing/2015/10/21/chartex" xmlns:cx3="http://schemas.microsoft.com/office/drawing/2016/5/9/chartex" xmlns:cx4="http://schemas.microsoft.com/office/drawing/2016/5/10/chartex" xmlns:cx5="http://schemas.microsoft.com/office/drawing/2016/5/11/chartex" xmlns:cx6="http://schemas.microsoft.com/office/drawing/2016/5/12/chartex" xmlns:cx7="http://schemas.microsoft.com/office/drawing/2016/5/13/chartex" xmlns:cx8="http://schemas.microsoft.com/office/drawing/2016/5/14/chartex" xmlns:mc="http://schemas.openxmlformats.org/markup-compatibility/2006" xmlns:aink="http://schemas.microsoft.com/office/drawing/2016/ink" xmlns:am3d="http://schemas.microsoft.com/office/drawing/2017/model3d" xmlns:o="urn:schemas-microsoft-com:office:office" xmlns:oel="http://schemas.microsoft.com/office/2019/extlst" xmlns:r="http://schemas.openxmlformats.org/officeDocument/2006/relationships" xmlns:m="http://schemas.openxmlformats.org/officeDocument/2006/math" xmlns:v="urn:schemas-microsoft-com:vml" xmlns:wp14="http://schemas.microsoft.com/office/word/2010/wordprocessingDrawing" xmlns:wp="http://schemas.openxmlformats.org/drawingml/2006/wordprocessingDrawing" xmlns:w10="urn:schemas-microsoft-com:office:word" xmlns:w="http://schemas.openxmlformats.org/wordprocessingml/2006/main" xmlns:w14="http://schemas.microsoft.com/office/word/2010/wordml" xmlns:w15="http://schemas.microsoft.com/office/word/2012/wordml" xmlns:w16cex="http://schemas.microsoft.com/office/word/2018/wordml/cex" xmlns:w16cid="http://schemas.microsoft.com/office/word/2016/wordml/cid" xmlns:w16="http://schemas.microsoft.com/office/word/2018/wordml" xmlns:w16du="http://schemas.microsoft.com/office/word/2023/wordml/word16du" xmlns:w16sdtdh="http://schemas.microsoft.com/office/word/2020/wordml/sdtdatahash" xmlns:w16sdtfl="http://schemas.microsoft.com/office/word/2024/wordml/sdtformatlock" xmlns:w16se="http://schemas.microsoft.com/office/word/2015/wordml/symex" xmlns:wpg="http://schemas.microsoft.com/office/word/2010/wordprocessingGroup" xmlns:wpi="http://schemas.microsoft.com/office/word/2010/wordprocessingInk" xmlns:wne="http://schemas.microsoft.com/office/word/2006/wordml" xmlns:wps="http://schemas.microsoft.com/office/word/2010/wordprocessingShape" mc:Ignorable="w14 w15 w16se w16cid w16 w16cex w16sdtdh w16sdtfl w16du wp14">
   <w:endnote w:type="separator" w:id="-1">
     <w:p>
       <w:r>
@@ -3727,7 +3783,7 @@
 </file>
 
 <file path=word/footnotes.xml><?xml version="1.0" encoding="utf-8"?>
-<w:footnotes xmlns:wpc="http://schemas.microsoft.com/office/word/2010/wordprocessingCanvas" xmlns:cx="http://schemas.microsoft.com/office/drawing/2014/chartex" xmlns:cx1="http://schemas.microsoft.com/office/drawing/2015/9/8/chartex" xmlns:cx2="http://schemas.microsoft.com/office/drawing/2015/10/21/chartex" xmlns:cx3="http://schemas.microsoft.com/office/drawing/2016/5/9/chartex" xmlns:cx4="http://schemas.microsoft.com/office/drawing/2016/5/10/chartex" xmlns:cx5="http://schemas.microsoft.com/office/drawing/2016/5/11/chartex" xmlns:cx6="http://schemas.microsoft.com/office/drawing/2016/5/12/chartex" xmlns:cx7="http://schemas.microsoft.com/office/drawing/2016/5/13/chartex" xmlns:cx8="http://schemas.microsoft.com/office/drawing/2016/5/14/chartex" xmlns:mc="http://schemas.openxmlformats.org/markup-compatibility/2006" xmlns:aink="http://schemas.microsoft.com/office/drawing/2016/ink" xmlns:am3d="http://schemas.microsoft.com/office/drawing/2017/model3d" xmlns:o="urn:schemas-microsoft-com:office:office" xmlns:r="http://schemas.openxmlformats.org/officeDocument/2006/relationships" xmlns:m="http://schemas.openxmlformats.org/officeDocument/2006/math" xmlns:v="urn:schemas-microsoft-com:vml" xmlns:wp14="http://schemas.microsoft.com/office/word/2010/wordprocessingDrawing" xmlns:wp="http://schemas.openxmlformats.org/drawingml/2006/wordprocessingDrawing" xmlns:w10="urn:schemas-microsoft-com:office:word" xmlns:w="http://schemas.openxmlformats.org/wordprocessingml/2006/main" xmlns:w14="http://schemas.microsoft.com/office/word/2010/wordml" xmlns:w15="http://schemas.microsoft.com/office/word/2012/wordml" xmlns:w16cid="http://schemas.microsoft.com/office/word/2016/wordml/cid" xmlns:w16se="http://schemas.microsoft.com/office/word/2015/wordml/symex" xmlns:wpg="http://schemas.microsoft.com/office/word/2010/wordprocessingGroup" xmlns:wpi="http://schemas.microsoft.com/office/word/2010/wordprocessingInk" xmlns:wne="http://schemas.microsoft.com/office/word/2006/wordml" xmlns:wps="http://schemas.microsoft.com/office/word/2010/wordprocessingShape" mc:Ignorable="w14 w15 w16se w16cid wp14">
+<w:footnotes xmlns:wpc="http://schemas.microsoft.com/office/word/2010/wordprocessingCanvas" xmlns:cx="http://schemas.microsoft.com/office/drawing/2014/chartex" xmlns:cx1="http://schemas.microsoft.com/office/drawing/2015/9/8/chartex" xmlns:cx2="http://schemas.microsoft.com/office/drawing/2015/10/21/chartex" xmlns:cx3="http://schemas.microsoft.com/office/drawing/2016/5/9/chartex" xmlns:cx4="http://schemas.microsoft.com/office/drawing/2016/5/10/chartex" xmlns:cx5="http://schemas.microsoft.com/office/drawing/2016/5/11/chartex" xmlns:cx6="http://schemas.microsoft.com/office/drawing/2016/5/12/chartex" xmlns:cx7="http://schemas.microsoft.com/office/drawing/2016/5/13/chartex" xmlns:cx8="http://schemas.microsoft.com/office/drawing/2016/5/14/chartex" xmlns:mc="http://schemas.openxmlformats.org/markup-compatibility/2006" xmlns:aink="http://schemas.microsoft.com/office/drawing/2016/ink" xmlns:am3d="http://schemas.microsoft.com/office/drawing/2017/model3d" xmlns:o="urn:schemas-microsoft-com:office:office" xmlns:oel="http://schemas.microsoft.com/office/2019/extlst" xmlns:r="http://schemas.openxmlformats.org/officeDocument/2006/relationships" xmlns:m="http://schemas.openxmlformats.org/officeDocument/2006/math" xmlns:v="urn:schemas-microsoft-com:vml" xmlns:wp14="http://schemas.microsoft.com/office/word/2010/wordprocessingDrawing" xmlns:wp="http://schemas.openxmlformats.org/drawingml/2006/wordprocessingDrawing" xmlns:w10="urn:schemas-microsoft-com:office:word" xmlns:w="http://schemas.openxmlformats.org/wordprocessingml/2006/main" xmlns:w14="http://schemas.microsoft.com/office/word/2010/wordml" xmlns:w15="http://schemas.microsoft.com/office/word/2012/wordml" xmlns:w16cex="http://schemas.microsoft.com/office/word/2018/wordml/cex" xmlns:w16cid="http://schemas.microsoft.com/office/word/2016/wordml/cid" xmlns:w16="http://schemas.microsoft.com/office/word/2018/wordml" xmlns:w16du="http://schemas.microsoft.com/office/word/2023/wordml/word16du" xmlns:w16sdtdh="http://schemas.microsoft.com/office/word/2020/wordml/sdtdatahash" xmlns:w16sdtfl="http://schemas.microsoft.com/office/word/2024/wordml/sdtformatlock" xmlns:w16se="http://schemas.microsoft.com/office/word/2015/wordml/symex" xmlns:wpg="http://schemas.microsoft.com/office/word/2010/wordprocessingGroup" xmlns:wpi="http://schemas.microsoft.com/office/word/2010/wordprocessingInk" xmlns:wne="http://schemas.microsoft.com/office/word/2006/wordml" xmlns:wps="http://schemas.microsoft.com/office/word/2010/wordprocessingShape" mc:Ignorable="w14 w15 w16se w16cid w16 w16cex w16sdtdh w16sdtfl w16du wp14">
   <w:footnote w:type="separator" w:id="-1">
     <w:p>
       <w:r>
@@ -3746,7 +3802,7 @@
 </file>
 
 <file path=word/styles.xml><?xml version="1.0" encoding="utf-8"?>
-<w:styles xmlns:mc="http://schemas.openxmlformats.org/markup-compatibility/2006" xmlns:r="http://schemas.openxmlformats.org/officeDocument/2006/relationships" xmlns:w="http://schemas.openxmlformats.org/wordprocessingml/2006/main" xmlns:w14="http://schemas.microsoft.com/office/word/2010/wordml" xmlns:w15="http://schemas.microsoft.com/office/word/2012/wordml" xmlns:w16cid="http://schemas.microsoft.com/office/word/2016/wordml/cid" xmlns:w16se="http://schemas.microsoft.com/office/word/2015/wordml/symex" mc:Ignorable="w14 w15 w16se w16cid">
+<w:styles xmlns:mc="http://schemas.openxmlformats.org/markup-compatibility/2006" xmlns:r="http://schemas.openxmlformats.org/officeDocument/2006/relationships" xmlns:w="http://schemas.openxmlformats.org/wordprocessingml/2006/main" xmlns:w14="http://schemas.microsoft.com/office/word/2010/wordml" xmlns:w15="http://schemas.microsoft.com/office/word/2012/wordml" xmlns:w16cex="http://schemas.microsoft.com/office/word/2018/wordml/cex" xmlns:w16cid="http://schemas.microsoft.com/office/word/2016/wordml/cid" xmlns:w16="http://schemas.microsoft.com/office/word/2018/wordml" xmlns:w16du="http://schemas.microsoft.com/office/word/2023/wordml/word16du" xmlns:w16sdtdh="http://schemas.microsoft.com/office/word/2020/wordml/sdtdatahash" xmlns:w16sdtfl="http://schemas.microsoft.com/office/word/2024/wordml/sdtformatlock" xmlns:w16se="http://schemas.microsoft.com/office/word/2015/wordml/symex" mc:Ignorable="w14 w15 w16se w16cid w16 w16cex w16sdtdh w16sdtfl w16du">
   <w:docDefaults>
     <w:rPrDefault>
       <w:rPr>
@@ -3868,6 +3924,7 @@
     <w:lsdException w:name="HTML Sample" w:semiHidden="1" w:unhideWhenUsed="1"/>
     <w:lsdException w:name="HTML Typewriter" w:semiHidden="1" w:unhideWhenUsed="1"/>
     <w:lsdException w:name="HTML Variable" w:semiHidden="1" w:unhideWhenUsed="1"/>
+    <w:lsdException w:name="Normal Table" w:semiHidden="1" w:unhideWhenUsed="1"/>
     <w:lsdException w:name="annotation subject" w:semiHidden="1" w:unhideWhenUsed="1"/>
     <w:lsdException w:name="No List" w:semiHidden="1" w:unhideWhenUsed="1"/>
     <w:lsdException w:name="Outline List 1" w:semiHidden="1" w:unhideWhenUsed="1"/>
@@ -3910,8 +3967,11 @@
     <w:lsdException w:name="Table Contemporary" w:semiHidden="1" w:unhideWhenUsed="1"/>
     <w:lsdException w:name="Table Elegant" w:semiHidden="1" w:unhideWhenUsed="1"/>
     <w:lsdException w:name="Table Professional" w:semiHidden="1" w:unhideWhenUsed="1"/>
+    <w:lsdException w:name="Table Subtle 1" w:semiHidden="1" w:unhideWhenUsed="1"/>
     <w:lsdException w:name="Table Subtle 2" w:semiHidden="1" w:unhideWhenUsed="1"/>
     <w:lsdException w:name="Table Web 1" w:semiHidden="1" w:unhideWhenUsed="1"/>
+    <w:lsdException w:name="Table Web 2" w:semiHidden="1" w:unhideWhenUsed="1"/>
+    <w:lsdException w:name="Table Web 3" w:semiHidden="1" w:unhideWhenUsed="1"/>
     <w:lsdException w:name="Balloon Text" w:semiHidden="1" w:unhideWhenUsed="1"/>
     <w:lsdException w:name="Table Grid" w:uiPriority="59"/>
     <w:lsdException w:name="Table Theme" w:semiHidden="1" w:unhideWhenUsed="1"/>
@@ -4283,6 +4343,33 @@
       <w:lang w:bidi="ar-SA"/>
     </w:rPr>
   </w:style>
+  <w:style w:type="paragraph" w:styleId="HTMLPreformatted">
+    <w:name w:val="HTML Preformatted"/>
+    <w:basedOn w:val="Normal"/>
+    <w:link w:val="HTMLPreformattedChar"/>
+    <w:uiPriority w:val="99"/>
+    <w:semiHidden/>
+    <w:unhideWhenUsed/>
+    <w:rsid w:val="00E50602"/>
+    <w:rPr>
+      <w:rFonts w:ascii="Consolas" w:hAnsi="Consolas"/>
+    </w:rPr>
+  </w:style>
+  <w:style w:type="character" w:customStyle="1" w:styleId="HTMLPreformattedChar">
+    <w:name w:val="HTML Preformatted Char"/>
+    <w:basedOn w:val="DefaultParagraphFont"/>
+    <w:link w:val="HTMLPreformatted"/>
+    <w:uiPriority w:val="99"/>
+    <w:semiHidden/>
+    <w:rsid w:val="00E50602"/>
+    <w:rPr>
+      <w:rFonts w:ascii="Consolas" w:eastAsia="Times New Roman" w:hAnsi="Consolas" w:cs="Traditional Arabic"/>
+      <w:noProof/>
+      <w:sz w:val="20"/>
+      <w:szCs w:val="20"/>
+      <w:lang w:bidi="ar-SA"/>
+    </w:rPr>
+  </w:style>
 </w:styles>
 </file>
 
